--- a/md/_integrated_docx_out/第一章-绪论.docx
+++ b/md/_integrated_docx_out/第一章-绪论.docx
@@ -2,7 +2,7 @@
 <file path=word/document.xml><?xml version="1.0" encoding="utf-8"?>
 <w:document xmlns:w="http://schemas.openxmlformats.org/wordprocessingml/2006/main" xmlns:m="http://schemas.openxmlformats.org/officeDocument/2006/math" xmlns:r="http://schemas.openxmlformats.org/officeDocument/2006/relationships" xmlns:o="urn:schemas-microsoft-com:office:office" xmlns:v="urn:schemas-microsoft-com:vml" xmlns:w10="urn:schemas-microsoft-com:office:word" xmlns:a="http://schemas.openxmlformats.org/drawingml/2006/main" xmlns:pic="http://schemas.openxmlformats.org/drawingml/2006/picture" xmlns:wp="http://schemas.openxmlformats.org/drawingml/2006/wordprocessingDrawing">
   <w:body>
-    <w:bookmarkStart w:id="47" w:name="第一章-绪论"/>
+    <w:bookmarkStart w:id="42" w:name="第一章-绪论"/>
     <w:p>
       <w:pPr>
         <w:pStyle w:val="Heading1"/>
@@ -23,7 +23,7 @@
         <w:t xml:space="preserve">绪论</w:t>
       </w:r>
     </w:p>
-    <w:bookmarkStart w:id="14" w:name="研究背景及意义"/>
+    <w:bookmarkStart w:id="11" w:name="研究背景及意义"/>
     <w:p>
       <w:pPr>
         <w:pStyle w:val="Heading2"/>
@@ -38,7 +38,7 @@
         <w:t xml:space="preserve">研究背景及意义</w:t>
       </w:r>
     </w:p>
-    <w:bookmarkStart w:id="12" w:name="研究背景"/>
+    <w:bookmarkStart w:id="9" w:name="研究背景"/>
     <w:p>
       <w:pPr>
         <w:pStyle w:val="Heading3"/>
@@ -77,64 +77,6 @@
     </w:p>
     <w:p>
       <w:pPr>
-        <w:pStyle w:val="CaptionedFigure"/>
-      </w:pPr>
-      <w:r>
-        <w:drawing>
-          <wp:inline>
-            <wp:extent cx="5334000" cy="7120045"/>
-            <wp:effectExtent b="0" l="0" r="0" t="0"/>
-            <wp:docPr descr="图片" title="" id="10" name="Picture"/>
-            <a:graphic>
-              <a:graphicData uri="http://schemas.openxmlformats.org/drawingml/2006/picture">
-                <pic:pic>
-                  <pic:nvPicPr>
-                    <pic:cNvPr descr="/Users/max/src/duckdb/md/images/1.1_研究背景与技术发展趋势.png" id="11" name="Picture"/>
-                    <pic:cNvPicPr>
-                      <a:picLocks noChangeArrowheads="1" noChangeAspect="1"/>
-                    </pic:cNvPicPr>
-                  </pic:nvPicPr>
-                  <pic:blipFill>
-                    <a:blip r:embed="rId9"/>
-                    <a:stretch>
-                      <a:fillRect/>
-                    </a:stretch>
-                  </pic:blipFill>
-                  <pic:spPr bwMode="auto">
-                    <a:xfrm>
-                      <a:off x="0" y="0"/>
-                      <a:ext cx="5334000" cy="7120045"/>
-                    </a:xfrm>
-                    <a:prstGeom prst="rect">
-                      <a:avLst/>
-                    </a:prstGeom>
-                    <a:noFill/>
-                    <a:ln w="9525">
-                      <a:noFill/>
-                      <a:headEnd/>
-                      <a:tailEnd/>
-                    </a:ln>
-                  </pic:spPr>
-                </pic:pic>
-              </a:graphicData>
-            </a:graphic>
-          </wp:inline>
-        </w:drawing>
-      </w:r>
-    </w:p>
-    <w:p>
-      <w:pPr>
-        <w:pStyle w:val="ImageCaption"/>
-      </w:pPr>
-      <w:r>
-        <w:rPr>
-          <w:rFonts w:hint="eastAsia"/>
-        </w:rPr>
-        <w:t xml:space="preserve">图片</w:t>
-      </w:r>
-    </w:p>
-    <w:p>
-      <w:pPr>
         <w:pStyle w:val="BodyText"/>
       </w:pPr>
       <w:r>
@@ -161,8 +103,8 @@
         <w:t xml:space="preserve">研究背景与技术发展趋势</w:t>
       </w:r>
     </w:p>
-    <w:bookmarkEnd w:id="12"/>
-    <w:bookmarkStart w:id="13" w:name="研究意义"/>
+    <w:bookmarkEnd w:id="9"/>
+    <w:bookmarkStart w:id="10" w:name="研究意义"/>
     <w:p>
       <w:pPr>
         <w:pStyle w:val="Heading3"/>
@@ -455,51 +397,457 @@
         <w:t xml:space="preserve">：支持多种持久化策略和淘汰算法，具有良好的可扩展性</w:t>
       </w:r>
     </w:p>
+    <w:bookmarkEnd w:id="10"/>
+    <w:bookmarkEnd w:id="11"/>
+    <w:bookmarkStart w:id="30" w:name="国内外研究现状"/>
+    <w:p>
+      <w:pPr>
+        <w:pStyle w:val="Heading2"/>
+      </w:pPr>
+      <w:r>
+        <w:t xml:space="preserve">1.2 </w:t>
+      </w:r>
+      <w:r>
+        <w:rPr>
+          <w:rFonts w:hint="eastAsia"/>
+        </w:rPr>
+        <w:t xml:space="preserve">国内外研究现状</w:t>
+      </w:r>
+    </w:p>
+    <w:bookmarkStart w:id="14" w:name="数据库查询缓存技术研究现状"/>
+    <w:p>
+      <w:pPr>
+        <w:pStyle w:val="Heading3"/>
+      </w:pPr>
+      <w:r>
+        <w:t xml:space="preserve">1.2.1 </w:t>
+      </w:r>
+      <w:r>
+        <w:rPr>
+          <w:rFonts w:hint="eastAsia"/>
+        </w:rPr>
+        <w:t xml:space="preserve">数据库查询缓存技术研究现状</w:t>
+      </w:r>
+    </w:p>
+    <w:bookmarkStart w:id="12" w:name="传统查询缓存技术"/>
+    <w:p>
+      <w:pPr>
+        <w:pStyle w:val="Heading4"/>
+      </w:pPr>
+      <w:r>
+        <w:t xml:space="preserve">1.2.1.1 </w:t>
+      </w:r>
+      <w:r>
+        <w:rPr>
+          <w:rFonts w:hint="eastAsia"/>
+        </w:rPr>
+        <w:t xml:space="preserve">传统查询缓存技术</w:t>
+      </w:r>
+    </w:p>
+    <w:p>
+      <w:pPr>
+        <w:pStyle w:val="FirstParagraph"/>
+      </w:pPr>
+      <w:r>
+        <w:rPr>
+          <w:rFonts w:hint="eastAsia"/>
+        </w:rPr>
+        <w:t xml:space="preserve">传统的数据库查询缓存技术主要分为以下几类：</w:t>
+      </w:r>
+    </w:p>
+    <w:p>
+      <w:pPr>
+        <w:pStyle w:val="BodyText"/>
+      </w:pPr>
+      <w:r>
+        <w:rPr>
+          <w:b/>
+          <w:bCs/>
+        </w:rPr>
+        <w:t xml:space="preserve">1. </w:t>
+      </w:r>
+      <w:r>
+        <w:rPr>
+          <w:rFonts w:hint="eastAsia"/>
+          <w:b/>
+          <w:bCs/>
+        </w:rPr>
+        <w:t xml:space="preserve">查询计划缓存</w:t>
+      </w:r>
+    </w:p>
+    <w:p>
+      <w:pPr>
+        <w:pStyle w:val="BodyText"/>
+      </w:pPr>
+      <w:r>
+        <w:rPr>
+          <w:rFonts w:hint="eastAsia"/>
+        </w:rPr>
+        <w:t xml:space="preserve">查询计划缓存是最早期的缓存技术之一。Selinger等人在System</w:t>
+      </w:r>
+      <w:r>
+        <w:t xml:space="preserve"> </w:t>
+      </w:r>
+      <w:r>
+        <w:rPr>
+          <w:rFonts w:hint="eastAsia"/>
+        </w:rPr>
+        <w:t xml:space="preserve">R中首次提出了查询计划缓存的概念[3]。该技术通过缓存查询的执行计划来避免重复的查询优化过程。</w:t>
+      </w:r>
+    </w:p>
+    <w:p>
+      <w:pPr>
+        <w:pStyle w:val="Compact"/>
+        <w:numPr>
+          <w:ilvl w:val="0"/>
+          <w:numId w:val="1004"/>
+        </w:numPr>
+      </w:pPr>
+      <w:r>
+        <w:rPr>
+          <w:rFonts w:hint="eastAsia"/>
+          <w:b/>
+          <w:bCs/>
+        </w:rPr>
+        <w:t xml:space="preserve">优势</w:t>
+      </w:r>
+      <w:r>
+        <w:rPr>
+          <w:rFonts w:hint="eastAsia"/>
+        </w:rPr>
+        <w:t xml:space="preserve">：减少查询优化开销，提升查询编译效率</w:t>
+      </w:r>
+    </w:p>
+    <w:p>
+      <w:pPr>
+        <w:pStyle w:val="Compact"/>
+        <w:numPr>
+          <w:ilvl w:val="0"/>
+          <w:numId w:val="1004"/>
+        </w:numPr>
+      </w:pPr>
+      <w:r>
+        <w:rPr>
+          <w:rFonts w:hint="eastAsia"/>
+          <w:b/>
+          <w:bCs/>
+        </w:rPr>
+        <w:t xml:space="preserve">局限性</w:t>
+      </w:r>
+      <w:r>
+        <w:rPr>
+          <w:rFonts w:hint="eastAsia"/>
+        </w:rPr>
+        <w:t xml:space="preserve">：仍需执行物理查询操作，无法避免数据访问开销</w:t>
+      </w:r>
+    </w:p>
+    <w:p>
+      <w:pPr>
+        <w:pStyle w:val="FirstParagraph"/>
+      </w:pPr>
+      <w:r>
+        <w:rPr>
+          <w:b/>
+          <w:bCs/>
+        </w:rPr>
+        <w:t xml:space="preserve">2. </w:t>
+      </w:r>
+      <w:r>
+        <w:rPr>
+          <w:rFonts w:hint="eastAsia"/>
+          <w:b/>
+          <w:bCs/>
+        </w:rPr>
+        <w:t xml:space="preserve">结果集缓存</w:t>
+      </w:r>
+    </w:p>
+    <w:p>
+      <w:pPr>
+        <w:pStyle w:val="BodyText"/>
+      </w:pPr>
+      <w:r>
+        <w:rPr>
+          <w:rFonts w:hint="eastAsia"/>
+        </w:rPr>
+        <w:t xml:space="preserve">结果集缓存直接缓存查询的最终结果。Oracle、MySQL、PostgreSQL等主流数据库系统都实现了不同形式的结果集缓存[4]。</w:t>
+      </w:r>
+    </w:p>
+    <w:p>
+      <w:pPr>
+        <w:pStyle w:val="Compact"/>
+        <w:numPr>
+          <w:ilvl w:val="0"/>
+          <w:numId w:val="1005"/>
+        </w:numPr>
+      </w:pPr>
+      <w:r>
+        <w:rPr>
+          <w:rFonts w:hint="eastAsia"/>
+          <w:b/>
+          <w:bCs/>
+        </w:rPr>
+        <w:t xml:space="preserve">优势</w:t>
+      </w:r>
+      <w:r>
+        <w:rPr>
+          <w:rFonts w:hint="eastAsia"/>
+        </w:rPr>
+        <w:t xml:space="preserve">：完全避免查询执行开销，响应速度最快</w:t>
+      </w:r>
+    </w:p>
+    <w:p>
+      <w:pPr>
+        <w:pStyle w:val="Compact"/>
+        <w:numPr>
+          <w:ilvl w:val="0"/>
+          <w:numId w:val="1005"/>
+        </w:numPr>
+      </w:pPr>
+      <w:r>
+        <w:rPr>
+          <w:rFonts w:hint="eastAsia"/>
+          <w:b/>
+          <w:bCs/>
+        </w:rPr>
+        <w:t xml:space="preserve">局限性</w:t>
+      </w:r>
+      <w:r>
+        <w:rPr>
+          <w:rFonts w:hint="eastAsia"/>
+        </w:rPr>
+        <w:t xml:space="preserve">：缓存失效策略复杂，内存消耗大</w:t>
+      </w:r>
+    </w:p>
+    <w:p>
+      <w:pPr>
+        <w:pStyle w:val="FirstParagraph"/>
+      </w:pPr>
+      <w:r>
+        <w:rPr>
+          <w:b/>
+          <w:bCs/>
+        </w:rPr>
+        <w:t xml:space="preserve">3. </w:t>
+      </w:r>
+      <w:r>
+        <w:rPr>
+          <w:rFonts w:hint="eastAsia"/>
+          <w:b/>
+          <w:bCs/>
+        </w:rPr>
+        <w:t xml:space="preserve">物化视图技术</w:t>
+      </w:r>
+    </w:p>
+    <w:p>
+      <w:pPr>
+        <w:pStyle w:val="BodyText"/>
+      </w:pPr>
+      <w:r>
+        <w:rPr>
+          <w:rFonts w:hint="eastAsia"/>
+        </w:rPr>
+        <w:t xml:space="preserve">物化视图是一种预计算的查询结果存储技术。Gupta和Mumick在其专著中系统阐述了物化视图的理论基础[5]。</w:t>
+      </w:r>
+    </w:p>
+    <w:p>
+      <w:pPr>
+        <w:pStyle w:val="Compact"/>
+        <w:numPr>
+          <w:ilvl w:val="0"/>
+          <w:numId w:val="1006"/>
+        </w:numPr>
+      </w:pPr>
+      <w:r>
+        <w:rPr>
+          <w:rFonts w:hint="eastAsia"/>
+          <w:b/>
+          <w:bCs/>
+        </w:rPr>
+        <w:t xml:space="preserve">优势</w:t>
+      </w:r>
+      <w:r>
+        <w:rPr>
+          <w:rFonts w:hint="eastAsia"/>
+        </w:rPr>
+        <w:t xml:space="preserve">：支持复杂查询的预计算，查询性能优异</w:t>
+      </w:r>
+    </w:p>
+    <w:p>
+      <w:pPr>
+        <w:pStyle w:val="Compact"/>
+        <w:numPr>
+          <w:ilvl w:val="0"/>
+          <w:numId w:val="1006"/>
+        </w:numPr>
+      </w:pPr>
+      <w:r>
+        <w:rPr>
+          <w:rFonts w:hint="eastAsia"/>
+          <w:b/>
+          <w:bCs/>
+        </w:rPr>
+        <w:t xml:space="preserve">局限性</w:t>
+      </w:r>
+      <w:r>
+        <w:rPr>
+          <w:rFonts w:hint="eastAsia"/>
+        </w:rPr>
+        <w:t xml:space="preserve">：维护成本高，存储开销大，更新延迟问题</w:t>
+      </w:r>
+    </w:p>
+    <w:bookmarkEnd w:id="12"/>
+    <w:bookmarkStart w:id="13" w:name="现代查询缓存技术发展"/>
+    <w:p>
+      <w:pPr>
+        <w:pStyle w:val="Heading4"/>
+      </w:pPr>
+      <w:r>
+        <w:t xml:space="preserve">1.2.1.2 </w:t>
+      </w:r>
+      <w:r>
+        <w:rPr>
+          <w:rFonts w:hint="eastAsia"/>
+        </w:rPr>
+        <w:t xml:space="preserve">现代查询缓存技术发展</w:t>
+      </w:r>
+    </w:p>
+    <w:p>
+      <w:pPr>
+        <w:pStyle w:val="FirstParagraph"/>
+      </w:pPr>
+      <w:r>
+        <w:rPr>
+          <w:rFonts w:hint="eastAsia"/>
+        </w:rPr>
+        <w:t xml:space="preserve">随着硬件技术的发展和应用需求的变化，现代查询缓存技术呈现出以下发展趋势：</w:t>
+      </w:r>
+    </w:p>
+    <w:p>
+      <w:pPr>
+        <w:pStyle w:val="BodyText"/>
+      </w:pPr>
+      <w:r>
+        <w:rPr>
+          <w:b/>
+          <w:bCs/>
+        </w:rPr>
+        <w:t xml:space="preserve">1. </w:t>
+      </w:r>
+      <w:r>
+        <w:rPr>
+          <w:rFonts w:hint="eastAsia"/>
+          <w:b/>
+          <w:bCs/>
+        </w:rPr>
+        <w:t xml:space="preserve">内存数据库缓存技术</w:t>
+      </w:r>
+    </w:p>
+    <w:p>
+      <w:pPr>
+        <w:pStyle w:val="BodyText"/>
+      </w:pPr>
+      <w:r>
+        <w:t xml:space="preserve">SAP </w:t>
+      </w:r>
+      <w:r>
+        <w:rPr>
+          <w:rFonts w:hint="eastAsia"/>
+        </w:rPr>
+        <w:t xml:space="preserve">HANA、MemSQL等内存数据库系统大量采用内存缓存技术[6]。这些系统通过将数据完全加载到内存中，实现了极高的查询性能。</w:t>
+      </w:r>
+    </w:p>
+    <w:p>
+      <w:pPr>
+        <w:pStyle w:val="BodyText"/>
+      </w:pPr>
+      <w:r>
+        <w:rPr>
+          <w:b/>
+          <w:bCs/>
+        </w:rPr>
+        <w:t xml:space="preserve">2. </w:t>
+      </w:r>
+      <w:r>
+        <w:rPr>
+          <w:rFonts w:hint="eastAsia"/>
+          <w:b/>
+          <w:bCs/>
+        </w:rPr>
+        <w:t xml:space="preserve">分布式缓存技术</w:t>
+      </w:r>
+    </w:p>
+    <w:p>
+      <w:pPr>
+        <w:pStyle w:val="BodyText"/>
+      </w:pPr>
+      <w:r>
+        <w:rPr>
+          <w:rFonts w:hint="eastAsia"/>
+        </w:rPr>
+        <w:t xml:space="preserve">Redis、Memcached等分布式缓存系统被广泛应用于数据库查询缓存[7]。这些系统通过分布式架构实现了高可用性和可扩展性。</w:t>
+      </w:r>
+    </w:p>
+    <w:p>
+      <w:pPr>
+        <w:pStyle w:val="BodyText"/>
+      </w:pPr>
+      <w:r>
+        <w:rPr>
+          <w:b/>
+          <w:bCs/>
+        </w:rPr>
+        <w:t xml:space="preserve">3. </w:t>
+      </w:r>
+      <w:r>
+        <w:rPr>
+          <w:rFonts w:hint="eastAsia"/>
+          <w:b/>
+          <w:bCs/>
+        </w:rPr>
+        <w:t xml:space="preserve">智能缓存技术</w:t>
+      </w:r>
+    </w:p>
+    <w:p>
+      <w:pPr>
+        <w:pStyle w:val="BodyText"/>
+      </w:pPr>
+      <w:r>
+        <w:rPr>
+          <w:rFonts w:hint="eastAsia"/>
+        </w:rPr>
+        <w:t xml:space="preserve">近年来，机器学习技术开始被应用于缓存管理。Kraska等人提出了基于机器学习的数据库系统架构[8]，为智能缓存技术的发展奠定了基础。</w:t>
+      </w:r>
+    </w:p>
     <w:bookmarkEnd w:id="13"/>
     <w:bookmarkEnd w:id="14"/>
-    <w:bookmarkStart w:id="33" w:name="国内外研究现状"/>
-    <w:p>
-      <w:pPr>
-        <w:pStyle w:val="Heading2"/>
-      </w:pPr>
-      <w:r>
-        <w:t xml:space="preserve">1.2 </w:t>
-      </w:r>
-      <w:r>
-        <w:rPr>
-          <w:rFonts w:hint="eastAsia"/>
-        </w:rPr>
-        <w:t xml:space="preserve">国内外研究现状</w:t>
-      </w:r>
-    </w:p>
-    <w:bookmarkStart w:id="17" w:name="数据库查询缓存技术研究现状"/>
+    <w:bookmarkStart w:id="18" w:name="布隆过滤器技术研究现状"/>
     <w:p>
       <w:pPr>
         <w:pStyle w:val="Heading3"/>
       </w:pPr>
       <w:r>
-        <w:t xml:space="preserve">1.2.1 </w:t>
-      </w:r>
-      <w:r>
-        <w:rPr>
-          <w:rFonts w:hint="eastAsia"/>
-        </w:rPr>
-        <w:t xml:space="preserve">数据库查询缓存技术研究现状</w:t>
-      </w:r>
-    </w:p>
-    <w:bookmarkStart w:id="15" w:name="传统查询缓存技术"/>
+        <w:t xml:space="preserve">1.2.2 </w:t>
+      </w:r>
+      <w:r>
+        <w:rPr>
+          <w:rFonts w:hint="eastAsia"/>
+        </w:rPr>
+        <w:t xml:space="preserve">布隆过滤器技术研究现状</w:t>
+      </w:r>
+    </w:p>
+    <w:bookmarkStart w:id="15" w:name="布隆过滤器基础理论"/>
     <w:p>
       <w:pPr>
         <w:pStyle w:val="Heading4"/>
       </w:pPr>
       <w:r>
-        <w:t xml:space="preserve">1.2.1.1 </w:t>
-      </w:r>
-      <w:r>
-        <w:rPr>
-          <w:rFonts w:hint="eastAsia"/>
-        </w:rPr>
-        <w:t xml:space="preserve">传统查询缓存技术</w:t>
+        <w:t xml:space="preserve">1.2.2.1 </w:t>
+      </w:r>
+      <w:r>
+        <w:rPr>
+          <w:rFonts w:hint="eastAsia"/>
+        </w:rPr>
+        <w:t xml:space="preserve">布隆过滤器基础理论</w:t>
       </w:r>
     </w:p>
     <w:p>
@@ -510,7 +858,16 @@
         <w:rPr>
           <w:rFonts w:hint="eastAsia"/>
         </w:rPr>
-        <w:t xml:space="preserve">传统的数据库查询缓存技术主要分为以下几类：</w:t>
+        <w:t xml:space="preserve">布隆过滤器由Burton</w:t>
+      </w:r>
+      <w:r>
+        <w:t xml:space="preserve"> Howard </w:t>
+      </w:r>
+      <w:r>
+        <w:rPr>
+          <w:rFonts w:hint="eastAsia"/>
+        </w:rPr>
+        <w:t xml:space="preserve">Bloom在1970年提出[9]，是一种空间效率极高的概率性数据结构，用于测试一个元素是否在一个集合中。</w:t>
       </w:r>
     </w:p>
     <w:p>
@@ -519,6 +876,127 @@
       </w:pPr>
       <w:r>
         <w:rPr>
+          <w:rFonts w:hint="eastAsia"/>
+          <w:b/>
+          <w:bCs/>
+        </w:rPr>
+        <w:t xml:space="preserve">核心特性：</w:t>
+      </w:r>
+      <w:r>
+        <w:t xml:space="preserve"> </w:t>
+      </w:r>
+      <w:r>
+        <w:t xml:space="preserve">-</w:t>
+      </w:r>
+      <w:r>
+        <w:t xml:space="preserve"> </w:t>
+      </w:r>
+      <w:r>
+        <w:rPr>
+          <w:rFonts w:hint="eastAsia"/>
+          <w:b/>
+          <w:bCs/>
+        </w:rPr>
+        <w:t xml:space="preserve">空间效率高</w:t>
+      </w:r>
+      <w:r>
+        <w:rPr>
+          <w:rFonts w:hint="eastAsia"/>
+        </w:rPr>
+        <w:t xml:space="preserve">：使用位数组存储，空间复杂度为O(m)</w:t>
+      </w:r>
+      <w:r>
+        <w:t xml:space="preserve"> </w:t>
+      </w:r>
+      <w:r>
+        <w:t xml:space="preserve">-</w:t>
+      </w:r>
+      <w:r>
+        <w:t xml:space="preserve"> </w:t>
+      </w:r>
+      <w:r>
+        <w:rPr>
+          <w:rFonts w:hint="eastAsia"/>
+          <w:b/>
+          <w:bCs/>
+        </w:rPr>
+        <w:t xml:space="preserve">查询速度快</w:t>
+      </w:r>
+      <w:r>
+        <w:rPr>
+          <w:rFonts w:hint="eastAsia"/>
+        </w:rPr>
+        <w:t xml:space="preserve">：时间复杂度为O(k)，其中k为哈希函数数量</w:t>
+      </w:r>
+      <w:r>
+        <w:t xml:space="preserve"> </w:t>
+      </w:r>
+      <w:r>
+        <w:t xml:space="preserve">-</w:t>
+      </w:r>
+      <w:r>
+        <w:t xml:space="preserve"> </w:t>
+      </w:r>
+      <w:r>
+        <w:rPr>
+          <w:rFonts w:hint="eastAsia"/>
+          <w:b/>
+          <w:bCs/>
+        </w:rPr>
+        <w:t xml:space="preserve">无假阴性</w:t>
+      </w:r>
+      <w:r>
+        <w:rPr>
+          <w:rFonts w:hint="eastAsia"/>
+        </w:rPr>
+        <w:t xml:space="preserve">：如果元素不在集合中，布隆过滤器一定返回false</w:t>
+      </w:r>
+      <w:r>
+        <w:t xml:space="preserve"> </w:t>
+      </w:r>
+      <w:r>
+        <w:t xml:space="preserve">-</w:t>
+      </w:r>
+      <w:r>
+        <w:t xml:space="preserve"> </w:t>
+      </w:r>
+      <w:r>
+        <w:rPr>
+          <w:rFonts w:hint="eastAsia"/>
+          <w:b/>
+          <w:bCs/>
+        </w:rPr>
+        <w:t xml:space="preserve">存在假阳性</w:t>
+      </w:r>
+      <w:r>
+        <w:rPr>
+          <w:rFonts w:hint="eastAsia"/>
+        </w:rPr>
+        <w:t xml:space="preserve">：如果元素在集合中，布隆过滤器可能返回false</w:t>
+      </w:r>
+    </w:p>
+    <w:bookmarkEnd w:id="15"/>
+    <w:bookmarkStart w:id="16" w:name="布隆过滤器优化技术"/>
+    <w:p>
+      <w:pPr>
+        <w:pStyle w:val="Heading4"/>
+      </w:pPr>
+      <w:r>
+        <w:t xml:space="preserve">1.2.2.2 </w:t>
+      </w:r>
+      <w:r>
+        <w:rPr>
+          <w:rFonts w:hint="eastAsia"/>
+        </w:rPr>
+        <w:t xml:space="preserve">布隆过滤器优化技术</w:t>
+      </w:r>
+    </w:p>
+    <w:p>
+      <w:pPr>
+        <w:pStyle w:val="FirstParagraph"/>
+      </w:pPr>
+      <w:r>
+        <w:rPr>
           <w:b/>
           <w:bCs/>
         </w:rPr>
@@ -530,7 +1008,7 @@
           <w:b/>
           <w:bCs/>
         </w:rPr>
-        <w:t xml:space="preserve">查询计划缓存</w:t>
+        <w:t xml:space="preserve">参数优化技术</w:t>
       </w:r>
     </w:p>
     <w:p>
@@ -541,543 +1019,7 @@
         <w:rPr>
           <w:rFonts w:hint="eastAsia"/>
         </w:rPr>
-        <w:t xml:space="preserve">查询计划缓存是最早期的缓存技术之一。Selinger等人在System</w:t>
-      </w:r>
-      <w:r>
-        <w:t xml:space="preserve"> </w:t>
-      </w:r>
-      <w:r>
-        <w:rPr>
-          <w:rFonts w:hint="eastAsia"/>
-        </w:rPr>
-        <w:t xml:space="preserve">R中首次提出了查询计划缓存的概念[^3]。该技术通过缓存查询的执行计划来避免重复的查询优化过程。</w:t>
-      </w:r>
-    </w:p>
-    <w:p>
-      <w:pPr>
-        <w:pStyle w:val="Compact"/>
-        <w:numPr>
-          <w:ilvl w:val="0"/>
-          <w:numId w:val="1004"/>
-        </w:numPr>
-      </w:pPr>
-      <w:r>
-        <w:rPr>
-          <w:rFonts w:hint="eastAsia"/>
-          <w:b/>
-          <w:bCs/>
-        </w:rPr>
-        <w:t xml:space="preserve">优势</w:t>
-      </w:r>
-      <w:r>
-        <w:rPr>
-          <w:rFonts w:hint="eastAsia"/>
-        </w:rPr>
-        <w:t xml:space="preserve">：减少查询优化开销，提升查询编译效率</w:t>
-      </w:r>
-    </w:p>
-    <w:p>
-      <w:pPr>
-        <w:pStyle w:val="Compact"/>
-        <w:numPr>
-          <w:ilvl w:val="0"/>
-          <w:numId w:val="1004"/>
-        </w:numPr>
-      </w:pPr>
-      <w:r>
-        <w:rPr>
-          <w:rFonts w:hint="eastAsia"/>
-          <w:b/>
-          <w:bCs/>
-        </w:rPr>
-        <w:t xml:space="preserve">局限性</w:t>
-      </w:r>
-      <w:r>
-        <w:rPr>
-          <w:rFonts w:hint="eastAsia"/>
-        </w:rPr>
-        <w:t xml:space="preserve">：仍需执行物理查询操作，无法避免数据访问开销</w:t>
-      </w:r>
-    </w:p>
-    <w:p>
-      <w:pPr>
-        <w:pStyle w:val="FirstParagraph"/>
-      </w:pPr>
-      <w:r>
-        <w:rPr>
-          <w:b/>
-          <w:bCs/>
-        </w:rPr>
-        <w:t xml:space="preserve">2. </w:t>
-      </w:r>
-      <w:r>
-        <w:rPr>
-          <w:rFonts w:hint="eastAsia"/>
-          <w:b/>
-          <w:bCs/>
-        </w:rPr>
-        <w:t xml:space="preserve">结果集缓存</w:t>
-      </w:r>
-    </w:p>
-    <w:p>
-      <w:pPr>
-        <w:pStyle w:val="BodyText"/>
-      </w:pPr>
-      <w:r>
-        <w:rPr>
-          <w:rFonts w:hint="eastAsia"/>
-        </w:rPr>
-        <w:t xml:space="preserve">结果集缓存直接缓存查询的最终结果。Oracle、MySQL、PostgreSQL等主流数据库系统都实现了不同形式的结果集缓存[^4]。</w:t>
-      </w:r>
-    </w:p>
-    <w:p>
-      <w:pPr>
-        <w:pStyle w:val="Compact"/>
-        <w:numPr>
-          <w:ilvl w:val="0"/>
-          <w:numId w:val="1005"/>
-        </w:numPr>
-      </w:pPr>
-      <w:r>
-        <w:rPr>
-          <w:rFonts w:hint="eastAsia"/>
-          <w:b/>
-          <w:bCs/>
-        </w:rPr>
-        <w:t xml:space="preserve">优势</w:t>
-      </w:r>
-      <w:r>
-        <w:rPr>
-          <w:rFonts w:hint="eastAsia"/>
-        </w:rPr>
-        <w:t xml:space="preserve">：完全避免查询执行开销，响应速度最快</w:t>
-      </w:r>
-    </w:p>
-    <w:p>
-      <w:pPr>
-        <w:pStyle w:val="Compact"/>
-        <w:numPr>
-          <w:ilvl w:val="0"/>
-          <w:numId w:val="1005"/>
-        </w:numPr>
-      </w:pPr>
-      <w:r>
-        <w:rPr>
-          <w:rFonts w:hint="eastAsia"/>
-          <w:b/>
-          <w:bCs/>
-        </w:rPr>
-        <w:t xml:space="preserve">局限性</w:t>
-      </w:r>
-      <w:r>
-        <w:rPr>
-          <w:rFonts w:hint="eastAsia"/>
-        </w:rPr>
-        <w:t xml:space="preserve">：缓存失效策略复杂，内存消耗大</w:t>
-      </w:r>
-    </w:p>
-    <w:p>
-      <w:pPr>
-        <w:pStyle w:val="FirstParagraph"/>
-      </w:pPr>
-      <w:r>
-        <w:rPr>
-          <w:b/>
-          <w:bCs/>
-        </w:rPr>
-        <w:t xml:space="preserve">3. </w:t>
-      </w:r>
-      <w:r>
-        <w:rPr>
-          <w:rFonts w:hint="eastAsia"/>
-          <w:b/>
-          <w:bCs/>
-        </w:rPr>
-        <w:t xml:space="preserve">物化视图技术</w:t>
-      </w:r>
-    </w:p>
-    <w:p>
-      <w:pPr>
-        <w:pStyle w:val="BodyText"/>
-      </w:pPr>
-      <w:r>
-        <w:rPr>
-          <w:rFonts w:hint="eastAsia"/>
-        </w:rPr>
-        <w:t xml:space="preserve">物化视图是一种预计算的查询结果存储技术。Gupta和Mumick在其专著中系统阐述了物化视图的理论基础[^5]。</w:t>
-      </w:r>
-    </w:p>
-    <w:p>
-      <w:pPr>
-        <w:pStyle w:val="Compact"/>
-        <w:numPr>
-          <w:ilvl w:val="0"/>
-          <w:numId w:val="1006"/>
-        </w:numPr>
-      </w:pPr>
-      <w:r>
-        <w:rPr>
-          <w:rFonts w:hint="eastAsia"/>
-          <w:b/>
-          <w:bCs/>
-        </w:rPr>
-        <w:t xml:space="preserve">优势</w:t>
-      </w:r>
-      <w:r>
-        <w:rPr>
-          <w:rFonts w:hint="eastAsia"/>
-        </w:rPr>
-        <w:t xml:space="preserve">：支持复杂查询的预计算，查询性能优异</w:t>
-      </w:r>
-    </w:p>
-    <w:p>
-      <w:pPr>
-        <w:pStyle w:val="Compact"/>
-        <w:numPr>
-          <w:ilvl w:val="0"/>
-          <w:numId w:val="1006"/>
-        </w:numPr>
-      </w:pPr>
-      <w:r>
-        <w:rPr>
-          <w:rFonts w:hint="eastAsia"/>
-          <w:b/>
-          <w:bCs/>
-        </w:rPr>
-        <w:t xml:space="preserve">局限性</w:t>
-      </w:r>
-      <w:r>
-        <w:rPr>
-          <w:rFonts w:hint="eastAsia"/>
-        </w:rPr>
-        <w:t xml:space="preserve">：维护成本高，存储开销大，更新延迟问题</w:t>
-      </w:r>
-    </w:p>
-    <w:bookmarkEnd w:id="15"/>
-    <w:bookmarkStart w:id="16" w:name="现代查询缓存技术发展"/>
-    <w:p>
-      <w:pPr>
-        <w:pStyle w:val="Heading4"/>
-      </w:pPr>
-      <w:r>
-        <w:t xml:space="preserve">1.2.1.2 </w:t>
-      </w:r>
-      <w:r>
-        <w:rPr>
-          <w:rFonts w:hint="eastAsia"/>
-        </w:rPr>
-        <w:t xml:space="preserve">现代查询缓存技术发展</w:t>
-      </w:r>
-    </w:p>
-    <w:p>
-      <w:pPr>
-        <w:pStyle w:val="FirstParagraph"/>
-      </w:pPr>
-      <w:r>
-        <w:rPr>
-          <w:rFonts w:hint="eastAsia"/>
-        </w:rPr>
-        <w:t xml:space="preserve">随着硬件技术的发展和应用需求的变化，现代查询缓存技术呈现出以下发展趋势：</w:t>
-      </w:r>
-    </w:p>
-    <w:p>
-      <w:pPr>
-        <w:pStyle w:val="BodyText"/>
-      </w:pPr>
-      <w:r>
-        <w:rPr>
-          <w:b/>
-          <w:bCs/>
-        </w:rPr>
-        <w:t xml:space="preserve">1. </w:t>
-      </w:r>
-      <w:r>
-        <w:rPr>
-          <w:rFonts w:hint="eastAsia"/>
-          <w:b/>
-          <w:bCs/>
-        </w:rPr>
-        <w:t xml:space="preserve">内存数据库缓存技术</w:t>
-      </w:r>
-    </w:p>
-    <w:p>
-      <w:pPr>
-        <w:pStyle w:val="BodyText"/>
-      </w:pPr>
-      <w:r>
-        <w:t xml:space="preserve">SAP </w:t>
-      </w:r>
-      <w:r>
-        <w:rPr>
-          <w:rFonts w:hint="eastAsia"/>
-        </w:rPr>
-        <w:t xml:space="preserve">HANA、MemSQL等内存数据库系统大量采用内存缓存技术[^6]。这些系统通过将数据完全加载到内存中，实现了极高的查询性能。</w:t>
-      </w:r>
-    </w:p>
-    <w:p>
-      <w:pPr>
-        <w:pStyle w:val="BodyText"/>
-      </w:pPr>
-      <w:r>
-        <w:rPr>
-          <w:b/>
-          <w:bCs/>
-        </w:rPr>
-        <w:t xml:space="preserve">2. </w:t>
-      </w:r>
-      <w:r>
-        <w:rPr>
-          <w:rFonts w:hint="eastAsia"/>
-          <w:b/>
-          <w:bCs/>
-        </w:rPr>
-        <w:t xml:space="preserve">分布式缓存技术</w:t>
-      </w:r>
-    </w:p>
-    <w:p>
-      <w:pPr>
-        <w:pStyle w:val="BodyText"/>
-      </w:pPr>
-      <w:r>
-        <w:rPr>
-          <w:rFonts w:hint="eastAsia"/>
-        </w:rPr>
-        <w:t xml:space="preserve">Redis、Memcached等分布式缓存系统被广泛应用于数据库查询缓存[^7]。这些系统通过分布式架构实现了高可用性和可扩展性。</w:t>
-      </w:r>
-    </w:p>
-    <w:p>
-      <w:pPr>
-        <w:pStyle w:val="BodyText"/>
-      </w:pPr>
-      <w:r>
-        <w:rPr>
-          <w:b/>
-          <w:bCs/>
-        </w:rPr>
-        <w:t xml:space="preserve">3. </w:t>
-      </w:r>
-      <w:r>
-        <w:rPr>
-          <w:rFonts w:hint="eastAsia"/>
-          <w:b/>
-          <w:bCs/>
-        </w:rPr>
-        <w:t xml:space="preserve">智能缓存技术</w:t>
-      </w:r>
-    </w:p>
-    <w:p>
-      <w:pPr>
-        <w:pStyle w:val="BodyText"/>
-      </w:pPr>
-      <w:r>
-        <w:rPr>
-          <w:rFonts w:hint="eastAsia"/>
-        </w:rPr>
-        <w:t xml:space="preserve">近年来，机器学习技术开始被应用于缓存管理。Kraska等人提出了基于机器学习的数据库系统架构[^8]，为智能缓存技术的发展奠定了基础。</w:t>
-      </w:r>
-    </w:p>
-    <w:bookmarkEnd w:id="16"/>
-    <w:bookmarkEnd w:id="17"/>
-    <w:bookmarkStart w:id="21" w:name="布隆过滤器技术研究现状"/>
-    <w:p>
-      <w:pPr>
-        <w:pStyle w:val="Heading3"/>
-      </w:pPr>
-      <w:r>
-        <w:t xml:space="preserve">1.2.2 </w:t>
-      </w:r>
-      <w:r>
-        <w:rPr>
-          <w:rFonts w:hint="eastAsia"/>
-        </w:rPr>
-        <w:t xml:space="preserve">布隆过滤器技术研究现状</w:t>
-      </w:r>
-    </w:p>
-    <w:bookmarkStart w:id="18" w:name="布隆过滤器基础理论"/>
-    <w:p>
-      <w:pPr>
-        <w:pStyle w:val="Heading4"/>
-      </w:pPr>
-      <w:r>
-        <w:t xml:space="preserve">1.2.2.1 </w:t>
-      </w:r>
-      <w:r>
-        <w:rPr>
-          <w:rFonts w:hint="eastAsia"/>
-        </w:rPr>
-        <w:t xml:space="preserve">布隆过滤器基础理论</w:t>
-      </w:r>
-    </w:p>
-    <w:p>
-      <w:pPr>
-        <w:pStyle w:val="FirstParagraph"/>
-      </w:pPr>
-      <w:r>
-        <w:rPr>
-          <w:rFonts w:hint="eastAsia"/>
-        </w:rPr>
-        <w:t xml:space="preserve">布隆过滤器由Burton</w:t>
-      </w:r>
-      <w:r>
-        <w:t xml:space="preserve"> Howard </w:t>
-      </w:r>
-      <w:r>
-        <w:rPr>
-          <w:rFonts w:hint="eastAsia"/>
-        </w:rPr>
-        <w:t xml:space="preserve">Bloom在1970年提出[^9]，是一种空间效率极高的概率性数据结构，用于测试一个元素是否在一个集合中。</w:t>
-      </w:r>
-    </w:p>
-    <w:p>
-      <w:pPr>
-        <w:pStyle w:val="BodyText"/>
-      </w:pPr>
-      <w:r>
-        <w:rPr>
-          <w:rFonts w:hint="eastAsia"/>
-          <w:b/>
-          <w:bCs/>
-        </w:rPr>
-        <w:t xml:space="preserve">核心特性：</w:t>
-      </w:r>
-      <w:r>
-        <w:t xml:space="preserve"> </w:t>
-      </w:r>
-      <w:r>
-        <w:t xml:space="preserve">-</w:t>
-      </w:r>
-      <w:r>
-        <w:t xml:space="preserve"> </w:t>
-      </w:r>
-      <w:r>
-        <w:rPr>
-          <w:rFonts w:hint="eastAsia"/>
-          <w:b/>
-          <w:bCs/>
-        </w:rPr>
-        <w:t xml:space="preserve">空间效率高</w:t>
-      </w:r>
-      <w:r>
-        <w:rPr>
-          <w:rFonts w:hint="eastAsia"/>
-        </w:rPr>
-        <w:t xml:space="preserve">：使用位数组存储，空间复杂度为O(m)</w:t>
-      </w:r>
-      <w:r>
-        <w:t xml:space="preserve"> </w:t>
-      </w:r>
-      <w:r>
-        <w:t xml:space="preserve">-</w:t>
-      </w:r>
-      <w:r>
-        <w:t xml:space="preserve"> </w:t>
-      </w:r>
-      <w:r>
-        <w:rPr>
-          <w:rFonts w:hint="eastAsia"/>
-          <w:b/>
-          <w:bCs/>
-        </w:rPr>
-        <w:t xml:space="preserve">查询速度快</w:t>
-      </w:r>
-      <w:r>
-        <w:rPr>
-          <w:rFonts w:hint="eastAsia"/>
-        </w:rPr>
-        <w:t xml:space="preserve">：时间复杂度为O(k)，其中k为哈希函数数量</w:t>
-      </w:r>
-      <w:r>
-        <w:t xml:space="preserve"> </w:t>
-      </w:r>
-      <w:r>
-        <w:t xml:space="preserve">-</w:t>
-      </w:r>
-      <w:r>
-        <w:t xml:space="preserve"> </w:t>
-      </w:r>
-      <w:r>
-        <w:rPr>
-          <w:rFonts w:hint="eastAsia"/>
-          <w:b/>
-          <w:bCs/>
-        </w:rPr>
-        <w:t xml:space="preserve">无假阴性</w:t>
-      </w:r>
-      <w:r>
-        <w:rPr>
-          <w:rFonts w:hint="eastAsia"/>
-        </w:rPr>
-        <w:t xml:space="preserve">：如果元素不在集合中，布隆过滤器一定返回false</w:t>
-      </w:r>
-      <w:r>
-        <w:t xml:space="preserve"> </w:t>
-      </w:r>
-      <w:r>
-        <w:t xml:space="preserve">-</w:t>
-      </w:r>
-      <w:r>
-        <w:t xml:space="preserve"> </w:t>
-      </w:r>
-      <w:r>
-        <w:rPr>
-          <w:rFonts w:hint="eastAsia"/>
-          <w:b/>
-          <w:bCs/>
-        </w:rPr>
-        <w:t xml:space="preserve">存在假阳性</w:t>
-      </w:r>
-      <w:r>
-        <w:rPr>
-          <w:rFonts w:hint="eastAsia"/>
-        </w:rPr>
-        <w:t xml:space="preserve">：如果元素在集合中，布隆过滤器可能返回false</w:t>
-      </w:r>
-    </w:p>
-    <w:bookmarkEnd w:id="18"/>
-    <w:bookmarkStart w:id="19" w:name="布隆过滤器优化技术"/>
-    <w:p>
-      <w:pPr>
-        <w:pStyle w:val="Heading4"/>
-      </w:pPr>
-      <w:r>
-        <w:t xml:space="preserve">1.2.2.2 </w:t>
-      </w:r>
-      <w:r>
-        <w:rPr>
-          <w:rFonts w:hint="eastAsia"/>
-        </w:rPr>
-        <w:t xml:space="preserve">布隆过滤器优化技术</w:t>
-      </w:r>
-    </w:p>
-    <w:p>
-      <w:pPr>
-        <w:pStyle w:val="FirstParagraph"/>
-      </w:pPr>
-      <w:r>
-        <w:rPr>
-          <w:b/>
-          <w:bCs/>
-        </w:rPr>
-        <w:t xml:space="preserve">1. </w:t>
-      </w:r>
-      <w:r>
-        <w:rPr>
-          <w:rFonts w:hint="eastAsia"/>
-          <w:b/>
-          <w:bCs/>
-        </w:rPr>
-        <w:t xml:space="preserve">参数优化技术</w:t>
-      </w:r>
-    </w:p>
-    <w:p>
-      <w:pPr>
-        <w:pStyle w:val="BodyText"/>
-      </w:pPr>
-      <w:r>
-        <w:rPr>
-          <w:rFonts w:hint="eastAsia"/>
-        </w:rPr>
-        <w:t xml:space="preserve">Mitzenmacher和Upfal在其概率算法教材中详细分析了布隆过滤器的参数优化问题[^10]。最优参数配置为：</w:t>
+        <w:t xml:space="preserve">Mitzenmacher和Upfal在其概率算法教材中详细分析了布隆过滤器的参数优化问题[10]。最优参数配置为：</w:t>
       </w:r>
     </w:p>
     <w:p>
@@ -1339,7 +1281,7 @@
         <w:rPr>
           <w:rFonts w:hint="eastAsia"/>
         </w:rPr>
-        <w:t xml:space="preserve">：支持删除操作，但增加了存储开销[^11]</w:t>
+        <w:t xml:space="preserve">：支持删除操作，但增加了存储开销[11]</w:t>
       </w:r>
     </w:p>
     <w:p>
@@ -1362,7 +1304,7 @@
         <w:rPr>
           <w:rFonts w:hint="eastAsia"/>
         </w:rPr>
-        <w:t xml:space="preserve">：通过多层结构降低假阳性率[^12]</w:t>
+        <w:t xml:space="preserve">：通过多层结构降低假阳性率[12]</w:t>
       </w:r>
     </w:p>
     <w:p>
@@ -1385,23 +1327,257 @@
         <w:rPr>
           <w:rFonts w:hint="eastAsia"/>
         </w:rPr>
-        <w:t xml:space="preserve">：支持动态扩容，适应数据量变化[^13]</w:t>
+        <w:t xml:space="preserve">：支持动态扩容，适应数据量变化[13]</w:t>
+      </w:r>
+    </w:p>
+    <w:bookmarkEnd w:id="16"/>
+    <w:bookmarkStart w:id="17" w:name="布隆过滤器在数据库中的应用"/>
+    <w:p>
+      <w:pPr>
+        <w:pStyle w:val="Heading4"/>
+      </w:pPr>
+      <w:r>
+        <w:t xml:space="preserve">1.2.2.3 </w:t>
+      </w:r>
+      <w:r>
+        <w:rPr>
+          <w:rFonts w:hint="eastAsia"/>
+        </w:rPr>
+        <w:t xml:space="preserve">布隆过滤器在数据库中的应用</w:t>
+      </w:r>
+    </w:p>
+    <w:p>
+      <w:pPr>
+        <w:pStyle w:val="FirstParagraph"/>
+      </w:pPr>
+      <w:r>
+        <w:rPr>
+          <w:b/>
+          <w:bCs/>
+        </w:rPr>
+        <w:t xml:space="preserve">1. </w:t>
+      </w:r>
+      <w:r>
+        <w:rPr>
+          <w:rFonts w:hint="eastAsia"/>
+          <w:b/>
+          <w:bCs/>
+        </w:rPr>
+        <w:t xml:space="preserve">存储系统应用</w:t>
+      </w:r>
+    </w:p>
+    <w:p>
+      <w:pPr>
+        <w:pStyle w:val="BodyText"/>
+      </w:pPr>
+      <w:r>
+        <w:rPr>
+          <w:rFonts w:hint="eastAsia"/>
+        </w:rPr>
+        <w:t xml:space="preserve">LSM-Tree存储引擎广泛使用布隆过滤器来减少不必要的磁盘访问[14]。LevelDB、RocksDB等存储引擎都集成了布隆过滤器技术。</w:t>
+      </w:r>
+    </w:p>
+    <w:p>
+      <w:pPr>
+        <w:pStyle w:val="BodyText"/>
+      </w:pPr>
+      <w:r>
+        <w:rPr>
+          <w:b/>
+          <w:bCs/>
+        </w:rPr>
+        <w:t xml:space="preserve">2. </w:t>
+      </w:r>
+      <w:r>
+        <w:rPr>
+          <w:rFonts w:hint="eastAsia"/>
+          <w:b/>
+          <w:bCs/>
+        </w:rPr>
+        <w:t xml:space="preserve">分布式系统应用</w:t>
+      </w:r>
+    </w:p>
+    <w:p>
+      <w:pPr>
+        <w:pStyle w:val="BodyText"/>
+      </w:pPr>
+      <w:r>
+        <w:rPr>
+          <w:rFonts w:hint="eastAsia"/>
+        </w:rPr>
+        <w:t xml:space="preserve">在分布式数据库系统中，布隆过滤器被用于减少网络通信开销[15]。Cassandra、HBase等系统都采用了布隆过滤器技术。</w:t>
+      </w:r>
+    </w:p>
+    <w:p>
+      <w:pPr>
+        <w:pStyle w:val="BodyText"/>
+      </w:pPr>
+      <w:r>
+        <w:rPr>
+          <w:b/>
+          <w:bCs/>
+        </w:rPr>
+        <w:t xml:space="preserve">3. </w:t>
+      </w:r>
+      <w:r>
+        <w:rPr>
+          <w:rFonts w:hint="eastAsia"/>
+          <w:b/>
+          <w:bCs/>
+        </w:rPr>
+        <w:t xml:space="preserve">查询优化应用</w:t>
+      </w:r>
+    </w:p>
+    <w:p>
+      <w:pPr>
+        <w:pStyle w:val="BodyText"/>
+      </w:pPr>
+      <w:r>
+        <w:rPr>
+          <w:rFonts w:hint="eastAsia"/>
+        </w:rPr>
+        <w:t xml:space="preserve">一些研究工作探索了布隆过滤器在查询优化中的应用，但主要集中在连接操作优化方面[16]，缺乏系统性的查询缓存应用。</w:t>
+      </w:r>
+    </w:p>
+    <w:bookmarkEnd w:id="17"/>
+    <w:bookmarkEnd w:id="18"/>
+    <w:bookmarkStart w:id="21" w:name="机器学习在数据库系统中的应用"/>
+    <w:p>
+      <w:pPr>
+        <w:pStyle w:val="Heading3"/>
+      </w:pPr>
+      <w:r>
+        <w:t xml:space="preserve">1.2.3 </w:t>
+      </w:r>
+      <w:r>
+        <w:rPr>
+          <w:rFonts w:hint="eastAsia"/>
+        </w:rPr>
+        <w:t xml:space="preserve">机器学习在数据库系统中的应用</w:t>
+      </w:r>
+    </w:p>
+    <w:bookmarkStart w:id="19" w:name="学习型数据库系统"/>
+    <w:p>
+      <w:pPr>
+        <w:pStyle w:val="Heading4"/>
+      </w:pPr>
+      <w:r>
+        <w:t xml:space="preserve">1.2.3.1 </w:t>
+      </w:r>
+      <w:r>
+        <w:rPr>
+          <w:rFonts w:hint="eastAsia"/>
+        </w:rPr>
+        <w:t xml:space="preserve">学习型数据库系统</w:t>
+      </w:r>
+    </w:p>
+    <w:p>
+      <w:pPr>
+        <w:pStyle w:val="FirstParagraph"/>
+      </w:pPr>
+      <w:r>
+        <w:rPr>
+          <w:b/>
+          <w:bCs/>
+        </w:rPr>
+        <w:t xml:space="preserve">1. </w:t>
+      </w:r>
+      <w:r>
+        <w:rPr>
+          <w:rFonts w:hint="eastAsia"/>
+          <w:b/>
+          <w:bCs/>
+        </w:rPr>
+        <w:t xml:space="preserve">自适应查询优化</w:t>
+      </w:r>
+    </w:p>
+    <w:p>
+      <w:pPr>
+        <w:pStyle w:val="BodyText"/>
+      </w:pPr>
+      <w:r>
+        <w:rPr>
+          <w:rFonts w:hint="eastAsia"/>
+        </w:rPr>
+        <w:t xml:space="preserve">Stillger等人提出了基于机器学习的查询优化技术[17]，通过学习历史查询模式来改进查询计划选择。</w:t>
+      </w:r>
+    </w:p>
+    <w:p>
+      <w:pPr>
+        <w:pStyle w:val="BodyText"/>
+      </w:pPr>
+      <w:r>
+        <w:rPr>
+          <w:b/>
+          <w:bCs/>
+        </w:rPr>
+        <w:t xml:space="preserve">2. </w:t>
+      </w:r>
+      <w:r>
+        <w:rPr>
+          <w:rFonts w:hint="eastAsia"/>
+          <w:b/>
+          <w:bCs/>
+        </w:rPr>
+        <w:t xml:space="preserve">智能索引管理</w:t>
+      </w:r>
+    </w:p>
+    <w:p>
+      <w:pPr>
+        <w:pStyle w:val="BodyText"/>
+      </w:pPr>
+      <w:r>
+        <w:rPr>
+          <w:rFonts w:hint="eastAsia"/>
+        </w:rPr>
+        <w:t xml:space="preserve">Ding等人提出了基于强化学习的自动索引调优技术[18]，能够根据工作负载动态调整索引配置。</w:t>
+      </w:r>
+    </w:p>
+    <w:p>
+      <w:pPr>
+        <w:pStyle w:val="BodyText"/>
+      </w:pPr>
+      <w:r>
+        <w:rPr>
+          <w:b/>
+          <w:bCs/>
+        </w:rPr>
+        <w:t xml:space="preserve">3. </w:t>
+      </w:r>
+      <w:r>
+        <w:rPr>
+          <w:rFonts w:hint="eastAsia"/>
+          <w:b/>
+          <w:bCs/>
+        </w:rPr>
+        <w:t xml:space="preserve">预测性缓存管理</w:t>
+      </w:r>
+    </w:p>
+    <w:p>
+      <w:pPr>
+        <w:pStyle w:val="BodyText"/>
+      </w:pPr>
+      <w:r>
+        <w:rPr>
+          <w:rFonts w:hint="eastAsia"/>
+        </w:rPr>
+        <w:t xml:space="preserve">Li等人研究了基于机器学习的缓存预取技术[19]，通过预测未来的访问模式来提前加载数据。</w:t>
       </w:r>
     </w:p>
     <w:bookmarkEnd w:id="19"/>
-    <w:bookmarkStart w:id="20" w:name="布隆过滤器在数据库中的应用"/>
+    <w:bookmarkStart w:id="20" w:name="机器学习缓存管理技术"/>
     <w:p>
       <w:pPr>
         <w:pStyle w:val="Heading4"/>
       </w:pPr>
       <w:r>
-        <w:t xml:space="preserve">1.2.2.3 </w:t>
-      </w:r>
-      <w:r>
-        <w:rPr>
-          <w:rFonts w:hint="eastAsia"/>
-        </w:rPr>
-        <w:t xml:space="preserve">布隆过滤器在数据库中的应用</w:t>
+        <w:t xml:space="preserve">1.2.3.2 </w:t>
+      </w:r>
+      <w:r>
+        <w:rPr>
+          <w:rFonts w:hint="eastAsia"/>
+        </w:rPr>
+        <w:t xml:space="preserve">机器学习缓存管理技术</w:t>
       </w:r>
     </w:p>
     <w:p>
@@ -1421,7 +1597,7 @@
           <w:b/>
           <w:bCs/>
         </w:rPr>
-        <w:t xml:space="preserve">存储系统应用</w:t>
+        <w:t xml:space="preserve">访问模式预测</w:t>
       </w:r>
     </w:p>
     <w:p>
@@ -1432,7 +1608,7 @@
         <w:rPr>
           <w:rFonts w:hint="eastAsia"/>
         </w:rPr>
-        <w:t xml:space="preserve">LSM-Tree存储引擎广泛使用布隆过滤器来减少不必要的磁盘访问[^14]。LevelDB、RocksDB等存储引擎都集成了布隆过滤器技术。</w:t>
+        <w:t xml:space="preserve">通过分析历史访问模式，预测未来的数据访问需求，从而优化缓存策略[20]。</w:t>
       </w:r>
     </w:p>
     <w:p>
@@ -1452,7 +1628,7 @@
           <w:b/>
           <w:bCs/>
         </w:rPr>
-        <w:t xml:space="preserve">分布式系统应用</w:t>
+        <w:t xml:space="preserve">缓存价值评估</w:t>
       </w:r>
     </w:p>
     <w:p>
@@ -1463,7 +1639,7 @@
         <w:rPr>
           <w:rFonts w:hint="eastAsia"/>
         </w:rPr>
-        <w:t xml:space="preserve">在分布式数据库系统中，布隆过滤器被用于减少网络通信开销[^15]。Cassandra、HBase等系统都采用了布隆过滤器技术。</w:t>
+        <w:t xml:space="preserve">使用机器学习模型评估缓存条目的价值，指导缓存淘汰决策[21]。</w:t>
       </w:r>
     </w:p>
     <w:p>
@@ -1483,7 +1659,7 @@
           <w:b/>
           <w:bCs/>
         </w:rPr>
-        <w:t xml:space="preserve">查询优化应用</w:t>
+        <w:t xml:space="preserve">自适应参数调优</w:t>
       </w:r>
     </w:p>
     <w:p>
@@ -1494,39 +1670,39 @@
         <w:rPr>
           <w:rFonts w:hint="eastAsia"/>
         </w:rPr>
-        <w:t xml:space="preserve">一些研究工作探索了布隆过滤器在查询优化中的应用，但主要集中在连接操作优化方面[^16]，缺乏系统性的查询缓存应用。</w:t>
+        <w:t xml:space="preserve">根据系统负载和性能反馈，动态调整缓存参数配置[22]。</w:t>
       </w:r>
     </w:p>
     <w:bookmarkEnd w:id="20"/>
     <w:bookmarkEnd w:id="21"/>
-    <w:bookmarkStart w:id="24" w:name="机器学习在数据库系统中的应用"/>
+    <w:bookmarkStart w:id="25" w:name="cte公共表表达式技术研究现状"/>
     <w:p>
       <w:pPr>
         <w:pStyle w:val="Heading3"/>
       </w:pPr>
       <w:r>
-        <w:t xml:space="preserve">1.2.3 </w:t>
-      </w:r>
-      <w:r>
-        <w:rPr>
-          <w:rFonts w:hint="eastAsia"/>
-        </w:rPr>
-        <w:t xml:space="preserve">机器学习在数据库系统中的应用</w:t>
-      </w:r>
-    </w:p>
-    <w:bookmarkStart w:id="22" w:name="学习型数据库系统"/>
+        <w:t xml:space="preserve">1.2.4 </w:t>
+      </w:r>
+      <w:r>
+        <w:rPr>
+          <w:rFonts w:hint="eastAsia"/>
+        </w:rPr>
+        <w:t xml:space="preserve">CTE（公共表表达式）技术研究现状</w:t>
+      </w:r>
+    </w:p>
+    <w:bookmarkStart w:id="22" w:name="cte基础理论"/>
     <w:p>
       <w:pPr>
         <w:pStyle w:val="Heading4"/>
       </w:pPr>
       <w:r>
-        <w:t xml:space="preserve">1.2.3.1 </w:t>
-      </w:r>
-      <w:r>
-        <w:rPr>
-          <w:rFonts w:hint="eastAsia"/>
-        </w:rPr>
-        <w:t xml:space="preserve">学习型数据库系统</w:t>
+        <w:t xml:space="preserve">1.2.4.1 </w:t>
+      </w:r>
+      <w:r>
+        <w:rPr>
+          <w:rFonts w:hint="eastAsia"/>
+        </w:rPr>
+        <w:t xml:space="preserve">CTE基础理论</w:t>
       </w:r>
     </w:p>
     <w:p>
@@ -1535,6 +1711,147 @@
       </w:pPr>
       <w:r>
         <w:rPr>
+          <w:rFonts w:hint="eastAsia"/>
+        </w:rPr>
+        <w:t xml:space="preserve">公共表表达式（Common</w:t>
+      </w:r>
+      <w:r>
+        <w:t xml:space="preserve"> Table </w:t>
+      </w:r>
+      <w:r>
+        <w:rPr>
+          <w:rFonts w:hint="eastAsia"/>
+        </w:rPr>
+        <w:t xml:space="preserve">Expression，CTE）是SQL标准中定义的一种临时命名结果集[23]。CTE提供了一种结构化的方式来组织复杂查询，提高了SQL的可读性和可维护性。</w:t>
+      </w:r>
+    </w:p>
+    <w:p>
+      <w:pPr>
+        <w:pStyle w:val="BodyText"/>
+      </w:pPr>
+      <w:r>
+        <w:rPr>
+          <w:rFonts w:hint="eastAsia"/>
+          <w:b/>
+          <w:bCs/>
+        </w:rPr>
+        <w:t xml:space="preserve">CTE的主要特性：</w:t>
+      </w:r>
+      <w:r>
+        <w:t xml:space="preserve"> </w:t>
+      </w:r>
+      <w:r>
+        <w:t xml:space="preserve">-</w:t>
+      </w:r>
+      <w:r>
+        <w:t xml:space="preserve"> </w:t>
+      </w:r>
+      <w:r>
+        <w:rPr>
+          <w:rFonts w:hint="eastAsia"/>
+          <w:b/>
+          <w:bCs/>
+        </w:rPr>
+        <w:t xml:space="preserve">临时性</w:t>
+      </w:r>
+      <w:r>
+        <w:rPr>
+          <w:rFonts w:hint="eastAsia"/>
+        </w:rPr>
+        <w:t xml:space="preserve">：CTE只在单个查询执行期间存在</w:t>
+      </w:r>
+      <w:r>
+        <w:t xml:space="preserve"> </w:t>
+      </w:r>
+      <w:r>
+        <w:t xml:space="preserve">-</w:t>
+      </w:r>
+      <w:r>
+        <w:t xml:space="preserve"> </w:t>
+      </w:r>
+      <w:r>
+        <w:rPr>
+          <w:rFonts w:hint="eastAsia"/>
+          <w:b/>
+          <w:bCs/>
+        </w:rPr>
+        <w:t xml:space="preserve">递归性</w:t>
+      </w:r>
+      <w:r>
+        <w:rPr>
+          <w:rFonts w:hint="eastAsia"/>
+        </w:rPr>
+        <w:t xml:space="preserve">：支持递归查询，适用于层次数据处理</w:t>
+      </w:r>
+      <w:r>
+        <w:t xml:space="preserve"> </w:t>
+      </w:r>
+      <w:r>
+        <w:t xml:space="preserve">-</w:t>
+      </w:r>
+      <w:r>
+        <w:t xml:space="preserve"> </w:t>
+      </w:r>
+      <w:r>
+        <w:rPr>
+          <w:rFonts w:hint="eastAsia"/>
+          <w:b/>
+          <w:bCs/>
+        </w:rPr>
+        <w:t xml:space="preserve">可重用性</w:t>
+      </w:r>
+      <w:r>
+        <w:rPr>
+          <w:rFonts w:hint="eastAsia"/>
+        </w:rPr>
+        <w:t xml:space="preserve">：同一查询中可以多次引用同一个CTE</w:t>
+      </w:r>
+      <w:r>
+        <w:t xml:space="preserve"> </w:t>
+      </w:r>
+      <w:r>
+        <w:t xml:space="preserve">-</w:t>
+      </w:r>
+      <w:r>
+        <w:t xml:space="preserve"> </w:t>
+      </w:r>
+      <w:r>
+        <w:rPr>
+          <w:rFonts w:hint="eastAsia"/>
+          <w:b/>
+          <w:bCs/>
+        </w:rPr>
+        <w:t xml:space="preserve">模块化</w:t>
+      </w:r>
+      <w:r>
+        <w:rPr>
+          <w:rFonts w:hint="eastAsia"/>
+        </w:rPr>
+        <w:t xml:space="preserve">：将复杂查询分解为多个简单的部分</w:t>
+      </w:r>
+    </w:p>
+    <w:bookmarkEnd w:id="22"/>
+    <w:bookmarkStart w:id="23" w:name="cte优化技术"/>
+    <w:p>
+      <w:pPr>
+        <w:pStyle w:val="Heading4"/>
+      </w:pPr>
+      <w:r>
+        <w:t xml:space="preserve">1.2.4.2 </w:t>
+      </w:r>
+      <w:r>
+        <w:rPr>
+          <w:rFonts w:hint="eastAsia"/>
+        </w:rPr>
+        <w:t xml:space="preserve">CTE优化技术</w:t>
+      </w:r>
+    </w:p>
+    <w:p>
+      <w:pPr>
+        <w:pStyle w:val="FirstParagraph"/>
+      </w:pPr>
+      <w:r>
+        <w:rPr>
           <w:b/>
           <w:bCs/>
         </w:rPr>
@@ -1546,7 +1863,7 @@
           <w:b/>
           <w:bCs/>
         </w:rPr>
-        <w:t xml:space="preserve">自适应查询优化</w:t>
+        <w:t xml:space="preserve">CTE物化策略</w:t>
       </w:r>
     </w:p>
     <w:p>
@@ -1557,7 +1874,16 @@
         <w:rPr>
           <w:rFonts w:hint="eastAsia"/>
         </w:rPr>
-        <w:t xml:space="preserve">Stillger等人提出了基于机器学习的查询优化技术[^17]，通过学习历史查询模式来改进查询计划选择。</w:t>
+        <w:t xml:space="preserve">数据库系统需要决定是否将CTE结果物化到临时表中。PostgreSQL、SQL</w:t>
+      </w:r>
+      <w:r>
+        <w:t xml:space="preserve"> </w:t>
+      </w:r>
+      <w:r>
+        <w:rPr>
+          <w:rFonts w:hint="eastAsia"/>
+        </w:rPr>
+        <w:t xml:space="preserve">Server等系统采用了不同的物化策略[24]。</w:t>
       </w:r>
     </w:p>
     <w:p>
@@ -1577,7 +1903,7 @@
           <w:b/>
           <w:bCs/>
         </w:rPr>
-        <w:t xml:space="preserve">智能索引管理</w:t>
+        <w:t xml:space="preserve">CTE内联优化</w:t>
       </w:r>
     </w:p>
     <w:p>
@@ -1588,7 +1914,7 @@
         <w:rPr>
           <w:rFonts w:hint="eastAsia"/>
         </w:rPr>
-        <w:t xml:space="preserve">Ding等人提出了基于强化学习的自动索引调优技术[^18]，能够根据工作负载动态调整索引配置。</w:t>
+        <w:t xml:space="preserve">对于简单的CTE，优化器可以将其内联到主查询中，避免物化开销[25]。</w:t>
       </w:r>
     </w:p>
     <w:p>
@@ -1608,7 +1934,7 @@
           <w:b/>
           <w:bCs/>
         </w:rPr>
-        <w:t xml:space="preserve">预测性缓存管理</w:t>
+        <w:t xml:space="preserve">递归CTE优化</w:t>
       </w:r>
     </w:p>
     <w:p>
@@ -1619,395 +1945,11 @@
         <w:rPr>
           <w:rFonts w:hint="eastAsia"/>
         </w:rPr>
-        <w:t xml:space="preserve">Li等人研究了基于机器学习的缓存预取技术[^19]，通过预测未来的访问模式来提前加载数据。</w:t>
-      </w:r>
-    </w:p>
-    <w:bookmarkEnd w:id="22"/>
-    <w:bookmarkStart w:id="23" w:name="机器学习缓存管理技术"/>
-    <w:p>
-      <w:pPr>
-        <w:pStyle w:val="Heading4"/>
-      </w:pPr>
-      <w:r>
-        <w:t xml:space="preserve">1.2.3.2 </w:t>
-      </w:r>
-      <w:r>
-        <w:rPr>
-          <w:rFonts w:hint="eastAsia"/>
-        </w:rPr>
-        <w:t xml:space="preserve">机器学习缓存管理技术</w:t>
-      </w:r>
-    </w:p>
-    <w:p>
-      <w:pPr>
-        <w:pStyle w:val="FirstParagraph"/>
-      </w:pPr>
-      <w:r>
-        <w:rPr>
-          <w:b/>
-          <w:bCs/>
-        </w:rPr>
-        <w:t xml:space="preserve">1. </w:t>
-      </w:r>
-      <w:r>
-        <w:rPr>
-          <w:rFonts w:hint="eastAsia"/>
-          <w:b/>
-          <w:bCs/>
-        </w:rPr>
-        <w:t xml:space="preserve">访问模式预测</w:t>
-      </w:r>
-    </w:p>
-    <w:p>
-      <w:pPr>
-        <w:pStyle w:val="BodyText"/>
-      </w:pPr>
-      <w:r>
-        <w:rPr>
-          <w:rFonts w:hint="eastAsia"/>
-        </w:rPr>
-        <w:t xml:space="preserve">通过分析历史访问模式，预测未来的数据访问需求，从而优化缓存策略[^20]。</w:t>
-      </w:r>
-    </w:p>
-    <w:p>
-      <w:pPr>
-        <w:pStyle w:val="BodyText"/>
-      </w:pPr>
-      <w:r>
-        <w:rPr>
-          <w:b/>
-          <w:bCs/>
-        </w:rPr>
-        <w:t xml:space="preserve">2. </w:t>
-      </w:r>
-      <w:r>
-        <w:rPr>
-          <w:rFonts w:hint="eastAsia"/>
-          <w:b/>
-          <w:bCs/>
-        </w:rPr>
-        <w:t xml:space="preserve">缓存价值评估</w:t>
-      </w:r>
-    </w:p>
-    <w:p>
-      <w:pPr>
-        <w:pStyle w:val="BodyText"/>
-      </w:pPr>
-      <w:r>
-        <w:rPr>
-          <w:rFonts w:hint="eastAsia"/>
-        </w:rPr>
-        <w:t xml:space="preserve">使用机器学习模型评估缓存条目的价值，指导缓存淘汰决策[^21]。</w:t>
-      </w:r>
-    </w:p>
-    <w:p>
-      <w:pPr>
-        <w:pStyle w:val="BodyText"/>
-      </w:pPr>
-      <w:r>
-        <w:rPr>
-          <w:b/>
-          <w:bCs/>
-        </w:rPr>
-        <w:t xml:space="preserve">3. </w:t>
-      </w:r>
-      <w:r>
-        <w:rPr>
-          <w:rFonts w:hint="eastAsia"/>
-          <w:b/>
-          <w:bCs/>
-        </w:rPr>
-        <w:t xml:space="preserve">自适应参数调优</w:t>
-      </w:r>
-    </w:p>
-    <w:p>
-      <w:pPr>
-        <w:pStyle w:val="BodyText"/>
-      </w:pPr>
-      <w:r>
-        <w:rPr>
-          <w:rFonts w:hint="eastAsia"/>
-        </w:rPr>
-        <w:t xml:space="preserve">根据系统负载和性能反馈，动态调整缓存参数配置[^22]。</w:t>
+        <w:t xml:space="preserve">递归CTE的优化是一个复杂问题，涉及迭代策略、终止条件检测等多个方面[26]。</w:t>
       </w:r>
     </w:p>
     <w:bookmarkEnd w:id="23"/>
-    <w:bookmarkEnd w:id="24"/>
-    <w:bookmarkStart w:id="28" w:name="cte公共表表达式技术研究现状"/>
-    <w:p>
-      <w:pPr>
-        <w:pStyle w:val="Heading3"/>
-      </w:pPr>
-      <w:r>
-        <w:t xml:space="preserve">1.2.4 </w:t>
-      </w:r>
-      <w:r>
-        <w:rPr>
-          <w:rFonts w:hint="eastAsia"/>
-        </w:rPr>
-        <w:t xml:space="preserve">CTE（公共表表达式）技术研究现状</w:t>
-      </w:r>
-    </w:p>
-    <w:bookmarkStart w:id="25" w:name="cte基础理论"/>
-    <w:p>
-      <w:pPr>
-        <w:pStyle w:val="Heading4"/>
-      </w:pPr>
-      <w:r>
-        <w:t xml:space="preserve">1.2.4.1 </w:t>
-      </w:r>
-      <w:r>
-        <w:rPr>
-          <w:rFonts w:hint="eastAsia"/>
-        </w:rPr>
-        <w:t xml:space="preserve">CTE基础理论</w:t>
-      </w:r>
-    </w:p>
-    <w:p>
-      <w:pPr>
-        <w:pStyle w:val="FirstParagraph"/>
-      </w:pPr>
-      <w:r>
-        <w:rPr>
-          <w:rFonts w:hint="eastAsia"/>
-        </w:rPr>
-        <w:t xml:space="preserve">公共表表达式（Common</w:t>
-      </w:r>
-      <w:r>
-        <w:t xml:space="preserve"> Table </w:t>
-      </w:r>
-      <w:r>
-        <w:rPr>
-          <w:rFonts w:hint="eastAsia"/>
-        </w:rPr>
-        <w:t xml:space="preserve">Expression，CTE）是SQL标准中定义的一种临时命名结果集[^23]。CTE提供了一种结构化的方式来组织复杂查询，提高了SQL的可读性和可维护性。</w:t>
-      </w:r>
-    </w:p>
-    <w:p>
-      <w:pPr>
-        <w:pStyle w:val="BodyText"/>
-      </w:pPr>
-      <w:r>
-        <w:rPr>
-          <w:rFonts w:hint="eastAsia"/>
-          <w:b/>
-          <w:bCs/>
-        </w:rPr>
-        <w:t xml:space="preserve">CTE的主要特性：</w:t>
-      </w:r>
-      <w:r>
-        <w:t xml:space="preserve"> </w:t>
-      </w:r>
-      <w:r>
-        <w:t xml:space="preserve">-</w:t>
-      </w:r>
-      <w:r>
-        <w:t xml:space="preserve"> </w:t>
-      </w:r>
-      <w:r>
-        <w:rPr>
-          <w:rFonts w:hint="eastAsia"/>
-          <w:b/>
-          <w:bCs/>
-        </w:rPr>
-        <w:t xml:space="preserve">临时性</w:t>
-      </w:r>
-      <w:r>
-        <w:rPr>
-          <w:rFonts w:hint="eastAsia"/>
-        </w:rPr>
-        <w:t xml:space="preserve">：CTE只在单个查询执行期间存在</w:t>
-      </w:r>
-      <w:r>
-        <w:t xml:space="preserve"> </w:t>
-      </w:r>
-      <w:r>
-        <w:t xml:space="preserve">-</w:t>
-      </w:r>
-      <w:r>
-        <w:t xml:space="preserve"> </w:t>
-      </w:r>
-      <w:r>
-        <w:rPr>
-          <w:rFonts w:hint="eastAsia"/>
-          <w:b/>
-          <w:bCs/>
-        </w:rPr>
-        <w:t xml:space="preserve">递归性</w:t>
-      </w:r>
-      <w:r>
-        <w:rPr>
-          <w:rFonts w:hint="eastAsia"/>
-        </w:rPr>
-        <w:t xml:space="preserve">：支持递归查询，适用于层次数据处理</w:t>
-      </w:r>
-      <w:r>
-        <w:t xml:space="preserve"> </w:t>
-      </w:r>
-      <w:r>
-        <w:t xml:space="preserve">-</w:t>
-      </w:r>
-      <w:r>
-        <w:t xml:space="preserve"> </w:t>
-      </w:r>
-      <w:r>
-        <w:rPr>
-          <w:rFonts w:hint="eastAsia"/>
-          <w:b/>
-          <w:bCs/>
-        </w:rPr>
-        <w:t xml:space="preserve">可重用性</w:t>
-      </w:r>
-      <w:r>
-        <w:rPr>
-          <w:rFonts w:hint="eastAsia"/>
-        </w:rPr>
-        <w:t xml:space="preserve">：同一查询中可以多次引用同一个CTE</w:t>
-      </w:r>
-      <w:r>
-        <w:t xml:space="preserve"> </w:t>
-      </w:r>
-      <w:r>
-        <w:t xml:space="preserve">-</w:t>
-      </w:r>
-      <w:r>
-        <w:t xml:space="preserve"> </w:t>
-      </w:r>
-      <w:r>
-        <w:rPr>
-          <w:rFonts w:hint="eastAsia"/>
-          <w:b/>
-          <w:bCs/>
-        </w:rPr>
-        <w:t xml:space="preserve">模块化</w:t>
-      </w:r>
-      <w:r>
-        <w:rPr>
-          <w:rFonts w:hint="eastAsia"/>
-        </w:rPr>
-        <w:t xml:space="preserve">：将复杂查询分解为多个简单的部分</w:t>
-      </w:r>
-    </w:p>
-    <w:bookmarkEnd w:id="25"/>
-    <w:bookmarkStart w:id="26" w:name="cte优化技术"/>
-    <w:p>
-      <w:pPr>
-        <w:pStyle w:val="Heading4"/>
-      </w:pPr>
-      <w:r>
-        <w:t xml:space="preserve">1.2.4.2 </w:t>
-      </w:r>
-      <w:r>
-        <w:rPr>
-          <w:rFonts w:hint="eastAsia"/>
-        </w:rPr>
-        <w:t xml:space="preserve">CTE优化技术</w:t>
-      </w:r>
-    </w:p>
-    <w:p>
-      <w:pPr>
-        <w:pStyle w:val="FirstParagraph"/>
-      </w:pPr>
-      <w:r>
-        <w:rPr>
-          <w:b/>
-          <w:bCs/>
-        </w:rPr>
-        <w:t xml:space="preserve">1. </w:t>
-      </w:r>
-      <w:r>
-        <w:rPr>
-          <w:rFonts w:hint="eastAsia"/>
-          <w:b/>
-          <w:bCs/>
-        </w:rPr>
-        <w:t xml:space="preserve">CTE物化策略</w:t>
-      </w:r>
-    </w:p>
-    <w:p>
-      <w:pPr>
-        <w:pStyle w:val="BodyText"/>
-      </w:pPr>
-      <w:r>
-        <w:rPr>
-          <w:rFonts w:hint="eastAsia"/>
-        </w:rPr>
-        <w:t xml:space="preserve">数据库系统需要决定是否将CTE结果物化到临时表中。PostgreSQL、SQL</w:t>
-      </w:r>
-      <w:r>
-        <w:t xml:space="preserve"> </w:t>
-      </w:r>
-      <w:r>
-        <w:rPr>
-          <w:rFonts w:hint="eastAsia"/>
-        </w:rPr>
-        <w:t xml:space="preserve">Server等系统采用了不同的物化策略[^24]。</w:t>
-      </w:r>
-    </w:p>
-    <w:p>
-      <w:pPr>
-        <w:pStyle w:val="BodyText"/>
-      </w:pPr>
-      <w:r>
-        <w:rPr>
-          <w:b/>
-          <w:bCs/>
-        </w:rPr>
-        <w:t xml:space="preserve">2. </w:t>
-      </w:r>
-      <w:r>
-        <w:rPr>
-          <w:rFonts w:hint="eastAsia"/>
-          <w:b/>
-          <w:bCs/>
-        </w:rPr>
-        <w:t xml:space="preserve">CTE内联优化</w:t>
-      </w:r>
-    </w:p>
-    <w:p>
-      <w:pPr>
-        <w:pStyle w:val="BodyText"/>
-      </w:pPr>
-      <w:r>
-        <w:rPr>
-          <w:rFonts w:hint="eastAsia"/>
-        </w:rPr>
-        <w:t xml:space="preserve">对于简单的CTE，优化器可以将其内联到主查询中，避免物化开销[^25]。</w:t>
-      </w:r>
-    </w:p>
-    <w:p>
-      <w:pPr>
-        <w:pStyle w:val="BodyText"/>
-      </w:pPr>
-      <w:r>
-        <w:rPr>
-          <w:b/>
-          <w:bCs/>
-        </w:rPr>
-        <w:t xml:space="preserve">3. </w:t>
-      </w:r>
-      <w:r>
-        <w:rPr>
-          <w:rFonts w:hint="eastAsia"/>
-          <w:b/>
-          <w:bCs/>
-        </w:rPr>
-        <w:t xml:space="preserve">递归CTE优化</w:t>
-      </w:r>
-    </w:p>
-    <w:p>
-      <w:pPr>
-        <w:pStyle w:val="BodyText"/>
-      </w:pPr>
-      <w:r>
-        <w:rPr>
-          <w:rFonts w:hint="eastAsia"/>
-        </w:rPr>
-        <w:t xml:space="preserve">递归CTE的优化是一个复杂问题，涉及迭代策略、终止条件检测等多个方面[^26]。</w:t>
-      </w:r>
-    </w:p>
-    <w:bookmarkEnd w:id="26"/>
-    <w:bookmarkStart w:id="27" w:name="cte缓存技术研究空白"/>
+    <w:bookmarkStart w:id="24" w:name="cte缓存技术研究空白"/>
     <w:p>
       <w:pPr>
         <w:pStyle w:val="Heading4"/>
@@ -2102,9 +2044,9 @@
         <w:t xml:space="preserve">：递归CTE的动态特性给缓存带来了额外挑战</w:t>
       </w:r>
     </w:p>
-    <w:bookmarkEnd w:id="27"/>
-    <w:bookmarkEnd w:id="28"/>
-    <w:bookmarkStart w:id="32" w:name="研究现状总结与问题分析"/>
+    <w:bookmarkEnd w:id="24"/>
+    <w:bookmarkEnd w:id="25"/>
+    <w:bookmarkStart w:id="29" w:name="研究现状总结与问题分析"/>
     <w:p>
       <w:pPr>
         <w:pStyle w:val="Heading3"/>
@@ -2119,7 +2061,7 @@
         <w:t xml:space="preserve">研究现状总结与问题分析</w:t>
       </w:r>
     </w:p>
-    <w:bookmarkStart w:id="29" w:name="现有技术的优势"/>
+    <w:bookmarkStart w:id="26" w:name="现有技术的优势"/>
     <w:p>
       <w:pPr>
         <w:pStyle w:val="Heading4"/>
@@ -2203,8 +2145,8 @@
         <w:t xml:space="preserve">：主流数据库系统都有相关技术的实现经验</w:t>
       </w:r>
     </w:p>
-    <w:bookmarkEnd w:id="29"/>
-    <w:bookmarkStart w:id="30" w:name="存在的主要问题"/>
+    <w:bookmarkEnd w:id="26"/>
+    <w:bookmarkStart w:id="27" w:name="存在的主要问题"/>
     <w:p>
       <w:pPr>
         <w:pStyle w:val="Heading4"/>
@@ -2311,8 +2253,8 @@
         <w:t xml:space="preserve">：缺乏针对复杂查询场景的全面性能评估</w:t>
       </w:r>
     </w:p>
-    <w:bookmarkEnd w:id="30"/>
-    <w:bookmarkStart w:id="31" w:name="技术发展趋势"/>
+    <w:bookmarkEnd w:id="27"/>
+    <w:bookmarkStart w:id="28" w:name="技术发展趋势"/>
     <w:p>
       <w:pPr>
         <w:pStyle w:val="Heading4"/>
@@ -2419,210 +2361,210 @@
         <w:t xml:space="preserve">：对复杂查询（如CTE、窗口函数等）的优化需求日益增长</w:t>
       </w:r>
     </w:p>
+    <w:bookmarkEnd w:id="28"/>
+    <w:bookmarkEnd w:id="29"/>
+    <w:bookmarkEnd w:id="30"/>
+    <w:bookmarkStart w:id="35" w:name="本文研究内容"/>
+    <w:p>
+      <w:pPr>
+        <w:pStyle w:val="Heading2"/>
+      </w:pPr>
+      <w:r>
+        <w:t xml:space="preserve">1.3 </w:t>
+      </w:r>
+      <w:r>
+        <w:rPr>
+          <w:rFonts w:hint="eastAsia"/>
+        </w:rPr>
+        <w:t xml:space="preserve">本文研究内容</w:t>
+      </w:r>
+    </w:p>
+    <w:p>
+      <w:pPr>
+        <w:pStyle w:val="FirstParagraph"/>
+      </w:pPr>
+      <w:r>
+        <w:rPr>
+          <w:rFonts w:hint="eastAsia"/>
+        </w:rPr>
+        <w:t xml:space="preserve">基于对国内外研究现状的深入分析，本文针对现有技术的不足，提出了基于布隆过滤器和机器学习的动态缓存加速技术。本文的主要研究内容包括：</w:t>
+      </w:r>
+    </w:p>
+    <w:bookmarkStart w:id="31" w:name="核心研究问题"/>
+    <w:p>
+      <w:pPr>
+        <w:pStyle w:val="Heading3"/>
+      </w:pPr>
+      <w:r>
+        <w:t xml:space="preserve">1.3.1 </w:t>
+      </w:r>
+      <w:r>
+        <w:rPr>
+          <w:rFonts w:hint="eastAsia"/>
+        </w:rPr>
+        <w:t xml:space="preserve">核心研究问题</w:t>
+      </w:r>
+    </w:p>
+    <w:p>
+      <w:pPr>
+        <w:pStyle w:val="FirstParagraph"/>
+      </w:pPr>
+      <w:r>
+        <w:rPr>
+          <w:rFonts w:hint="eastAsia"/>
+        </w:rPr>
+        <w:t xml:space="preserve">本文重点解决以下三个核心问题：</w:t>
+      </w:r>
+    </w:p>
+    <w:p>
+      <w:pPr>
+        <w:pStyle w:val="BodyText"/>
+      </w:pPr>
+      <w:r>
+        <w:rPr>
+          <w:rFonts w:hint="eastAsia"/>
+          <w:b/>
+          <w:bCs/>
+        </w:rPr>
+        <w:t xml:space="preserve">问题1：如何设计高效的查询缓存过滤机制？</w:t>
+      </w:r>
+      <w:r>
+        <w:t xml:space="preserve"> </w:t>
+      </w:r>
+      <w:r>
+        <w:t xml:space="preserve">- </w:t>
+      </w:r>
+      <w:r>
+        <w:rPr>
+          <w:rFonts w:hint="eastAsia"/>
+        </w:rPr>
+        <w:t xml:space="preserve">传统缓存系统在查询检索时存在效率问题</w:t>
+      </w:r>
+      <w:r>
+        <w:t xml:space="preserve"> </w:t>
+      </w:r>
+      <w:r>
+        <w:t xml:space="preserve">- </w:t>
+      </w:r>
+      <w:r>
+        <w:rPr>
+          <w:rFonts w:hint="eastAsia"/>
+        </w:rPr>
+        <w:t xml:space="preserve">需要设计快速、准确的缓存存在性检测机制</w:t>
+      </w:r>
+      <w:r>
+        <w:t xml:space="preserve"> </w:t>
+      </w:r>
+      <w:r>
+        <w:t xml:space="preserve">- </w:t>
+      </w:r>
+      <w:r>
+        <w:rPr>
+          <w:rFonts w:hint="eastAsia"/>
+        </w:rPr>
+        <w:t xml:space="preserve">要求在保证准确性的同时最小化检索开销</w:t>
+      </w:r>
+    </w:p>
+    <w:p>
+      <w:pPr>
+        <w:pStyle w:val="BodyText"/>
+      </w:pPr>
+      <w:r>
+        <w:rPr>
+          <w:rFonts w:hint="eastAsia"/>
+          <w:b/>
+          <w:bCs/>
+        </w:rPr>
+        <w:t xml:space="preserve">问题2：如何实现智能的缓存管理策略？</w:t>
+      </w:r>
+      <w:r>
+        <w:t xml:space="preserve"> </w:t>
+      </w:r>
+      <w:r>
+        <w:t xml:space="preserve">- </w:t>
+      </w:r>
+      <w:r>
+        <w:rPr>
+          <w:rFonts w:hint="eastAsia"/>
+        </w:rPr>
+        <w:t xml:space="preserve">传统LRU、TTL等策略无法适应复杂的查询模式</w:t>
+      </w:r>
+      <w:r>
+        <w:t xml:space="preserve"> </w:t>
+      </w:r>
+      <w:r>
+        <w:t xml:space="preserve">- </w:t>
+      </w:r>
+      <w:r>
+        <w:rPr>
+          <w:rFonts w:hint="eastAsia"/>
+        </w:rPr>
+        <w:t xml:space="preserve">需要设计能够预测查询价值的智能管理机制</w:t>
+      </w:r>
+      <w:r>
+        <w:t xml:space="preserve"> </w:t>
+      </w:r>
+      <w:r>
+        <w:t xml:space="preserve">- </w:t>
+      </w:r>
+      <w:r>
+        <w:rPr>
+          <w:rFonts w:hint="eastAsia"/>
+        </w:rPr>
+        <w:t xml:space="preserve">要求系统具备自学习和自适应能力</w:t>
+      </w:r>
+    </w:p>
+    <w:p>
+      <w:pPr>
+        <w:pStyle w:val="BodyText"/>
+      </w:pPr>
+      <w:r>
+        <w:rPr>
+          <w:rFonts w:hint="eastAsia"/>
+          <w:b/>
+          <w:bCs/>
+        </w:rPr>
+        <w:t xml:space="preserve">问题3：如何支持复杂查询结构的细粒度缓存？</w:t>
+      </w:r>
+      <w:r>
+        <w:t xml:space="preserve"> </w:t>
+      </w:r>
+      <w:r>
+        <w:t xml:space="preserve">- </w:t>
+      </w:r>
+      <w:r>
+        <w:rPr>
+          <w:rFonts w:hint="eastAsia"/>
+        </w:rPr>
+        <w:t xml:space="preserve">CTE等复杂查询结构缺乏有效的缓存支持</w:t>
+      </w:r>
+      <w:r>
+        <w:t xml:space="preserve"> </w:t>
+      </w:r>
+      <w:r>
+        <w:t xml:space="preserve">- </w:t>
+      </w:r>
+      <w:r>
+        <w:rPr>
+          <w:rFonts w:hint="eastAsia"/>
+        </w:rPr>
+        <w:t xml:space="preserve">需要设计支持部分结果复用的缓存机制</w:t>
+      </w:r>
+      <w:r>
+        <w:t xml:space="preserve"> </w:t>
+      </w:r>
+      <w:r>
+        <w:t xml:space="preserve">- </w:t>
+      </w:r>
+      <w:r>
+        <w:rPr>
+          <w:rFonts w:hint="eastAsia"/>
+        </w:rPr>
+        <w:t xml:space="preserve">要求处理查询间的复杂依赖关系</w:t>
+      </w:r>
+    </w:p>
     <w:bookmarkEnd w:id="31"/>
-    <w:bookmarkEnd w:id="32"/>
-    <w:bookmarkEnd w:id="33"/>
-    <w:bookmarkStart w:id="38" w:name="本文研究内容"/>
-    <w:p>
-      <w:pPr>
-        <w:pStyle w:val="Heading2"/>
-      </w:pPr>
-      <w:r>
-        <w:t xml:space="preserve">1.3 </w:t>
-      </w:r>
-      <w:r>
-        <w:rPr>
-          <w:rFonts w:hint="eastAsia"/>
-        </w:rPr>
-        <w:t xml:space="preserve">本文研究内容</w:t>
-      </w:r>
-    </w:p>
-    <w:p>
-      <w:pPr>
-        <w:pStyle w:val="FirstParagraph"/>
-      </w:pPr>
-      <w:r>
-        <w:rPr>
-          <w:rFonts w:hint="eastAsia"/>
-        </w:rPr>
-        <w:t xml:space="preserve">基于对国内外研究现状的深入分析，本文针对现有技术的不足，提出了基于布隆过滤器和机器学习的动态缓存加速技术。本文的主要研究内容包括：</w:t>
-      </w:r>
-    </w:p>
-    <w:bookmarkStart w:id="34" w:name="核心研究问题"/>
-    <w:p>
-      <w:pPr>
-        <w:pStyle w:val="Heading3"/>
-      </w:pPr>
-      <w:r>
-        <w:t xml:space="preserve">1.3.1 </w:t>
-      </w:r>
-      <w:r>
-        <w:rPr>
-          <w:rFonts w:hint="eastAsia"/>
-        </w:rPr>
-        <w:t xml:space="preserve">核心研究问题</w:t>
-      </w:r>
-    </w:p>
-    <w:p>
-      <w:pPr>
-        <w:pStyle w:val="FirstParagraph"/>
-      </w:pPr>
-      <w:r>
-        <w:rPr>
-          <w:rFonts w:hint="eastAsia"/>
-        </w:rPr>
-        <w:t xml:space="preserve">本文重点解决以下三个核心问题：</w:t>
-      </w:r>
-    </w:p>
-    <w:p>
-      <w:pPr>
-        <w:pStyle w:val="BodyText"/>
-      </w:pPr>
-      <w:r>
-        <w:rPr>
-          <w:rFonts w:hint="eastAsia"/>
-          <w:b/>
-          <w:bCs/>
-        </w:rPr>
-        <w:t xml:space="preserve">问题1：如何设计高效的查询缓存过滤机制？</w:t>
-      </w:r>
-      <w:r>
-        <w:t xml:space="preserve"> </w:t>
-      </w:r>
-      <w:r>
-        <w:t xml:space="preserve">- </w:t>
-      </w:r>
-      <w:r>
-        <w:rPr>
-          <w:rFonts w:hint="eastAsia"/>
-        </w:rPr>
-        <w:t xml:space="preserve">传统缓存系统在查询检索时存在效率问题</w:t>
-      </w:r>
-      <w:r>
-        <w:t xml:space="preserve"> </w:t>
-      </w:r>
-      <w:r>
-        <w:t xml:space="preserve">- </w:t>
-      </w:r>
-      <w:r>
-        <w:rPr>
-          <w:rFonts w:hint="eastAsia"/>
-        </w:rPr>
-        <w:t xml:space="preserve">需要设计快速、准确的缓存存在性检测机制</w:t>
-      </w:r>
-      <w:r>
-        <w:t xml:space="preserve"> </w:t>
-      </w:r>
-      <w:r>
-        <w:t xml:space="preserve">- </w:t>
-      </w:r>
-      <w:r>
-        <w:rPr>
-          <w:rFonts w:hint="eastAsia"/>
-        </w:rPr>
-        <w:t xml:space="preserve">要求在保证准确性的同时最小化检索开销</w:t>
-      </w:r>
-    </w:p>
-    <w:p>
-      <w:pPr>
-        <w:pStyle w:val="BodyText"/>
-      </w:pPr>
-      <w:r>
-        <w:rPr>
-          <w:rFonts w:hint="eastAsia"/>
-          <w:b/>
-          <w:bCs/>
-        </w:rPr>
-        <w:t xml:space="preserve">问题2：如何实现智能的缓存管理策略？</w:t>
-      </w:r>
-      <w:r>
-        <w:t xml:space="preserve"> </w:t>
-      </w:r>
-      <w:r>
-        <w:t xml:space="preserve">- </w:t>
-      </w:r>
-      <w:r>
-        <w:rPr>
-          <w:rFonts w:hint="eastAsia"/>
-        </w:rPr>
-        <w:t xml:space="preserve">传统LRU、TTL等策略无法适应复杂的查询模式</w:t>
-      </w:r>
-      <w:r>
-        <w:t xml:space="preserve"> </w:t>
-      </w:r>
-      <w:r>
-        <w:t xml:space="preserve">- </w:t>
-      </w:r>
-      <w:r>
-        <w:rPr>
-          <w:rFonts w:hint="eastAsia"/>
-        </w:rPr>
-        <w:t xml:space="preserve">需要设计能够预测查询价值的智能管理机制</w:t>
-      </w:r>
-      <w:r>
-        <w:t xml:space="preserve"> </w:t>
-      </w:r>
-      <w:r>
-        <w:t xml:space="preserve">- </w:t>
-      </w:r>
-      <w:r>
-        <w:rPr>
-          <w:rFonts w:hint="eastAsia"/>
-        </w:rPr>
-        <w:t xml:space="preserve">要求系统具备自学习和自适应能力</w:t>
-      </w:r>
-    </w:p>
-    <w:p>
-      <w:pPr>
-        <w:pStyle w:val="BodyText"/>
-      </w:pPr>
-      <w:r>
-        <w:rPr>
-          <w:rFonts w:hint="eastAsia"/>
-          <w:b/>
-          <w:bCs/>
-        </w:rPr>
-        <w:t xml:space="preserve">问题3：如何支持复杂查询结构的细粒度缓存？</w:t>
-      </w:r>
-      <w:r>
-        <w:t xml:space="preserve"> </w:t>
-      </w:r>
-      <w:r>
-        <w:t xml:space="preserve">- </w:t>
-      </w:r>
-      <w:r>
-        <w:rPr>
-          <w:rFonts w:hint="eastAsia"/>
-        </w:rPr>
-        <w:t xml:space="preserve">CTE等复杂查询结构缺乏有效的缓存支持</w:t>
-      </w:r>
-      <w:r>
-        <w:t xml:space="preserve"> </w:t>
-      </w:r>
-      <w:r>
-        <w:t xml:space="preserve">- </w:t>
-      </w:r>
-      <w:r>
-        <w:rPr>
-          <w:rFonts w:hint="eastAsia"/>
-        </w:rPr>
-        <w:t xml:space="preserve">需要设计支持部分结果复用的缓存机制</w:t>
-      </w:r>
-      <w:r>
-        <w:t xml:space="preserve"> </w:t>
-      </w:r>
-      <w:r>
-        <w:t xml:space="preserve">- </w:t>
-      </w:r>
-      <w:r>
-        <w:rPr>
-          <w:rFonts w:hint="eastAsia"/>
-        </w:rPr>
-        <w:t xml:space="preserve">要求处理查询间的复杂依赖关系</w:t>
-      </w:r>
-    </w:p>
-    <w:bookmarkEnd w:id="34"/>
-    <w:bookmarkStart w:id="35" w:name="主要研究内容"/>
+    <w:bookmarkStart w:id="32" w:name="主要研究内容"/>
     <w:p>
       <w:pPr>
         <w:pStyle w:val="Heading3"/>
@@ -3549,406 +3491,406 @@
         <w:t xml:space="preserve">优化I/O访问模式</w:t>
       </w:r>
     </w:p>
+    <w:bookmarkEnd w:id="32"/>
+    <w:bookmarkStart w:id="33" w:name="技术创新点"/>
+    <w:p>
+      <w:pPr>
+        <w:pStyle w:val="Heading3"/>
+      </w:pPr>
+      <w:r>
+        <w:t xml:space="preserve">1.3.3 </w:t>
+      </w:r>
+      <w:r>
+        <w:rPr>
+          <w:rFonts w:hint="eastAsia"/>
+        </w:rPr>
+        <w:t xml:space="preserve">技术创新点</w:t>
+      </w:r>
+    </w:p>
+    <w:p>
+      <w:pPr>
+        <w:pStyle w:val="FirstParagraph"/>
+      </w:pPr>
+      <w:r>
+        <w:rPr>
+          <w:rFonts w:hint="eastAsia"/>
+        </w:rPr>
+        <w:t xml:space="preserve">本文的主要技术创新点包括：</w:t>
+      </w:r>
+    </w:p>
+    <w:p>
+      <w:pPr>
+        <w:pStyle w:val="BodyText"/>
+      </w:pPr>
+      <w:r>
+        <w:rPr>
+          <w:rFonts w:hint="eastAsia"/>
+          <w:b/>
+          <w:bCs/>
+        </w:rPr>
+        <w:t xml:space="preserve">创新点1：多层次概率过滤架构</w:t>
+      </w:r>
+      <w:r>
+        <w:t xml:space="preserve"> </w:t>
+      </w:r>
+      <w:r>
+        <w:t xml:space="preserve">- </w:t>
+      </w:r>
+      <w:r>
+        <w:rPr>
+          <w:rFonts w:hint="eastAsia"/>
+        </w:rPr>
+        <w:t xml:space="preserve">首次将布隆过滤器系统性应用于数据库查询缓存</w:t>
+      </w:r>
+      <w:r>
+        <w:t xml:space="preserve"> </w:t>
+      </w:r>
+      <w:r>
+        <w:t xml:space="preserve">- </w:t>
+      </w:r>
+      <w:r>
+        <w:rPr>
+          <w:rFonts w:hint="eastAsia"/>
+        </w:rPr>
+        <w:t xml:space="preserve">实现O(k)+O(1)的查找复杂度</w:t>
+      </w:r>
+      <w:r>
+        <w:t xml:space="preserve"> </w:t>
+      </w:r>
+      <w:r>
+        <w:t xml:space="preserve">- </w:t>
+      </w:r>
+      <w:r>
+        <w:rPr>
+          <w:rFonts w:hint="eastAsia"/>
+        </w:rPr>
+        <w:t xml:space="preserve">假阳性率控制在0.1-0.5%</w:t>
+      </w:r>
+    </w:p>
+    <w:p>
+      <w:pPr>
+        <w:pStyle w:val="BodyText"/>
+      </w:pPr>
+      <w:r>
+        <w:rPr>
+          <w:rFonts w:hint="eastAsia"/>
+          <w:b/>
+          <w:bCs/>
+        </w:rPr>
+        <w:t xml:space="preserve">创新点2：机器学习驱动的智能缓存管理</w:t>
+      </w:r>
+      <w:r>
+        <w:t xml:space="preserve"> </w:t>
+      </w:r>
+      <w:r>
+        <w:t xml:space="preserve">- </w:t>
+      </w:r>
+      <w:r>
+        <w:rPr>
+          <w:rFonts w:hint="eastAsia"/>
+        </w:rPr>
+        <w:t xml:space="preserve">集成九维特征向量的ML缓存淘汰策略</w:t>
+      </w:r>
+      <w:r>
+        <w:t xml:space="preserve"> </w:t>
+      </w:r>
+      <w:r>
+        <w:t xml:space="preserve">- </w:t>
+      </w:r>
+      <w:r>
+        <w:rPr>
+          <w:rFonts w:hint="eastAsia"/>
+        </w:rPr>
+        <w:t xml:space="preserve">通过在线学习实现自适应缓存价值预测</w:t>
+      </w:r>
+      <w:r>
+        <w:t xml:space="preserve"> </w:t>
+      </w:r>
+      <w:r>
+        <w:t xml:space="preserve">- </w:t>
+      </w:r>
+      <w:r>
+        <w:rPr>
+          <w:rFonts w:hint="eastAsia"/>
+        </w:rPr>
+        <w:t xml:space="preserve">命中率相比传统策略提升15-35%</w:t>
+      </w:r>
+    </w:p>
+    <w:p>
+      <w:pPr>
+        <w:pStyle w:val="BodyText"/>
+      </w:pPr>
+      <w:r>
+        <w:rPr>
+          <w:rFonts w:hint="eastAsia"/>
+          <w:b/>
+          <w:bCs/>
+        </w:rPr>
+        <w:t xml:space="preserve">创新点3：CTE细粒度缓存机制</w:t>
+      </w:r>
+      <w:r>
+        <w:t xml:space="preserve"> </w:t>
+      </w:r>
+      <w:r>
+        <w:t xml:space="preserve">- </w:t>
+      </w:r>
+      <w:r>
+        <w:rPr>
+          <w:rFonts w:hint="eastAsia"/>
+        </w:rPr>
+        <w:t xml:space="preserve">基于语义分析的CTE缓存策略</w:t>
+      </w:r>
+      <w:r>
+        <w:t xml:space="preserve"> </w:t>
+      </w:r>
+      <w:r>
+        <w:t xml:space="preserve">- </w:t>
+      </w:r>
+      <w:r>
+        <w:rPr>
+          <w:rFonts w:hint="eastAsia"/>
+        </w:rPr>
+        <w:t xml:space="preserve">支持独立缓存和递归CTE的迭代缓存</w:t>
+      </w:r>
+      <w:r>
+        <w:t xml:space="preserve"> </w:t>
+      </w:r>
+      <w:r>
+        <w:t xml:space="preserve">- </w:t>
+      </w:r>
+      <w:r>
+        <w:rPr>
+          <w:rFonts w:hint="eastAsia"/>
+        </w:rPr>
+        <w:t xml:space="preserve">显著提高复杂查询的缓存复用率</w:t>
+      </w:r>
+    </w:p>
+    <w:p>
+      <w:pPr>
+        <w:pStyle w:val="BodyText"/>
+      </w:pPr>
+      <w:r>
+        <w:rPr>
+          <w:rFonts w:hint="eastAsia"/>
+          <w:b/>
+          <w:bCs/>
+        </w:rPr>
+        <w:t xml:space="preserve">创新点4：多模式持久化架构</w:t>
+      </w:r>
+      <w:r>
+        <w:t xml:space="preserve"> </w:t>
+      </w:r>
+      <w:r>
+        <w:t xml:space="preserve">- </w:t>
+      </w:r>
+      <w:r>
+        <w:rPr>
+          <w:rFonts w:hint="eastAsia"/>
+        </w:rPr>
+        <w:t xml:space="preserve">设计内存、WAL、物化视图和混合四种持久化策略</w:t>
+      </w:r>
+      <w:r>
+        <w:t xml:space="preserve"> </w:t>
+      </w:r>
+      <w:r>
+        <w:t xml:space="preserve">- </w:t>
+      </w:r>
+      <w:r>
+        <w:rPr>
+          <w:rFonts w:hint="eastAsia"/>
+        </w:rPr>
+        <w:t xml:space="preserve">为不同应用场景提供最优的性能和持久性保证</w:t>
+      </w:r>
+      <w:r>
+        <w:t xml:space="preserve"> </w:t>
+      </w:r>
+      <w:r>
+        <w:t xml:space="preserve">- </w:t>
+      </w:r>
+      <w:r>
+        <w:rPr>
+          <w:rFonts w:hint="eastAsia"/>
+        </w:rPr>
+        <w:t xml:space="preserve">支持动态策略切换和参数调优</w:t>
+      </w:r>
+    </w:p>
+    <w:bookmarkEnd w:id="33"/>
+    <w:bookmarkStart w:id="34" w:name="预期研究成果"/>
+    <w:p>
+      <w:pPr>
+        <w:pStyle w:val="Heading3"/>
+      </w:pPr>
+      <w:r>
+        <w:t xml:space="preserve">1.3.4 </w:t>
+      </w:r>
+      <w:r>
+        <w:rPr>
+          <w:rFonts w:hint="eastAsia"/>
+        </w:rPr>
+        <w:t xml:space="preserve">预期研究成果</w:t>
+      </w:r>
+    </w:p>
+    <w:p>
+      <w:pPr>
+        <w:pStyle w:val="FirstParagraph"/>
+      </w:pPr>
+      <w:r>
+        <w:rPr>
+          <w:rFonts w:hint="eastAsia"/>
+        </w:rPr>
+        <w:t xml:space="preserve">本文预期达到以下研究成果：</w:t>
+      </w:r>
+    </w:p>
+    <w:p>
+      <w:pPr>
+        <w:pStyle w:val="BodyText"/>
+      </w:pPr>
+      <w:r>
+        <w:rPr>
+          <w:rFonts w:hint="eastAsia"/>
+          <w:b/>
+          <w:bCs/>
+        </w:rPr>
+        <w:t xml:space="preserve">理论成果：</w:t>
+      </w:r>
+      <w:r>
+        <w:t xml:space="preserve"> </w:t>
+      </w:r>
+      <w:r>
+        <w:t xml:space="preserve">- </w:t>
+      </w:r>
+      <w:r>
+        <w:rPr>
+          <w:rFonts w:hint="eastAsia"/>
+        </w:rPr>
+        <w:t xml:space="preserve">建立布隆过滤器在查询缓存中的理论模型</w:t>
+      </w:r>
+      <w:r>
+        <w:t xml:space="preserve"> </w:t>
+      </w:r>
+      <w:r>
+        <w:t xml:space="preserve">- </w:t>
+      </w:r>
+      <w:r>
+        <w:rPr>
+          <w:rFonts w:hint="eastAsia"/>
+        </w:rPr>
+        <w:t xml:space="preserve">构建机器学习缓存管理的数学框架</w:t>
+      </w:r>
+      <w:r>
+        <w:t xml:space="preserve"> </w:t>
+      </w:r>
+      <w:r>
+        <w:t xml:space="preserve">- </w:t>
+      </w:r>
+      <w:r>
+        <w:rPr>
+          <w:rFonts w:hint="eastAsia"/>
+        </w:rPr>
+        <w:t xml:space="preserve">形成CTE缓存的完整理论体系</w:t>
+      </w:r>
+    </w:p>
+    <w:p>
+      <w:pPr>
+        <w:pStyle w:val="BodyText"/>
+      </w:pPr>
+      <w:r>
+        <w:rPr>
+          <w:rFonts w:hint="eastAsia"/>
+          <w:b/>
+          <w:bCs/>
+        </w:rPr>
+        <w:t xml:space="preserve">技术成果：</w:t>
+      </w:r>
+      <w:r>
+        <w:t xml:space="preserve"> </w:t>
+      </w:r>
+      <w:r>
+        <w:t xml:space="preserve">- </w:t>
+      </w:r>
+      <w:r>
+        <w:rPr>
+          <w:rFonts w:hint="eastAsia"/>
+        </w:rPr>
+        <w:t xml:space="preserve">实现完整的动态缓存系统原型</w:t>
+      </w:r>
+      <w:r>
+        <w:t xml:space="preserve"> </w:t>
+      </w:r>
+      <w:r>
+        <w:t xml:space="preserve">- </w:t>
+      </w:r>
+      <w:r>
+        <w:rPr>
+          <w:rFonts w:hint="eastAsia"/>
+        </w:rPr>
+        <w:t xml:space="preserve">开发高效的算法和数据结构</w:t>
+      </w:r>
+      <w:r>
+        <w:t xml:space="preserve"> </w:t>
+      </w:r>
+      <w:r>
+        <w:t xml:space="preserve">- </w:t>
+      </w:r>
+      <w:r>
+        <w:rPr>
+          <w:rFonts w:hint="eastAsia"/>
+        </w:rPr>
+        <w:t xml:space="preserve">建立全面的性能评估体系</w:t>
+      </w:r>
+    </w:p>
+    <w:p>
+      <w:pPr>
+        <w:pStyle w:val="BodyText"/>
+      </w:pPr>
+      <w:r>
+        <w:rPr>
+          <w:rFonts w:hint="eastAsia"/>
+          <w:b/>
+          <w:bCs/>
+        </w:rPr>
+        <w:t xml:space="preserve">应用成果：</w:t>
+      </w:r>
+      <w:r>
+        <w:t xml:space="preserve"> </w:t>
+      </w:r>
+      <w:r>
+        <w:t xml:space="preserve">- </w:t>
+      </w:r>
+      <w:r>
+        <w:rPr>
+          <w:rFonts w:hint="eastAsia"/>
+        </w:rPr>
+        <w:t xml:space="preserve">在典型OLAP工作负载下实现30-80%的性能提升</w:t>
+      </w:r>
+      <w:r>
+        <w:t xml:space="preserve"> </w:t>
+      </w:r>
+      <w:r>
+        <w:t xml:space="preserve">- </w:t>
+      </w:r>
+      <w:r>
+        <w:rPr>
+          <w:rFonts w:hint="eastAsia"/>
+        </w:rPr>
+        <w:t xml:space="preserve">支持多种应用场景和部署模式</w:t>
+      </w:r>
+      <w:r>
+        <w:t xml:space="preserve"> </w:t>
+      </w:r>
+      <w:r>
+        <w:t xml:space="preserve">- </w:t>
+      </w:r>
+      <w:r>
+        <w:rPr>
+          <w:rFonts w:hint="eastAsia"/>
+        </w:rPr>
+        <w:t xml:space="preserve">为工业界提供可参考的技术方案</w:t>
+      </w:r>
+    </w:p>
+    <w:bookmarkEnd w:id="34"/>
     <w:bookmarkEnd w:id="35"/>
-    <w:bookmarkStart w:id="36" w:name="技术创新点"/>
-    <w:p>
-      <w:pPr>
-        <w:pStyle w:val="Heading3"/>
-      </w:pPr>
-      <w:r>
-        <w:t xml:space="preserve">1.3.3 </w:t>
-      </w:r>
-      <w:r>
-        <w:rPr>
-          <w:rFonts w:hint="eastAsia"/>
-        </w:rPr>
-        <w:t xml:space="preserve">技术创新点</w:t>
-      </w:r>
-    </w:p>
-    <w:p>
-      <w:pPr>
-        <w:pStyle w:val="FirstParagraph"/>
-      </w:pPr>
-      <w:r>
-        <w:rPr>
-          <w:rFonts w:hint="eastAsia"/>
-        </w:rPr>
-        <w:t xml:space="preserve">本文的主要技术创新点包括：</w:t>
-      </w:r>
-    </w:p>
-    <w:p>
-      <w:pPr>
-        <w:pStyle w:val="BodyText"/>
-      </w:pPr>
-      <w:r>
-        <w:rPr>
-          <w:rFonts w:hint="eastAsia"/>
-          <w:b/>
-          <w:bCs/>
-        </w:rPr>
-        <w:t xml:space="preserve">创新点1：多层次概率过滤架构</w:t>
-      </w:r>
-      <w:r>
-        <w:t xml:space="preserve"> </w:t>
-      </w:r>
-      <w:r>
-        <w:t xml:space="preserve">- </w:t>
-      </w:r>
-      <w:r>
-        <w:rPr>
-          <w:rFonts w:hint="eastAsia"/>
-        </w:rPr>
-        <w:t xml:space="preserve">首次将布隆过滤器系统性应用于数据库查询缓存</w:t>
-      </w:r>
-      <w:r>
-        <w:t xml:space="preserve"> </w:t>
-      </w:r>
-      <w:r>
-        <w:t xml:space="preserve">- </w:t>
-      </w:r>
-      <w:r>
-        <w:rPr>
-          <w:rFonts w:hint="eastAsia"/>
-        </w:rPr>
-        <w:t xml:space="preserve">实现O(k)+O(1)的查找复杂度</w:t>
-      </w:r>
-      <w:r>
-        <w:t xml:space="preserve"> </w:t>
-      </w:r>
-      <w:r>
-        <w:t xml:space="preserve">- </w:t>
-      </w:r>
-      <w:r>
-        <w:rPr>
-          <w:rFonts w:hint="eastAsia"/>
-        </w:rPr>
-        <w:t xml:space="preserve">假阳性率控制在0.1-0.5%</w:t>
-      </w:r>
-    </w:p>
-    <w:p>
-      <w:pPr>
-        <w:pStyle w:val="BodyText"/>
-      </w:pPr>
-      <w:r>
-        <w:rPr>
-          <w:rFonts w:hint="eastAsia"/>
-          <w:b/>
-          <w:bCs/>
-        </w:rPr>
-        <w:t xml:space="preserve">创新点2：机器学习驱动的智能缓存管理</w:t>
-      </w:r>
-      <w:r>
-        <w:t xml:space="preserve"> </w:t>
-      </w:r>
-      <w:r>
-        <w:t xml:space="preserve">- </w:t>
-      </w:r>
-      <w:r>
-        <w:rPr>
-          <w:rFonts w:hint="eastAsia"/>
-        </w:rPr>
-        <w:t xml:space="preserve">集成九维特征向量的ML缓存淘汰策略</w:t>
-      </w:r>
-      <w:r>
-        <w:t xml:space="preserve"> </w:t>
-      </w:r>
-      <w:r>
-        <w:t xml:space="preserve">- </w:t>
-      </w:r>
-      <w:r>
-        <w:rPr>
-          <w:rFonts w:hint="eastAsia"/>
-        </w:rPr>
-        <w:t xml:space="preserve">通过在线学习实现自适应缓存价值预测</w:t>
-      </w:r>
-      <w:r>
-        <w:t xml:space="preserve"> </w:t>
-      </w:r>
-      <w:r>
-        <w:t xml:space="preserve">- </w:t>
-      </w:r>
-      <w:r>
-        <w:rPr>
-          <w:rFonts w:hint="eastAsia"/>
-        </w:rPr>
-        <w:t xml:space="preserve">命中率相比传统策略提升15-35%</w:t>
-      </w:r>
-    </w:p>
-    <w:p>
-      <w:pPr>
-        <w:pStyle w:val="BodyText"/>
-      </w:pPr>
-      <w:r>
-        <w:rPr>
-          <w:rFonts w:hint="eastAsia"/>
-          <w:b/>
-          <w:bCs/>
-        </w:rPr>
-        <w:t xml:space="preserve">创新点3：CTE细粒度缓存机制</w:t>
-      </w:r>
-      <w:r>
-        <w:t xml:space="preserve"> </w:t>
-      </w:r>
-      <w:r>
-        <w:t xml:space="preserve">- </w:t>
-      </w:r>
-      <w:r>
-        <w:rPr>
-          <w:rFonts w:hint="eastAsia"/>
-        </w:rPr>
-        <w:t xml:space="preserve">基于语义分析的CTE缓存策略</w:t>
-      </w:r>
-      <w:r>
-        <w:t xml:space="preserve"> </w:t>
-      </w:r>
-      <w:r>
-        <w:t xml:space="preserve">- </w:t>
-      </w:r>
-      <w:r>
-        <w:rPr>
-          <w:rFonts w:hint="eastAsia"/>
-        </w:rPr>
-        <w:t xml:space="preserve">支持独立缓存和递归CTE的迭代缓存</w:t>
-      </w:r>
-      <w:r>
-        <w:t xml:space="preserve"> </w:t>
-      </w:r>
-      <w:r>
-        <w:t xml:space="preserve">- </w:t>
-      </w:r>
-      <w:r>
-        <w:rPr>
-          <w:rFonts w:hint="eastAsia"/>
-        </w:rPr>
-        <w:t xml:space="preserve">显著提高复杂查询的缓存复用率</w:t>
-      </w:r>
-    </w:p>
-    <w:p>
-      <w:pPr>
-        <w:pStyle w:val="BodyText"/>
-      </w:pPr>
-      <w:r>
-        <w:rPr>
-          <w:rFonts w:hint="eastAsia"/>
-          <w:b/>
-          <w:bCs/>
-        </w:rPr>
-        <w:t xml:space="preserve">创新点4：多模式持久化架构</w:t>
-      </w:r>
-      <w:r>
-        <w:t xml:space="preserve"> </w:t>
-      </w:r>
-      <w:r>
-        <w:t xml:space="preserve">- </w:t>
-      </w:r>
-      <w:r>
-        <w:rPr>
-          <w:rFonts w:hint="eastAsia"/>
-        </w:rPr>
-        <w:t xml:space="preserve">设计内存、WAL、物化视图和混合四种持久化策略</w:t>
-      </w:r>
-      <w:r>
-        <w:t xml:space="preserve"> </w:t>
-      </w:r>
-      <w:r>
-        <w:t xml:space="preserve">- </w:t>
-      </w:r>
-      <w:r>
-        <w:rPr>
-          <w:rFonts w:hint="eastAsia"/>
-        </w:rPr>
-        <w:t xml:space="preserve">为不同应用场景提供最优的性能和持久性保证</w:t>
-      </w:r>
-      <w:r>
-        <w:t xml:space="preserve"> </w:t>
-      </w:r>
-      <w:r>
-        <w:t xml:space="preserve">- </w:t>
-      </w:r>
-      <w:r>
-        <w:rPr>
-          <w:rFonts w:hint="eastAsia"/>
-        </w:rPr>
-        <w:t xml:space="preserve">支持动态策略切换和参数调优</w:t>
-      </w:r>
-    </w:p>
-    <w:bookmarkEnd w:id="36"/>
-    <w:bookmarkStart w:id="37" w:name="预期研究成果"/>
-    <w:p>
-      <w:pPr>
-        <w:pStyle w:val="Heading3"/>
-      </w:pPr>
-      <w:r>
-        <w:t xml:space="preserve">1.3.4 </w:t>
-      </w:r>
-      <w:r>
-        <w:rPr>
-          <w:rFonts w:hint="eastAsia"/>
-        </w:rPr>
-        <w:t xml:space="preserve">预期研究成果</w:t>
-      </w:r>
-    </w:p>
-    <w:p>
-      <w:pPr>
-        <w:pStyle w:val="FirstParagraph"/>
-      </w:pPr>
-      <w:r>
-        <w:rPr>
-          <w:rFonts w:hint="eastAsia"/>
-        </w:rPr>
-        <w:t xml:space="preserve">本文预期达到以下研究成果：</w:t>
-      </w:r>
-    </w:p>
-    <w:p>
-      <w:pPr>
-        <w:pStyle w:val="BodyText"/>
-      </w:pPr>
-      <w:r>
-        <w:rPr>
-          <w:rFonts w:hint="eastAsia"/>
-          <w:b/>
-          <w:bCs/>
-        </w:rPr>
-        <w:t xml:space="preserve">理论成果：</w:t>
-      </w:r>
-      <w:r>
-        <w:t xml:space="preserve"> </w:t>
-      </w:r>
-      <w:r>
-        <w:t xml:space="preserve">- </w:t>
-      </w:r>
-      <w:r>
-        <w:rPr>
-          <w:rFonts w:hint="eastAsia"/>
-        </w:rPr>
-        <w:t xml:space="preserve">建立布隆过滤器在查询缓存中的理论模型</w:t>
-      </w:r>
-      <w:r>
-        <w:t xml:space="preserve"> </w:t>
-      </w:r>
-      <w:r>
-        <w:t xml:space="preserve">- </w:t>
-      </w:r>
-      <w:r>
-        <w:rPr>
-          <w:rFonts w:hint="eastAsia"/>
-        </w:rPr>
-        <w:t xml:space="preserve">构建机器学习缓存管理的数学框架</w:t>
-      </w:r>
-      <w:r>
-        <w:t xml:space="preserve"> </w:t>
-      </w:r>
-      <w:r>
-        <w:t xml:space="preserve">- </w:t>
-      </w:r>
-      <w:r>
-        <w:rPr>
-          <w:rFonts w:hint="eastAsia"/>
-        </w:rPr>
-        <w:t xml:space="preserve">形成CTE缓存的完整理论体系</w:t>
-      </w:r>
-    </w:p>
-    <w:p>
-      <w:pPr>
-        <w:pStyle w:val="BodyText"/>
-      </w:pPr>
-      <w:r>
-        <w:rPr>
-          <w:rFonts w:hint="eastAsia"/>
-          <w:b/>
-          <w:bCs/>
-        </w:rPr>
-        <w:t xml:space="preserve">技术成果：</w:t>
-      </w:r>
-      <w:r>
-        <w:t xml:space="preserve"> </w:t>
-      </w:r>
-      <w:r>
-        <w:t xml:space="preserve">- </w:t>
-      </w:r>
-      <w:r>
-        <w:rPr>
-          <w:rFonts w:hint="eastAsia"/>
-        </w:rPr>
-        <w:t xml:space="preserve">实现完整的动态缓存系统原型</w:t>
-      </w:r>
-      <w:r>
-        <w:t xml:space="preserve"> </w:t>
-      </w:r>
-      <w:r>
-        <w:t xml:space="preserve">- </w:t>
-      </w:r>
-      <w:r>
-        <w:rPr>
-          <w:rFonts w:hint="eastAsia"/>
-        </w:rPr>
-        <w:t xml:space="preserve">开发高效的算法和数据结构</w:t>
-      </w:r>
-      <w:r>
-        <w:t xml:space="preserve"> </w:t>
-      </w:r>
-      <w:r>
-        <w:t xml:space="preserve">- </w:t>
-      </w:r>
-      <w:r>
-        <w:rPr>
-          <w:rFonts w:hint="eastAsia"/>
-        </w:rPr>
-        <w:t xml:space="preserve">建立全面的性能评估体系</w:t>
-      </w:r>
-    </w:p>
-    <w:p>
-      <w:pPr>
-        <w:pStyle w:val="BodyText"/>
-      </w:pPr>
-      <w:r>
-        <w:rPr>
-          <w:rFonts w:hint="eastAsia"/>
-          <w:b/>
-          <w:bCs/>
-        </w:rPr>
-        <w:t xml:space="preserve">应用成果：</w:t>
-      </w:r>
-      <w:r>
-        <w:t xml:space="preserve"> </w:t>
-      </w:r>
-      <w:r>
-        <w:t xml:space="preserve">- </w:t>
-      </w:r>
-      <w:r>
-        <w:rPr>
-          <w:rFonts w:hint="eastAsia"/>
-        </w:rPr>
-        <w:t xml:space="preserve">在典型OLAP工作负载下实现30-80%的性能提升</w:t>
-      </w:r>
-      <w:r>
-        <w:t xml:space="preserve"> </w:t>
-      </w:r>
-      <w:r>
-        <w:t xml:space="preserve">- </w:t>
-      </w:r>
-      <w:r>
-        <w:rPr>
-          <w:rFonts w:hint="eastAsia"/>
-        </w:rPr>
-        <w:t xml:space="preserve">支持多种应用场景和部署模式</w:t>
-      </w:r>
-      <w:r>
-        <w:t xml:space="preserve"> </w:t>
-      </w:r>
-      <w:r>
-        <w:t xml:space="preserve">- </w:t>
-      </w:r>
-      <w:r>
-        <w:rPr>
-          <w:rFonts w:hint="eastAsia"/>
-        </w:rPr>
-        <w:t xml:space="preserve">为工业界提供可参考的技术方案</w:t>
-      </w:r>
-    </w:p>
-    <w:bookmarkEnd w:id="37"/>
-    <w:bookmarkEnd w:id="38"/>
-    <w:bookmarkStart w:id="44" w:name="论文组织结构"/>
+    <w:bookmarkStart w:id="41" w:name="论文组织结构"/>
     <w:p>
       <w:pPr>
         <w:pStyle w:val="Heading2"/>
@@ -3981,20 +3923,20 @@
       <w:r>
         <w:drawing>
           <wp:inline>
-            <wp:extent cx="5334000" cy="5109482"/>
+            <wp:extent cx="5334000" cy="7120045"/>
             <wp:effectExtent b="0" l="0" r="0" t="0"/>
-            <wp:docPr descr="图片" title="" id="40" name="Picture"/>
+            <wp:docPr descr="图片" title="" id="37" name="Picture"/>
             <a:graphic>
               <a:graphicData uri="http://schemas.openxmlformats.org/drawingml/2006/picture">
                 <pic:pic>
                   <pic:nvPicPr>
-                    <pic:cNvPr descr="/Users/max/src/duckdb/md/images/1.2_论文组织结构图.png" id="41" name="Picture"/>
+                    <pic:cNvPr descr="/Users/max/src/duckdb/md/images/1.1_研究背景与技术发展趋势.png" id="38" name="Picture"/>
                     <pic:cNvPicPr>
                       <a:picLocks noChangeArrowheads="1" noChangeAspect="1"/>
                     </pic:cNvPicPr>
                   </pic:nvPicPr>
                   <pic:blipFill>
-                    <a:blip r:embed="rId39"/>
+                    <a:blip r:embed="rId36"/>
                     <a:stretch>
                       <a:fillRect/>
                     </a:stretch>
@@ -4002,7 +3944,7 @@
                   <pic:spPr bwMode="auto">
                     <a:xfrm>
                       <a:off x="0" y="0"/>
-                      <a:ext cx="5334000" cy="5109482"/>
+                      <a:ext cx="5334000" cy="7120045"/>
                     </a:xfrm>
                     <a:prstGeom prst="rect">
                       <a:avLst/>
@@ -4060,7 +4002,7 @@
         <w:t xml:space="preserve">论文组织结构图</w:t>
       </w:r>
     </w:p>
-    <w:bookmarkStart w:id="42" w:name="各章节详细内容"/>
+    <w:bookmarkStart w:id="39" w:name="各章节详细内容"/>
     <w:p>
       <w:pPr>
         <w:pStyle w:val="Heading3"/>
@@ -4603,8 +4545,8 @@
         <w:t xml:space="preserve">未来展望：展望技术发展趋势和后续研究方向</w:t>
       </w:r>
     </w:p>
-    <w:bookmarkEnd w:id="42"/>
-    <w:bookmarkStart w:id="43" w:name="阅读建议"/>
+    <w:bookmarkEnd w:id="39"/>
+    <w:bookmarkStart w:id="40" w:name="阅读建议"/>
     <w:p>
       <w:pPr>
         <w:pStyle w:val="Heading3"/>
@@ -4733,45 +4675,9 @@
         <w:t xml:space="preserve">通过本论文的研究，我们期望为数据库查询缓存技术的发展做出贡献，为构建更加智能、高效的数据库系统提供理论支撑和技术方案。</w:t>
       </w:r>
     </w:p>
-    <w:bookmarkEnd w:id="43"/>
-    <w:bookmarkEnd w:id="44"/>
-    <w:bookmarkStart w:id="46" w:name="参考文献"/>
-    <w:p>
-      <w:pPr>
-        <w:pStyle w:val="Heading2"/>
-      </w:pPr>
-      <w:r>
-        <w:rPr>
-          <w:rFonts w:hint="eastAsia"/>
-        </w:rPr>
-        <w:t xml:space="preserve">参考文献</w:t>
-      </w:r>
-    </w:p>
-    <w:p>
-      <w:pPr>
-        <w:pStyle w:val="FirstParagraph"/>
-      </w:pPr>
-      <w:r>
-        <w:rPr>
-          <w:rFonts w:hint="eastAsia"/>
-        </w:rPr>
-        <w:t xml:space="preserve">本章引用的参考文献请参见</w:t>
-      </w:r>
-      <w:hyperlink r:id="rId45">
-        <w:r>
-          <w:rPr>
-            <w:rStyle w:val="Hyperlink"/>
-            <w:rFonts w:hint="eastAsia"/>
-          </w:rPr>
-          <w:t xml:space="preserve">统一参考文献列表.md</w:t>
-        </w:r>
-      </w:hyperlink>
-      <w:r>
-        <w:t xml:space="preserve">。</w:t>
-      </w:r>
-    </w:p>
-    <w:bookmarkEnd w:id="46"/>
-    <w:bookmarkEnd w:id="47"/>
+    <w:bookmarkEnd w:id="40"/>
+    <w:bookmarkEnd w:id="41"/>
+    <w:bookmarkEnd w:id="42"/>
     <w:sectPr>
       <w:footnotePr>
         <w:numRestart w:val="eachSect"/>

--- a/md/_integrated_docx_out/第一章-绪论.docx
+++ b/md/_integrated_docx_out/第一章-绪论.docx
@@ -842,29 +842,29 @@
         <w:rPr>
           <w:rFonts w:hint="eastAsia"/>
         </w:rPr>
-        <w:t xml:space="preserve">研究内容一：本文针对数据库查询缓存的高效过滤机制进行系统性分析与设计。本文从查询缓存检索效率出发，将缓存过滤分为存在性检测与精确匹配两个部分。在存在性检测部分，本文关注如何快速判断查询结果是否已被缓存，以减少无效的缓存查找；在精确匹配部分，本文关注如何准确定位缓存条目，以提高缓存命中效率。针对每个部分，本文不仅进行理论分析和算法设计，而且在真实数据库系统中进行实验验证，以全面地理解查询缓存过滤的性能瓶颈，为未来研究提供了理论依据和实践参考。</w:t>
-      </w:r>
-    </w:p>
-    <w:p>
-      <w:pPr>
-        <w:pStyle w:val="BodyText"/>
-      </w:pPr>
-      <w:r>
-        <w:rPr>
-          <w:rFonts w:hint="eastAsia"/>
-        </w:rPr>
-        <w:t xml:space="preserve">研究内容二：本文提出一种智能化的缓存管理解决方案。在查询缓存管理方面，现有的解决方案缺乏自适应学习能力、智能化程度有待提升。因此，本文提出了一种基于机器学习的动态缓存管理策略，利用多维特征向量描述查询特征，不仅可以预测查询的缓存价值，还能够系统地处理各种查询模式的缓存需求。通过对查询访问模式的精准分析和学习，本文的方案在保证缓存效率的基础上显著提升了缓存命中率。</w:t>
-      </w:r>
-    </w:p>
-    <w:p>
-      <w:pPr>
-        <w:pStyle w:val="BodyText"/>
-      </w:pPr>
-      <w:r>
-        <w:rPr>
-          <w:rFonts w:hint="eastAsia"/>
-        </w:rPr>
-        <w:t xml:space="preserve">研究内容三：本文提出一种支持复杂查询结构的细粒度缓存技术。在复杂查询缓存方面，现有的缓存策略主要针对简单查询设计，无法有效处理包含CTE等复杂结构的查询。这不仅没有发挥复杂查询的结构化优势，反而让复杂查询成为缓存管理的额外负担。为此，本文提出了一种基于语义分析的CTE缓存方案。通过对查询结构中的依赖关系进行有效分析和分解，优化了各部分的缓存处理，从而提升了复杂查询的缓存复用率。该方案有效支持了部分结果复用，并显著提高了复杂查询的执行效率。</w:t>
+        <w:t xml:space="preserve">研究内容一：本文提出基于布隆过滤器的动态缓存管理技术。针对数据库查询缓存的高效过滤需求，本文设计了多层次过滤架构，将缓存检索分为概率性过滤和精确匹配两个阶段。在概率性过滤阶段，采用优化的布隆过滤器实现快速的存在性检测，通过双重哈希技术和64位原子操作优化，将检测时间复杂度降低到O(k)；在精确匹配阶段，基于改进的MinHash算法生成查询结构签名，实现高效的缓存条目定位。该技术还支持复杂查询结构（如CTE）的细粒度缓存，通过语义分析和依赖关系分解，实现部分结果复用，显著提升复杂查询的执行效率。通过多维特征工程和机器学习模型，系统能够智能评估查询的缓存价值，实现自适应的缓存管理策略。</w:t>
+      </w:r>
+    </w:p>
+    <w:p>
+      <w:pPr>
+        <w:pStyle w:val="BodyText"/>
+      </w:pPr>
+      <w:r>
+        <w:rPr>
+          <w:rFonts w:hint="eastAsia"/>
+        </w:rPr>
+        <w:t xml:space="preserve">研究内容二：本文提出基于多策略融合的缓存更新与持久化技术。为了实现高效灵活的缓存管理，本文设计了多策略融合框架，将传统缓存策略（LRU、TTL）与机器学习策略有机结合，通过全局协调机制管理策略间的协作关系，避免决策冲突。在持久化方面，提出了多模式持久化方案，包括内存模式、WAL模式、物化视图模式和混合模式，根据数据特征和系统状态动态选择最优持久化策略。系统集成了神经网络预测模型和在线学习算法，能够根据查询访问模式和系统负载进行自适应优化。通过分层TTL管理、分段LRU优化和智能参数调优，该技术在保证数据一致性的同时，实现了缓存性能的显著提升。</w:t>
+      </w:r>
+    </w:p>
+    <w:p>
+      <w:pPr>
+        <w:pStyle w:val="BodyText"/>
+      </w:pPr>
+      <w:r>
+        <w:rPr>
+          <w:rFonts w:hint="eastAsia"/>
+        </w:rPr>
+        <w:t xml:space="preserve">研究内容三：本文构建了完整的智能缓存系统性能评估与优化框架。通过设计全面的实验方案，系统评估了布隆过滤器过滤技术、多策略融合缓存管理和CTE细粒度缓存的性能表现。实验涵盖了不同数据规模、查询复杂度和并发负载下的性能测试，重点分析了各技术方案对查询响应时间、缓存命中率、内存利用率和系统吞吐量的影响。通过与传统缓存方案的对比实验，验证了本文提出的技术在实际应用中的优化效果。实验结果表明，该系统能够将查询响应时间降低30-90%，系统资源利用率提升40-60%，为数据库查询性能优化提供了有效的解决方案和实践指导。</w:t>
       </w:r>
     </w:p>
     <w:p>
@@ -935,29 +935,29 @@
         <w:rPr>
           <w:rFonts w:hint="eastAsia"/>
         </w:rPr>
-        <w:t xml:space="preserve">第三章：针对查询缓存的高效过滤需求，提出了基于布隆过滤器的动态缓存管理技术，介绍了过滤机制的设计，并探讨了SQL缓存和CTE缓存的实现策略。</w:t>
-      </w:r>
-    </w:p>
-    <w:p>
-      <w:pPr>
-        <w:pStyle w:val="BodyText"/>
-      </w:pPr>
-      <w:r>
-        <w:rPr>
-          <w:rFonts w:hint="eastAsia"/>
-        </w:rPr>
-        <w:t xml:space="preserve">第四章：针对缓存管理的智能化需求，提出了基于机器学习的动态缓存更新技术，通过多维特征分析和价值预测，实现了智能的缓存淘汰策略，并设计了多模式持久化方案。</w:t>
-      </w:r>
-    </w:p>
-    <w:p>
-      <w:pPr>
-        <w:pStyle w:val="BodyText"/>
-      </w:pPr>
-      <w:r>
-        <w:rPr>
-          <w:rFonts w:hint="eastAsia"/>
-        </w:rPr>
-        <w:t xml:space="preserve">第五章：通过实验分析了布隆过滤器过滤技术、智能缓存管理策略和CTE细粒度缓存的性能，重点考察了不同技术方案对系统性能的影响及其优化效果。</w:t>
+        <w:t xml:space="preserve">第三章：提出了基于布隆过滤器的动态缓存管理技术，详细介绍了多层次过滤架构的设计原理，包括优化的布隆过滤器实现、改进的MinHash签名生成算法、以及支持CTE等复杂查询结构的细粒度缓存策略，并探讨了机器学习特征工程在缓存价值评估中的应用。</w:t>
+      </w:r>
+    </w:p>
+    <w:p>
+      <w:pPr>
+        <w:pStyle w:val="BodyText"/>
+      </w:pPr>
+      <w:r>
+        <w:rPr>
+          <w:rFonts w:hint="eastAsia"/>
+        </w:rPr>
+        <w:t xml:space="preserve">第四章：提出了基于多策略融合的缓存更新与持久化技术，介绍了多策略协调机制的设计，包括传统策略与机器学习策略的融合框架、神经网络预测模型的实现、以及多模式持久化方案（内存、WAL、物化视图、混合模式）的动态选择策略，实现了智能化的缓存管理和数据持久化。</w:t>
+      </w:r>
+    </w:p>
+    <w:p>
+      <w:pPr>
+        <w:pStyle w:val="BodyText"/>
+      </w:pPr>
+      <w:r>
+        <w:rPr>
+          <w:rFonts w:hint="eastAsia"/>
+        </w:rPr>
+        <w:t xml:space="preserve">第五章：通过全面的实验评估了基于布隆过滤器的动态缓存管理技术和多策略融合的缓存更新技术的性能表现，重点分析了不同数据规模、查询复杂度和并发负载下的系统性能，验证了各技术方案在查询响应时间、缓存命中率、资源利用率等方面的优化效果，并与传统缓存方案进行了详细的对比分析。</w:t>
       </w:r>
     </w:p>
     <w:p>

--- a/md/_integrated_docx_out/第一章-绪论.docx
+++ b/md/_integrated_docx_out/第一章-绪论.docx
@@ -198,7 +198,7 @@
         <w:rPr>
           <w:rFonts w:hint="eastAsia"/>
         </w:rPr>
-        <w:t xml:space="preserve">R中首次提出了查询计划缓存的概念[3]，通过缓存查询的执行计划来避免重复的查询优化过程。Oracle、SQL</w:t>
+        <w:t xml:space="preserve">R中提出了查询计划缓存的概念[3]，通过缓存查询的执行计划来避免重复的查询优化过程。Oracle、SQL</w:t>
       </w:r>
       <w:r>
         <w:t xml:space="preserve"> </w:t>
@@ -221,13 +221,13 @@
         <w:t xml:space="preserve">方案二：结果集缓存技术。结果集缓存直接缓存查询的最终结果，MySQL</w:t>
       </w:r>
       <w:r>
-        <w:t xml:space="preserve"> Query </w:t>
-      </w:r>
-      <w:r>
-        <w:rPr>
-          <w:rFonts w:hint="eastAsia"/>
-        </w:rPr>
-        <w:t xml:space="preserve">Cache、PostgreSQL等系统都提供了结果集缓存功能[5]。该方案能够完全避免查询执行开销，响应速度最快，但缓存失效策略复杂，内存消耗大，且难以处理参数化查询。</w:t>
+        <w:t xml:space="preserve"> </w:t>
+      </w:r>
+      <w:r>
+        <w:rPr>
+          <w:rFonts w:hint="eastAsia"/>
+        </w:rPr>
+        <w:t xml:space="preserve">5.7、PostgreSQL等系统都提供了结果集缓存功能[5]。该方案能够完全避免查询执行开销，响应速度最快，但缓存失效策略复杂，内存消耗大，且难以处理参数化查询。</w:t>
       </w:r>
     </w:p>
     <w:p>

--- a/md/_integrated_docx_out/第一章-绪论.docx
+++ b/md/_integrated_docx_out/第一章-绪论.docx
@@ -2,7 +2,7 @@
 <file path=word/document.xml><?xml version="1.0" encoding="utf-8"?>
 <w:document xmlns:w="http://schemas.openxmlformats.org/wordprocessingml/2006/main" xmlns:m="http://schemas.openxmlformats.org/officeDocument/2006/math" xmlns:r="http://schemas.openxmlformats.org/officeDocument/2006/relationships" xmlns:o="urn:schemas-microsoft-com:office:office" xmlns:v="urn:schemas-microsoft-com:vml" xmlns:w10="urn:schemas-microsoft-com:office:word" xmlns:a="http://schemas.openxmlformats.org/drawingml/2006/main" xmlns:pic="http://schemas.openxmlformats.org/drawingml/2006/picture" xmlns:wp="http://schemas.openxmlformats.org/drawingml/2006/wordprocessingDrawing">
   <w:body>
-    <w:bookmarkStart w:id="17" w:name="第一章-绪论"/>
+    <w:bookmarkStart w:id="16" w:name="第一章-绪论"/>
     <w:p>
       <w:pPr>
         <w:pStyle w:val="Heading1"/>
@@ -105,7 +105,7 @@
       </w:r>
     </w:p>
     <w:bookmarkEnd w:id="9"/>
-    <w:bookmarkStart w:id="14" w:name="国内外研究现状"/>
+    <w:bookmarkStart w:id="13" w:name="国内外研究现状"/>
     <w:p>
       <w:pPr>
         <w:pStyle w:val="Heading2"/>
@@ -128,16 +128,222 @@
         <w:rPr>
           <w:rFonts w:hint="eastAsia"/>
         </w:rPr>
+        <w:t xml:space="preserve">数据库缓存的现状涉及多种创新技术，以提高性能、效率和可扩展性。CacheLib</w:t>
+      </w:r>
+      <w:r>
+        <w:t xml:space="preserve"> </w:t>
+      </w:r>
+      <w:r>
+        <w:rPr>
+          <w:rFonts w:hint="eastAsia"/>
+        </w:rPr>
+        <w:t xml:space="preserve">是一个通用缓存引擎，设计用于处理大规模缓存需求，支持多种应用场景如</w:t>
+      </w:r>
+      <w:r>
+        <w:t xml:space="preserve"> </w:t>
+      </w:r>
+      <w:r>
+        <w:rPr>
+          <w:rFonts w:hint="eastAsia"/>
+        </w:rPr>
+        <w:t xml:space="preserve">CDN、媒体缓存和存储后端缓存，通过动态资源管理避免内存溢出[55]。Kangaroo</w:t>
+      </w:r>
+      <w:r>
+        <w:t xml:space="preserve"> </w:t>
+      </w:r>
+      <w:r>
+        <w:rPr>
+          <w:rFonts w:hint="eastAsia"/>
+        </w:rPr>
+        <w:t xml:space="preserve">提出了一种闪存缓存设计，通过结合组相联缓存和日志结构缓存，优化</w:t>
+      </w:r>
+      <w:r>
+        <w:t xml:space="preserve"> DRAM </w:t>
+      </w:r>
+      <w:r>
+        <w:rPr>
+          <w:rFonts w:hint="eastAsia"/>
+        </w:rPr>
+        <w:t xml:space="preserve">使用和闪存写入，减少缓存未命中率和闪存写入次数[56]。CacheSack</w:t>
+      </w:r>
+      <w:r>
+        <w:t xml:space="preserve"> </w:t>
+      </w:r>
+      <w:r>
+        <w:rPr>
+          <w:rFonts w:hint="eastAsia"/>
+        </w:rPr>
+        <w:t xml:space="preserve">算法优化</w:t>
+      </w:r>
+      <w:r>
+        <w:t xml:space="preserve"> Google </w:t>
+      </w:r>
+      <w:r>
+        <w:rPr>
+          <w:rFonts w:hint="eastAsia"/>
+        </w:rPr>
+        <w:t xml:space="preserve">数据中心闪存缓存的准入策略，通过将缓存流量划分为多个类别并使用背包问题分配最优策略，显著降低磁盘</w:t>
+      </w:r>
+      <w:r>
+        <w:t xml:space="preserve"> I/O </w:t>
+      </w:r>
+      <w:r>
+        <w:rPr>
+          <w:rFonts w:hint="eastAsia"/>
+        </w:rPr>
+        <w:t xml:space="preserve">和总拥有成本[57]。Segcache</w:t>
+      </w:r>
+      <w:r>
+        <w:t xml:space="preserve"> </w:t>
+      </w:r>
+      <w:r>
+        <w:rPr>
+          <w:rFonts w:hint="eastAsia"/>
+        </w:rPr>
+        <w:t xml:space="preserve">是一种内存高效键值缓存系统，专为小对象设计，采用分段结构、共享元数据和批量过期策略，在内存效率、吞吐量和可扩展性方面优于现有设计[58]。BP-Wrapper</w:t>
+      </w:r>
+      <w:r>
+        <w:t xml:space="preserve"> </w:t>
+      </w:r>
+      <w:r>
+        <w:rPr>
+          <w:rFonts w:hint="eastAsia"/>
+        </w:rPr>
+        <w:t xml:space="preserve">框架通过批处理和预取技术减少锁争用，提高数据库系统中替换算法的可扩展性，在不修改算法的情况下显著提升系统吞吐量[59]。FIFO</w:t>
+      </w:r>
+      <w:r>
+        <w:t xml:space="preserve"> Queues </w:t>
+      </w:r>
+      <w:r>
+        <w:rPr>
+          <w:rFonts w:hint="eastAsia"/>
+        </w:rPr>
+        <w:t xml:space="preserve">提出</w:t>
+      </w:r>
+      <w:r>
+        <w:t xml:space="preserve"> S3-FIFO </w:t>
+      </w:r>
+      <w:r>
+        <w:rPr>
+          <w:rFonts w:hint="eastAsia"/>
+        </w:rPr>
+        <w:t xml:space="preserve">驱逐算法，仅使用静态</w:t>
+      </w:r>
+      <w:r>
+        <w:t xml:space="preserve"> FIFO </w:t>
+      </w:r>
+      <w:r>
+        <w:rPr>
+          <w:rFonts w:hint="eastAsia"/>
+        </w:rPr>
+        <w:t xml:space="preserve">队列，在效率和可扩展性上优于现有算法，适用于生产环境缓存管理[60]。ScaleStore</w:t>
+      </w:r>
+      <w:r>
+        <w:t xml:space="preserve"> </w:t>
+      </w:r>
+      <w:r>
+        <w:rPr>
+          <w:rFonts w:hint="eastAsia"/>
+        </w:rPr>
+        <w:t xml:space="preserve">是一种高性能存储引擎，利用</w:t>
+      </w:r>
+      <w:r>
+        <w:t xml:space="preserve"> DRAM、NVMe </w:t>
+      </w:r>
+      <w:r>
+        <w:rPr>
+          <w:rFonts w:hint="eastAsia"/>
+        </w:rPr>
+        <w:t xml:space="preserve">和</w:t>
+      </w:r>
+      <w:r>
+        <w:t xml:space="preserve"> RDMA </w:t>
+      </w:r>
+      <w:r>
+        <w:rPr>
+          <w:rFonts w:hint="eastAsia"/>
+        </w:rPr>
+        <w:t xml:space="preserve">技术，通过动态缓存策略和高效页面替换机制，支持弹性扩展和低成本存储[61]。PostgreSQL</w:t>
+      </w:r>
+      <w:r>
+        <w:t xml:space="preserve"> </w:t>
+      </w:r>
+      <w:r>
+        <w:rPr>
+          <w:rFonts w:hint="eastAsia"/>
+        </w:rPr>
+        <w:t xml:space="preserve">的</w:t>
+      </w:r>
+      <w:r>
+        <w:t xml:space="preserve"> buffer cache </w:t>
+      </w:r>
+      <w:r>
+        <w:rPr>
+          <w:rFonts w:hint="eastAsia"/>
+        </w:rPr>
+        <w:t xml:space="preserve">机制使用时钟扫描算法管理页面，通过哈希表和缓冲池优化内存利用率，适用于嵌入式分析场景[62]。这些技术广泛应用于分布式系统、云数据库、实时分析和大规模</w:t>
+      </w:r>
+      <w:r>
+        <w:t xml:space="preserve"> Web </w:t>
+      </w:r>
+      <w:r>
+        <w:rPr>
+          <w:rFonts w:hint="eastAsia"/>
+        </w:rPr>
+        <w:t xml:space="preserve">服务中，例如</w:t>
+      </w:r>
+      <w:r>
+        <w:t xml:space="preserve"> Facebook </w:t>
+      </w:r>
+      <w:r>
+        <w:rPr>
+          <w:rFonts w:hint="eastAsia"/>
+        </w:rPr>
+        <w:t xml:space="preserve">的</w:t>
+      </w:r>
+      <w:r>
+        <w:t xml:space="preserve"> CacheLib </w:t>
+      </w:r>
+      <w:r>
+        <w:rPr>
+          <w:rFonts w:hint="eastAsia"/>
+        </w:rPr>
+        <w:t xml:space="preserve">部署、Google</w:t>
+      </w:r>
+      <w:r>
+        <w:t xml:space="preserve"> </w:t>
+      </w:r>
+      <w:r>
+        <w:rPr>
+          <w:rFonts w:hint="eastAsia"/>
+        </w:rPr>
+        <w:t xml:space="preserve">的闪存缓存优化，以及</w:t>
+      </w:r>
+      <w:r>
+        <w:t xml:space="preserve"> PostgreSQL </w:t>
+      </w:r>
+      <w:r>
+        <w:rPr>
+          <w:rFonts w:hint="eastAsia"/>
+        </w:rPr>
+        <w:t xml:space="preserve">的数据库管理。</w:t>
+      </w:r>
+    </w:p>
+    <w:p>
+      <w:pPr>
+        <w:pStyle w:val="BodyText"/>
+      </w:pPr>
+      <w:r>
+        <w:rPr>
+          <w:rFonts w:hint="eastAsia"/>
+        </w:rPr>
         <w:t xml:space="preserve">针对数据库查询缓存技术，国内外已有很多学者进行相关研究。数据库查询处理和缓存管理涉及多个技术层面，这些技术呈现出不同的特性和挑战：在查询缓存方面，传统方案主要关注结果集缓存和计划缓存，但缺乏智能化管理；在过滤技术方面，布隆过滤器等概率数据结构为快速检索提供了基础；在智能优化方面，机器学习技术开始被应用于缓存管理和查询优化。根据不同技术层次的特点，本节将数据库查询缓存的研究划分为查询缓存技术、概率过滤技术和智能优化技术三类，探讨主要技术发展现状及其解决方案。最后，对现有方案的局限性进行分析，以明确进一步优化的方向。</w:t>
       </w:r>
-    </w:p>
-    <w:bookmarkStart w:id="10" w:name="数据库查询缓存技术研究现状"/>
-    <w:p>
-      <w:pPr>
-        <w:pStyle w:val="Heading3"/>
-      </w:pPr>
-      <w:r>
-        <w:t xml:space="preserve">1.2.1 </w:t>
+      <w:r>
+        <w:t xml:space="preserve"> </w:t>
+      </w:r>
+      <w:r>
+        <w:t xml:space="preserve">### 1.2.1 </w:t>
       </w:r>
       <w:r>
         <w:rPr>
@@ -148,7 +354,7 @@
     </w:p>
     <w:p>
       <w:pPr>
-        <w:pStyle w:val="FirstParagraph"/>
+        <w:pStyle w:val="BodyText"/>
       </w:pPr>
       <w:r>
         <w:rPr>
@@ -329,8 +535,7 @@
         <w:t xml:space="preserve">结论：现代查询缓存技术在性能和扩展性方面取得了显著进步，但在智能化管理、细粒度控制和复杂查询支持方面仍有不足。特别是对于包含CTE等复杂结构的查询，现有方案缺乏有效的缓存策略。</w:t>
       </w:r>
     </w:p>
-    <w:bookmarkEnd w:id="10"/>
-    <w:bookmarkStart w:id="11" w:name="概率过滤技术研究现状"/>
+    <w:bookmarkStart w:id="10" w:name="概率过滤技术研究现状"/>
     <w:p>
       <w:pPr>
         <w:pStyle w:val="Heading3"/>
@@ -605,8 +810,8 @@
         <w:t xml:space="preserve">结论：概率过滤技术在数据库系统中已有广泛应用，但主要集中在存储层面的优化。在查询缓存和复杂查询处理方面的应用研究相对较少，缺乏系统性的解决方案。</w:t>
       </w:r>
     </w:p>
-    <w:bookmarkEnd w:id="11"/>
-    <w:bookmarkStart w:id="12" w:name="智能优化技术研究现状"/>
+    <w:bookmarkEnd w:id="10"/>
+    <w:bookmarkStart w:id="11" w:name="智能优化技术研究现状"/>
     <w:p>
       <w:pPr>
         <w:pStyle w:val="Heading3"/>
@@ -746,20 +951,81 @@
         <w:t xml:space="preserve">结论：机器学习在缓存管理中的应用展现出良好的发展前景，但现有方案主要关注传统的页面缓存和对象缓存。对于查询结果缓存的智能管理，特别是复杂查询结构的缓存策略，仍缺乏系统性的解决方案。</w:t>
       </w:r>
     </w:p>
+    <w:bookmarkEnd w:id="11"/>
+    <w:bookmarkStart w:id="12" w:name="小结"/>
+    <w:p>
+      <w:pPr>
+        <w:pStyle w:val="Heading3"/>
+      </w:pPr>
+      <w:r>
+        <w:t xml:space="preserve">1.2.4 </w:t>
+      </w:r>
+      <w:r>
+        <w:rPr>
+          <w:rFonts w:hint="eastAsia"/>
+        </w:rPr>
+        <w:t xml:space="preserve">小结</w:t>
+      </w:r>
+    </w:p>
+    <w:p>
+      <w:pPr>
+        <w:pStyle w:val="FirstParagraph"/>
+      </w:pPr>
+      <w:r>
+        <w:rPr>
+          <w:rFonts w:hint="eastAsia"/>
+        </w:rPr>
+        <w:t xml:space="preserve">数据库查询缓存技术的发展过程中，涉及的技术层面众多，各模块之间关系紧密。由于缺乏清晰的全局视角，当提升数据库查询性能时，开发者往往采取问题驱动的方式，研究效率较低。本小节从理论层面系统性分析了数据库查询缓存技术存在的问题与解决方案。</w:t>
+      </w:r>
+    </w:p>
+    <w:p>
+      <w:pPr>
+        <w:pStyle w:val="BodyText"/>
+      </w:pPr>
+      <w:r>
+        <w:rPr>
+          <w:rFonts w:hint="eastAsia"/>
+        </w:rPr>
+        <w:t xml:space="preserve">针对查询缓存技术的研究，已有工作依赖于传统的静态方案，存在两个主要问题：第一，没有充分利用现代硬件特性和概率数据结构的优势，导致缓存检索效率不高。第二，未能充分考虑复杂查询结构（如CTE）的特点，缺乏细粒度的缓存管理能力。尤其是在高并发场景中，现有的方案缺乏足够的智能化能力，无法适应不同负载下对缓存管理的精确需求。因此，如何设计高效的过滤机制和智能的缓存管理方案至关重要。</w:t>
+      </w:r>
+    </w:p>
+    <w:p>
+      <w:pPr>
+        <w:pStyle w:val="BodyText"/>
+      </w:pPr>
+      <w:r>
+        <w:rPr>
+          <w:rFonts w:hint="eastAsia"/>
+        </w:rPr>
+        <w:t xml:space="preserve">针对智能优化技术的研究，当前的工作主要聚焦于传统的查询优化和索引管理。然而，查询缓存管理涉及更复杂的决策过程，不同的查询模式会表现出不同的缓存价值。与传统依赖静态策略的缓存系统不同，智能缓存系统需要动态学习查询模式和访问特征，对提高缓存效率提出了新的要求。因此，分析查询特征和访问模式，并思考如何利用机器学习技术提高缓存管理效率至关重要。</w:t>
+      </w:r>
+    </w:p>
+    <w:p>
+      <w:pPr>
+        <w:pStyle w:val="BodyText"/>
+      </w:pPr>
+      <w:r>
+        <w:rPr>
+          <w:rFonts w:hint="eastAsia"/>
+        </w:rPr>
+        <w:t xml:space="preserve">总的来说，数据库查询缓存技术的智能化、过滤机制的高效化以及复杂查询的细粒度缓存仍存在不少亟待解决的问题。只有通过深入研究并针对性地优化这些关键环节，才能有效提升数据库查询性能，满足现代高负载、复杂查询环境下对数据库系统的需求。</w:t>
+      </w:r>
+    </w:p>
     <w:bookmarkEnd w:id="12"/>
-    <w:bookmarkStart w:id="13" w:name="小结"/>
-    <w:p>
-      <w:pPr>
-        <w:pStyle w:val="Heading3"/>
-      </w:pPr>
-      <w:r>
-        <w:t xml:space="preserve">1.2.4 </w:t>
-      </w:r>
-      <w:r>
-        <w:rPr>
-          <w:rFonts w:hint="eastAsia"/>
-        </w:rPr>
-        <w:t xml:space="preserve">小结</w:t>
+    <w:bookmarkEnd w:id="13"/>
+    <w:bookmarkStart w:id="14" w:name="本文研究内容"/>
+    <w:p>
+      <w:pPr>
+        <w:pStyle w:val="Heading2"/>
+      </w:pPr>
+      <w:r>
+        <w:t xml:space="preserve">1.3 </w:t>
+      </w:r>
+      <w:r>
+        <w:rPr>
+          <w:rFonts w:hint="eastAsia"/>
+        </w:rPr>
+        <w:t xml:space="preserve">本文研究内容</w:t>
       </w:r>
     </w:p>
     <w:p>
@@ -770,57 +1036,67 @@
         <w:rPr>
           <w:rFonts w:hint="eastAsia"/>
         </w:rPr>
-        <w:t xml:space="preserve">数据库查询缓存技术的发展过程中，涉及的技术层面众多，各模块之间关系紧密。由于缺乏清晰的全局视角，当提升数据库查询性能时，开发者往往采取问题驱动的方式，研究效率较低。本小节从理论层面系统性分析了数据库查询缓存技术存在的问题与解决方案。</w:t>
-      </w:r>
-    </w:p>
-    <w:p>
-      <w:pPr>
-        <w:pStyle w:val="BodyText"/>
-      </w:pPr>
-      <w:r>
-        <w:rPr>
-          <w:rFonts w:hint="eastAsia"/>
-        </w:rPr>
-        <w:t xml:space="preserve">针对查询缓存技术的研究，已有工作依赖于传统的静态方案，存在两个主要问题：第一，没有充分利用现代硬件特性和概率数据结构的优势，导致缓存检索效率不高。第二，未能充分考虑复杂查询结构（如CTE）的特点，缺乏细粒度的缓存管理能力。尤其是在高并发场景中，现有的方案缺乏足够的智能化能力，无法适应不同负载下对缓存管理的精确需求。因此，如何设计高效的过滤机制和智能的缓存管理方案至关重要。</w:t>
-      </w:r>
-    </w:p>
-    <w:p>
-      <w:pPr>
-        <w:pStyle w:val="BodyText"/>
-      </w:pPr>
-      <w:r>
-        <w:rPr>
-          <w:rFonts w:hint="eastAsia"/>
-        </w:rPr>
-        <w:t xml:space="preserve">针对智能优化技术的研究，当前的工作主要聚焦于传统的查询优化和索引管理。然而，查询缓存管理涉及更复杂的决策过程，不同的查询模式会表现出不同的缓存价值。与传统依赖静态策略的缓存系统不同，智能缓存系统需要动态学习查询模式和访问特征，对提高缓存效率提出了新的要求。因此，分析查询特征和访问模式，并思考如何利用机器学习技术提高缓存管理效率至关重要。</w:t>
-      </w:r>
-    </w:p>
-    <w:p>
-      <w:pPr>
-        <w:pStyle w:val="BodyText"/>
-      </w:pPr>
-      <w:r>
-        <w:rPr>
-          <w:rFonts w:hint="eastAsia"/>
-        </w:rPr>
-        <w:t xml:space="preserve">总的来说，数据库查询缓存技术的智能化、过滤机制的高效化以及复杂查询的细粒度缓存仍存在不少亟待解决的问题。只有通过深入研究并针对性地优化这些关键环节，才能有效提升数据库查询性能，满足现代高负载、复杂查询环境下对数据库系统的需求。</w:t>
-      </w:r>
-    </w:p>
-    <w:bookmarkEnd w:id="13"/>
+        <w:t xml:space="preserve">数据库系统在现代应用环境下面临着更高的性能要求，尤其是在查询缓存效率和智能管理方面。目前的研究多集中于局部优化，缺乏系统性分析和全局性理论框架。为了解决这些问题，本文旨在从整体层面出发，针对数据库查询缓存性能的瓶颈进行深入研究，并提出一系列创新性的优化方案。本文的研究内容与创新点可以概括为以下几个方面：</w:t>
+      </w:r>
+    </w:p>
+    <w:p>
+      <w:pPr>
+        <w:pStyle w:val="BodyText"/>
+      </w:pPr>
+      <w:r>
+        <w:rPr>
+          <w:rFonts w:hint="eastAsia"/>
+        </w:rPr>
+        <w:t xml:space="preserve">研究内容一：本文提出基于布隆过滤器的动态缓存管理技术。针对数据库查询缓存的高效过滤需求，本文设计了多层次过滤架构，将缓存检索分为概率性过滤和精确匹配两个阶段。在概率性过滤阶段，采用优化的布隆过滤器实现快速的存在性检测，通过双重哈希技术和64位原子操作优化，将检测时间复杂度降低到O(k)；在精确匹配阶段，基于改进的MinHash算法生成查询结构签名，实现高效的缓存条目定位。该技术还支持复杂查询结构（如CTE）的细粒度缓存，通过语义分析和依赖关系分解，实现部分结果复用，显著提升复杂查询的执行效率。通过多维特征工程和机器学习模型，系统能够智能评估查询的缓存价值，实现自适应的缓存管理策略。</w:t>
+      </w:r>
+    </w:p>
+    <w:p>
+      <w:pPr>
+        <w:pStyle w:val="BodyText"/>
+      </w:pPr>
+      <w:r>
+        <w:rPr>
+          <w:rFonts w:hint="eastAsia"/>
+        </w:rPr>
+        <w:t xml:space="preserve">研究内容二：本文提出基于多策略融合的缓存更新与持久化技术。为了实现高效灵活的缓存管理，本文设计了多策略融合框架，将传统缓存策略（LRU、TTL）与机器学习策略有机结合，通过全局协调机制管理策略间的协作关系，避免决策冲突。在持久化方面，提出了多模式持久化方案，包括内存模式、WAL模式、物化视图模式和混合模式，根据数据特征和系统状态动态选择最优持久化策略。系统集成了神经网络预测模型和在线学习算法，能够根据查询访问模式和系统负载进行自适应优化。通过分层TTL管理、分段LRU优化和智能参数调优，该技术在保证数据一致性的同时，实现了缓存性能的显著提升。</w:t>
+      </w:r>
+    </w:p>
+    <w:p>
+      <w:pPr>
+        <w:pStyle w:val="BodyText"/>
+      </w:pPr>
+      <w:r>
+        <w:rPr>
+          <w:rFonts w:hint="eastAsia"/>
+        </w:rPr>
+        <w:t xml:space="preserve">研究内容三：本文构建了完整的智能缓存系统性能评估与优化框架。通过设计全面的实验方案，系统评估了布隆过滤器过滤技术、多策略融合缓存管理和CTE细粒度缓存的性能表现。实验涵盖了不同数据规模、查询复杂度和并发负载下的性能测试，重点分析了各技术方案对查询响应时间、缓存命中率、内存利用率和系统吞吐量的影响。通过与传统缓存方案的对比实验，验证了本文提出的技术在实际应用中的优化效果。实验结果表明，该系统能够将查询响应时间降低30-90%，系统资源利用率提升40-60%，为数据库查询性能优化提供了有效的解决方案和实践指导。</w:t>
+      </w:r>
+    </w:p>
+    <w:p>
+      <w:pPr>
+        <w:pStyle w:val="BodyText"/>
+      </w:pPr>
+      <w:r>
+        <w:rPr>
+          <w:rFonts w:hint="eastAsia"/>
+        </w:rPr>
+        <w:t xml:space="preserve">综上所述，本文通过对数据库查询缓存性能瓶颈的系统性分析，提出了高效的过滤机制、智能的管理策略和细粒度的缓存技术。这些创新性研究为数据库查询性能的提升提供了新的思路和方法，并为相关领域的应用优化和研究提供了理论依据和实践指导。</w:t>
+      </w:r>
+    </w:p>
     <w:bookmarkEnd w:id="14"/>
-    <w:bookmarkStart w:id="15" w:name="本文研究内容"/>
+    <w:bookmarkStart w:id="15" w:name="论文组织结构"/>
     <w:p>
       <w:pPr>
         <w:pStyle w:val="Heading2"/>
       </w:pPr>
       <w:r>
-        <w:t xml:space="preserve">1.3 </w:t>
-      </w:r>
-      <w:r>
-        <w:rPr>
-          <w:rFonts w:hint="eastAsia"/>
-        </w:rPr>
-        <w:t xml:space="preserve">本文研究内容</w:t>
+        <w:t xml:space="preserve">1.4 </w:t>
+      </w:r>
+      <w:r>
+        <w:rPr>
+          <w:rFonts w:hint="eastAsia"/>
+        </w:rPr>
+        <w:t xml:space="preserve">论文组织结构</w:t>
       </w:r>
     </w:p>
     <w:p>
@@ -831,148 +1107,77 @@
         <w:rPr>
           <w:rFonts w:hint="eastAsia"/>
         </w:rPr>
-        <w:t xml:space="preserve">数据库系统在现代应用环境下面临着更高的性能要求，尤其是在查询缓存效率和智能管理方面。目前的研究多集中于局部优化，缺乏系统性分析和全局性理论框架。为了解决这些问题，本文旨在从整体层面出发，针对数据库查询缓存性能的瓶颈进行深入研究，并提出一系列创新性的优化方案。本文的研究内容与创新点可以概括为以下几个方面：</w:t>
-      </w:r>
-    </w:p>
-    <w:p>
-      <w:pPr>
-        <w:pStyle w:val="BodyText"/>
-      </w:pPr>
-      <w:r>
-        <w:rPr>
-          <w:rFonts w:hint="eastAsia"/>
-        </w:rPr>
-        <w:t xml:space="preserve">研究内容一：本文提出基于布隆过滤器的动态缓存管理技术。针对数据库查询缓存的高效过滤需求，本文设计了多层次过滤架构，将缓存检索分为概率性过滤和精确匹配两个阶段。在概率性过滤阶段，采用优化的布隆过滤器实现快速的存在性检测，通过双重哈希技术和64位原子操作优化，将检测时间复杂度降低到O(k)；在精确匹配阶段，基于改进的MinHash算法生成查询结构签名，实现高效的缓存条目定位。该技术还支持复杂查询结构（如CTE）的细粒度缓存，通过语义分析和依赖关系分解，实现部分结果复用，显著提升复杂查询的执行效率。通过多维特征工程和机器学习模型，系统能够智能评估查询的缓存价值，实现自适应的缓存管理策略。</w:t>
-      </w:r>
-    </w:p>
-    <w:p>
-      <w:pPr>
-        <w:pStyle w:val="BodyText"/>
-      </w:pPr>
-      <w:r>
-        <w:rPr>
-          <w:rFonts w:hint="eastAsia"/>
-        </w:rPr>
-        <w:t xml:space="preserve">研究内容二：本文提出基于多策略融合的缓存更新与持久化技术。为了实现高效灵活的缓存管理，本文设计了多策略融合框架，将传统缓存策略（LRU、TTL）与机器学习策略有机结合，通过全局协调机制管理策略间的协作关系，避免决策冲突。在持久化方面，提出了多模式持久化方案，包括内存模式、WAL模式、物化视图模式和混合模式，根据数据特征和系统状态动态选择最优持久化策略。系统集成了神经网络预测模型和在线学习算法，能够根据查询访问模式和系统负载进行自适应优化。通过分层TTL管理、分段LRU优化和智能参数调优，该技术在保证数据一致性的同时，实现了缓存性能的显著提升。</w:t>
-      </w:r>
-    </w:p>
-    <w:p>
-      <w:pPr>
-        <w:pStyle w:val="BodyText"/>
-      </w:pPr>
-      <w:r>
-        <w:rPr>
-          <w:rFonts w:hint="eastAsia"/>
-        </w:rPr>
-        <w:t xml:space="preserve">研究内容三：本文构建了完整的智能缓存系统性能评估与优化框架。通过设计全面的实验方案，系统评估了布隆过滤器过滤技术、多策略融合缓存管理和CTE细粒度缓存的性能表现。实验涵盖了不同数据规模、查询复杂度和并发负载下的性能测试，重点分析了各技术方案对查询响应时间、缓存命中率、内存利用率和系统吞吐量的影响。通过与传统缓存方案的对比实验，验证了本文提出的技术在实际应用中的优化效果。实验结果表明，该系统能够将查询响应时间降低30-90%，系统资源利用率提升40-60%，为数据库查询性能优化提供了有效的解决方案和实践指导。</w:t>
-      </w:r>
-    </w:p>
-    <w:p>
-      <w:pPr>
-        <w:pStyle w:val="BodyText"/>
-      </w:pPr>
-      <w:r>
-        <w:rPr>
-          <w:rFonts w:hint="eastAsia"/>
-        </w:rPr>
-        <w:t xml:space="preserve">综上所述，本文通过对数据库查询缓存性能瓶颈的系统性分析，提出了高效的过滤机制、智能的管理策略和细粒度的缓存技术。这些创新性研究为数据库查询性能的提升提供了新的思路和方法，并为相关领域的应用优化和研究提供了理论依据和实践指导。</w:t>
+        <w:t xml:space="preserve">本文主要研究数据库查询缓存的智能优化技术，共分为六个章节，具体的组织结构如下：</w:t>
+      </w:r>
+    </w:p>
+    <w:p>
+      <w:pPr>
+        <w:pStyle w:val="BodyText"/>
+      </w:pPr>
+      <w:r>
+        <w:rPr>
+          <w:rFonts w:hint="eastAsia"/>
+        </w:rPr>
+        <w:t xml:space="preserve">第一章：介绍了课题的研究背景与意义，对数据库查询缓存技术的相关工作进行了整理与分析，并说明了本文的研究内容与章节安排。</w:t>
+      </w:r>
+    </w:p>
+    <w:p>
+      <w:pPr>
+        <w:pStyle w:val="BodyText"/>
+      </w:pPr>
+      <w:r>
+        <w:rPr>
+          <w:rFonts w:hint="eastAsia"/>
+        </w:rPr>
+        <w:t xml:space="preserve">第二章：介绍了数据库查询处理流程与缓存管理机制，重点讨论了布隆过滤器的理论基础、机器学习在数据库中的应用以及CTE技术的原理与优化方法。</w:t>
+      </w:r>
+    </w:p>
+    <w:p>
+      <w:pPr>
+        <w:pStyle w:val="BodyText"/>
+      </w:pPr>
+      <w:r>
+        <w:rPr>
+          <w:rFonts w:hint="eastAsia"/>
+        </w:rPr>
+        <w:t xml:space="preserve">第三章：提出了基于布隆过滤器的动态缓存管理技术，详细介绍了多层次过滤架构的设计原理，包括优化的布隆过滤器实现、改进的MinHash签名生成算法、以及支持CTE等复杂查询结构的细粒度缓存策略，并探讨了机器学习特征工程在缓存价值评估中的应用。</w:t>
+      </w:r>
+    </w:p>
+    <w:p>
+      <w:pPr>
+        <w:pStyle w:val="BodyText"/>
+      </w:pPr>
+      <w:r>
+        <w:rPr>
+          <w:rFonts w:hint="eastAsia"/>
+        </w:rPr>
+        <w:t xml:space="preserve">第四章：提出了基于多策略融合的缓存更新与持久化技术，介绍了多策略协调机制的设计，包括传统策略与机器学习策略的融合框架、神经网络预测模型的实现、以及多模式持久化方案（内存、WAL、物化视图、混合模式）的动态选择策略，实现了智能化的缓存管理和数据持久化。</w:t>
+      </w:r>
+    </w:p>
+    <w:p>
+      <w:pPr>
+        <w:pStyle w:val="BodyText"/>
+      </w:pPr>
+      <w:r>
+        <w:rPr>
+          <w:rFonts w:hint="eastAsia"/>
+        </w:rPr>
+        <w:t xml:space="preserve">第五章：通过全面的实验评估了基于布隆过滤器的动态缓存管理技术和多策略融合的缓存更新技术的性能表现，重点分析了不同数据规模、查询复杂度和并发负载下的系统性能，验证了各技术方案在查询响应时间、缓存命中率、资源利用率等方面的优化效果，并与传统缓存方案进行了详细的对比分析。</w:t>
+      </w:r>
+    </w:p>
+    <w:p>
+      <w:pPr>
+        <w:pStyle w:val="BodyText"/>
+      </w:pPr>
+      <w:r>
+        <w:rPr>
+          <w:rFonts w:hint="eastAsia"/>
+        </w:rPr>
+        <w:t xml:space="preserve">第六章：对本文的工作进行总结，分析本文的贡献以及尚未解决的问题，同时对下一步工作进行展望。</w:t>
       </w:r>
     </w:p>
     <w:bookmarkEnd w:id="15"/>
-    <w:bookmarkStart w:id="16" w:name="论文组织结构"/>
-    <w:p>
-      <w:pPr>
-        <w:pStyle w:val="Heading2"/>
-      </w:pPr>
-      <w:r>
-        <w:t xml:space="preserve">1.4 </w:t>
-      </w:r>
-      <w:r>
-        <w:rPr>
-          <w:rFonts w:hint="eastAsia"/>
-        </w:rPr>
-        <w:t xml:space="preserve">论文组织结构</w:t>
-      </w:r>
-    </w:p>
-    <w:p>
-      <w:pPr>
-        <w:pStyle w:val="FirstParagraph"/>
-      </w:pPr>
-      <w:r>
-        <w:rPr>
-          <w:rFonts w:hint="eastAsia"/>
-        </w:rPr>
-        <w:t xml:space="preserve">本文主要研究数据库查询缓存的智能优化技术，共分为六个章节，具体的组织结构如下：</w:t>
-      </w:r>
-    </w:p>
-    <w:p>
-      <w:pPr>
-        <w:pStyle w:val="BodyText"/>
-      </w:pPr>
-      <w:r>
-        <w:rPr>
-          <w:rFonts w:hint="eastAsia"/>
-        </w:rPr>
-        <w:t xml:space="preserve">第一章：介绍了课题的研究背景与意义，对数据库查询缓存技术的相关工作进行了整理与分析，并说明了本文的研究内容与章节安排。</w:t>
-      </w:r>
-    </w:p>
-    <w:p>
-      <w:pPr>
-        <w:pStyle w:val="BodyText"/>
-      </w:pPr>
-      <w:r>
-        <w:rPr>
-          <w:rFonts w:hint="eastAsia"/>
-        </w:rPr>
-        <w:t xml:space="preserve">第二章：介绍了数据库查询处理流程与缓存管理机制，重点讨论了布隆过滤器的理论基础、机器学习在数据库中的应用以及CTE技术的原理与优化方法。</w:t>
-      </w:r>
-    </w:p>
-    <w:p>
-      <w:pPr>
-        <w:pStyle w:val="BodyText"/>
-      </w:pPr>
-      <w:r>
-        <w:rPr>
-          <w:rFonts w:hint="eastAsia"/>
-        </w:rPr>
-        <w:t xml:space="preserve">第三章：提出了基于布隆过滤器的动态缓存管理技术，详细介绍了多层次过滤架构的设计原理，包括优化的布隆过滤器实现、改进的MinHash签名生成算法、以及支持CTE等复杂查询结构的细粒度缓存策略，并探讨了机器学习特征工程在缓存价值评估中的应用。</w:t>
-      </w:r>
-    </w:p>
-    <w:p>
-      <w:pPr>
-        <w:pStyle w:val="BodyText"/>
-      </w:pPr>
-      <w:r>
-        <w:rPr>
-          <w:rFonts w:hint="eastAsia"/>
-        </w:rPr>
-        <w:t xml:space="preserve">第四章：提出了基于多策略融合的缓存更新与持久化技术，介绍了多策略协调机制的设计，包括传统策略与机器学习策略的融合框架、神经网络预测模型的实现、以及多模式持久化方案（内存、WAL、物化视图、混合模式）的动态选择策略，实现了智能化的缓存管理和数据持久化。</w:t>
-      </w:r>
-    </w:p>
-    <w:p>
-      <w:pPr>
-        <w:pStyle w:val="BodyText"/>
-      </w:pPr>
-      <w:r>
-        <w:rPr>
-          <w:rFonts w:hint="eastAsia"/>
-        </w:rPr>
-        <w:t xml:space="preserve">第五章：通过全面的实验评估了基于布隆过滤器的动态缓存管理技术和多策略融合的缓存更新技术的性能表现，重点分析了不同数据规模、查询复杂度和并发负载下的系统性能，验证了各技术方案在查询响应时间、缓存命中率、资源利用率等方面的优化效果，并与传统缓存方案进行了详细的对比分析。</w:t>
-      </w:r>
-    </w:p>
-    <w:p>
-      <w:pPr>
-        <w:pStyle w:val="BodyText"/>
-      </w:pPr>
-      <w:r>
-        <w:rPr>
-          <w:rFonts w:hint="eastAsia"/>
-        </w:rPr>
-        <w:t xml:space="preserve">第六章：对本文的工作进行总结，分析本文的贡献以及尚未解决的问题，同时对下一步工作进行展望。</w:t>
-      </w:r>
-    </w:p>
     <w:bookmarkEnd w:id="16"/>
-    <w:bookmarkEnd w:id="17"/>
     <w:sectPr>
       <w:footnotePr>
         <w:numRestart w:val="eachSect"/>

--- a/md/_integrated_docx_out/第一章-绪论.docx
+++ b/md/_integrated_docx_out/第一章-绪论.docx
@@ -57,7 +57,10 @@
         <w:rPr>
           <w:rFonts w:hint="eastAsia"/>
         </w:rPr>
-        <w:t xml:space="preserve">在数据库查询处理流程中，查询访问可以分为查询解析与优化和查询执行两部分。查询解析与优化是指数据库系统对SQL语句进行词法分析、语法分析、语义分析，并生成最优执行计划的过程，该过程计算密集，流程相对复杂。查询执行则是指按照执行计划实际访问数据并生成结果的过程，该过程涉及大量的I/O操作和数据处理，通常是查询处理的性能瓶颈。</w:t>
+        <w:t xml:space="preserve">在数据库查询处理流程中，查询访问可以分为查询解析与优化和查询执行两部分。查询解析与优化是指数据库系统对SQL语句进行词法分析、语法分析、语义分析，并生成最优执行计划的过程，该过程计算密集，流程相对复杂。查询执行则是指按照执行计划实际访问数据并生成结果的过程，该过程涉及大量的I/O操作和数据处理，通常是查询处理的性能瓶颈。(todo</w:t>
+      </w:r>
+      <w:r>
+        <w:t xml:space="preserve"> ref)</w:t>
       </w:r>
     </w:p>
     <w:p>
@@ -79,7 +82,16 @@
         <w:rPr>
           <w:rFonts w:hint="eastAsia"/>
         </w:rPr>
-        <w:t xml:space="preserve">然而，尽管硬件资源在不断提升，当前数据库系统的设计并未能有效利用这些硬件优势，导致查询处理性能未能实现预期的扩展性[5]。这种现象的根源在于，传统数据库系统设计之初并未充分考虑如何优化多核并发处理和高效缓存管理机制。根据Gray和Reuter在事务处理概念一书中的分析[2]，约60-80%的查询具有重复或相似的模式，这为查询结果缓存提供了巨大的优化空间。然而，传统数据库系统缺乏有效的查询结果缓存机制，主要原因是难以处理数据更新时的缓存失效问题。</w:t>
+        <w:t xml:space="preserve">然而，尽管硬件资源在不断提升，当前数据库系统的设计并未能有效利用这些硬件优势，导致查询处理性能未能实现预期的扩展性[5]。这种现象的根源在于，传统数据库系统设计之初并未充分考虑如何优化多核并发处理和高效缓存管理机制。根据Gray和Reuter在事务处理概念一书中的分析[2]，约60-80%(todo</w:t>
+      </w:r>
+      <w:r>
+        <w:t xml:space="preserve"> </w:t>
+      </w:r>
+      <w:r>
+        <w:rPr>
+          <w:rFonts w:hint="eastAsia"/>
+        </w:rPr>
+        <w:t xml:space="preserve">check)的查询具有重复或相似的模式，这为查询结果缓存提供了巨大的优化空间。然而，传统数据库系统缺乏有效的查询结果缓存机制，主要原因是难以处理数据更新时的缓存失效问题。</w:t>
       </w:r>
     </w:p>
     <w:p>

--- a/md/_integrated_docx_out/第一章-绪论.docx
+++ b/md/_integrated_docx_out/第一章-绪论.docx
@@ -2,7 +2,7 @@
 <file path=word/document.xml><?xml version="1.0" encoding="utf-8"?>
 <w:document xmlns:w="http://schemas.openxmlformats.org/wordprocessingml/2006/main" xmlns:m="http://schemas.openxmlformats.org/officeDocument/2006/math" xmlns:r="http://schemas.openxmlformats.org/officeDocument/2006/relationships" xmlns:o="urn:schemas-microsoft-com:office:office" xmlns:v="urn:schemas-microsoft-com:vml" xmlns:w10="urn:schemas-microsoft-com:office:word" xmlns:a="http://schemas.openxmlformats.org/drawingml/2006/main" xmlns:pic="http://schemas.openxmlformats.org/drawingml/2006/picture" xmlns:wp="http://schemas.openxmlformats.org/drawingml/2006/wordprocessingDrawing">
   <w:body>
-    <w:bookmarkStart w:id="16" w:name="第一章-绪论"/>
+    <w:bookmarkStart w:id="19" w:name="第一章-绪论"/>
     <w:p>
       <w:pPr>
         <w:pStyle w:val="Heading1"/>
@@ -23,7 +23,7 @@
         <w:t xml:space="preserve">绪论</w:t>
       </w:r>
     </w:p>
-    <w:bookmarkStart w:id="9" w:name="研究背景及意义"/>
+    <w:bookmarkStart w:id="12" w:name="研究背景及意义"/>
     <w:p>
       <w:pPr>
         <w:pStyle w:val="Heading2"/>
@@ -46,43 +46,7 @@
         <w:rPr>
           <w:rFonts w:hint="eastAsia"/>
         </w:rPr>
-        <w:t xml:space="preserve">数据库作为计算机系统的核心组件，其可靠性与性能始终是研究和实践的关键目标。随着大数据时代的到来，现代企业级应用产生的数据量呈指数级增长，对数据库查询性能提出了更高的要求。传统的数据库查询处理流程包括解析、规划、优化和执行四个主要阶段，每个阶段都存在大量的计算开销和资源消耗[1]。在典型的OLAP（在线分析处理）工作负载中，大量查询具有相似的结构和访问模式，导致系统资源的重复消耗。</w:t>
-      </w:r>
-    </w:p>
-    <w:p>
-      <w:pPr>
-        <w:pStyle w:val="BodyText"/>
-      </w:pPr>
-      <w:r>
-        <w:rPr>
-          <w:rFonts w:hint="eastAsia"/>
-        </w:rPr>
-        <w:t xml:space="preserve">在数据库查询处理流程中，查询访问可以分为查询解析与优化和查询执行两部分。查询解析与优化是指数据库系统对SQL语句进行词法分析、语法分析、语义分析，并生成最优执行计划的过程，该过程计算密集，流程相对复杂。查询执行则是指按照执行计划实际访问数据并生成结果的过程，该过程涉及大量的I/O操作和数据处理，通常是查询处理的性能瓶颈。(todo</w:t>
-      </w:r>
-      <w:r>
-        <w:t xml:space="preserve"> ref)</w:t>
-      </w:r>
-    </w:p>
-    <w:p>
-      <w:pPr>
-        <w:pStyle w:val="BodyText"/>
-      </w:pPr>
-      <w:r>
-        <w:rPr>
-          <w:rFonts w:hint="eastAsia"/>
-        </w:rPr>
-        <w:t xml:space="preserve">随着计算机硬件性能的持续增强，尤其是在多核CPU和高性能存储设备的并行处理能力方面，数据库系统的查询处理能力理论上应得到显著提升。具体而言，CPU核心数的增加应当使得系统能够处理更多的并发查询，从而提升查询处理效率，减少查询响应延迟；与此同时，SSD等高性能存储设备的普及，为数据库系统提供了更高的I/O吞吐量和更低的访问延迟[2-4]。理论上，这些硬件进步应当带来更强的数据库性能和更好的扩展性。</w:t>
-      </w:r>
-    </w:p>
-    <w:p>
-      <w:pPr>
-        <w:pStyle w:val="BodyText"/>
-      </w:pPr>
-      <w:r>
-        <w:rPr>
-          <w:rFonts w:hint="eastAsia"/>
-        </w:rPr>
-        <w:t xml:space="preserve">然而，尽管硬件资源在不断提升，当前数据库系统的设计并未能有效利用这些硬件优势，导致查询处理性能未能实现预期的扩展性[5]。这种现象的根源在于，传统数据库系统设计之初并未充分考虑如何优化多核并发处理和高效缓存管理机制。根据Gray和Reuter在事务处理概念一书中的分析[2]，约60-80%(todo</w:t>
+        <w:t xml:space="preserve">数据库作为计算机系统的核心组件，其可靠性与性能始终是研究和实践的关键目标。随着大数据时代的到来，现代企业级应用产生的数据量呈指数级增长，对数据库查询性能提出了更高的要求。传统的数据库查询处理流程包括解析、规划、优化和执行四个主要阶段，每个阶段都存在大量的计算开销和资源消耗[1]。Surajit</w:t>
       </w:r>
       <w:r>
         <w:t xml:space="preserve"> </w:t>
@@ -91,7 +55,145 @@
         <w:rPr>
           <w:rFonts w:hint="eastAsia"/>
         </w:rPr>
-        <w:t xml:space="preserve">check)的查询具有重复或相似的模式，这为查询结果缓存提供了巨大的优化空间。然而，传统数据库系统缺乏有效的查询结果缓存机制，主要原因是难以处理数据更新时的缓存失效问题。</w:t>
+        <w:t xml:space="preserve">Chaudhuri关于搜索空间、代价估计和枚举算法[33]为数据库查询优化领域的一篇奠基性综述，给出数据库查询优化的核心要点。</w:t>
+      </w:r>
+    </w:p>
+    <w:p>
+      <w:pPr>
+        <w:pStyle w:val="BodyText"/>
+      </w:pPr>
+      <w:r>
+        <w:rPr>
+          <w:rFonts w:hint="eastAsia"/>
+        </w:rPr>
+        <w:t xml:space="preserve">对来自卡内基梅隆数据库应用程序目录(CMDBAC)[72]中的大量OLTP工作负载进行分析,</w:t>
+      </w:r>
+      <w:r>
+        <w:t xml:space="preserve"> </w:t>
+      </w:r>
+      <w:r>
+        <w:rPr>
+          <w:rFonts w:hint="eastAsia"/>
+        </w:rPr>
+        <w:t xml:space="preserve">结果89%的应用程序只有</w:t>
+      </w:r>
+      <w:r>
+        <w:t xml:space="preserve"> 10 </w:t>
+      </w:r>
+      <w:r>
+        <w:rPr>
+          <w:rFonts w:hint="eastAsia"/>
+        </w:rPr>
+        <w:t xml:space="preserve">个不同的语句字符串或更少,</w:t>
+      </w:r>
+      <w:r>
+        <w:t xml:space="preserve"> </w:t>
+      </w:r>
+      <w:r>
+        <w:rPr>
+          <w:rFonts w:hint="eastAsia"/>
+        </w:rPr>
+        <w:t xml:space="preserve">50%的应用程序只使用单个不同的语句字符串,</w:t>
+      </w:r>
+      <w:r>
+        <w:t xml:space="preserve"> </w:t>
+      </w:r>
+      <w:r>
+        <w:rPr>
+          <w:rFonts w:hint="eastAsia"/>
+        </w:rPr>
+        <w:t xml:space="preserve">100%程序仅使用单语句事务,并且超过80%的语句是简单的基于键的查找查询[73]。在典型的OLAP（在线分析处理）工作负载中，大量查询具有相似的结构和访问模式，导致系统资源的重复消耗。</w:t>
+      </w:r>
+    </w:p>
+    <w:p>
+      <w:pPr>
+        <w:pStyle w:val="BodyText"/>
+      </w:pPr>
+      <w:r>
+        <w:rPr>
+          <w:rFonts w:hint="eastAsia"/>
+        </w:rPr>
+        <w:t xml:space="preserve">在数据库查询处理流程中，查询访问可以分为查询解析与优化和查询执行两部分。查询解析与优化是指数据库系统对SQL语句进行词法分析、语法分析、语义分析，并生成最优执行计划的过程，该过程计算密集，流程相对复杂[63]。查询执行则是指按照执行计划实际访问数据并生成结果的过程，该过程涉及大量的I/O操作和数据处理，通常是查询处理的性能瓶颈。</w:t>
+      </w:r>
+    </w:p>
+    <w:p>
+      <w:pPr>
+        <w:pStyle w:val="CaptionedFigure"/>
+      </w:pPr>
+      <w:r>
+        <w:drawing>
+          <wp:inline>
+            <wp:extent cx="5334000" cy="1653267"/>
+            <wp:effectExtent b="0" l="0" r="0" t="0"/>
+            <wp:docPr descr="图片" title="" id="10" name="Picture"/>
+            <a:graphic>
+              <a:graphicData uri="http://schemas.openxmlformats.org/drawingml/2006/picture">
+                <pic:pic>
+                  <pic:nvPicPr>
+                    <pic:cNvPr descr="/Users/max/src/duckdb/md/images/1-图1.1%20数据库查询处理性能瓶颈分析.png" id="11" name="Picture"/>
+                    <pic:cNvPicPr>
+                      <a:picLocks noChangeArrowheads="1" noChangeAspect="1"/>
+                    </pic:cNvPicPr>
+                  </pic:nvPicPr>
+                  <pic:blipFill>
+                    <a:blip r:embed="rId9"/>
+                    <a:stretch>
+                      <a:fillRect/>
+                    </a:stretch>
+                  </pic:blipFill>
+                  <pic:spPr bwMode="auto">
+                    <a:xfrm>
+                      <a:off x="0" y="0"/>
+                      <a:ext cx="5334000" cy="1653267"/>
+                    </a:xfrm>
+                    <a:prstGeom prst="rect">
+                      <a:avLst/>
+                    </a:prstGeom>
+                    <a:noFill/>
+                    <a:ln w="9525">
+                      <a:noFill/>
+                      <a:headEnd/>
+                      <a:tailEnd/>
+                    </a:ln>
+                  </pic:spPr>
+                </pic:pic>
+              </a:graphicData>
+            </a:graphic>
+          </wp:inline>
+        </w:drawing>
+      </w:r>
+    </w:p>
+    <w:p>
+      <w:pPr>
+        <w:pStyle w:val="ImageCaption"/>
+      </w:pPr>
+      <w:r>
+        <w:rPr>
+          <w:rFonts w:hint="eastAsia"/>
+        </w:rPr>
+        <w:t xml:space="preserve">图片</w:t>
+      </w:r>
+    </w:p>
+    <w:p>
+      <w:pPr>
+        <w:pStyle w:val="BodyText"/>
+      </w:pPr>
+      <w:r>
+        <w:rPr>
+          <w:rFonts w:hint="eastAsia"/>
+        </w:rPr>
+        <w:t xml:space="preserve">随着计算机硬件性能的持续增强，尤其是在多核CPU和高性能存储设备的并行处理能力方面，数据库系统的查询处理能力理论上应得到显著提升。具体而言，CPU核心数的增加应当使得系统能够处理更多的并发查询，从而提升查询处理的整体效率，减少查询响应延迟；与此同时，SSD等高性能存储设备的普及，为数据库系统提供了更高的I/O吞吐量和更低的访问延迟[2-4]。理论上，这些硬件进步应当带来更好的数据库性能和更强的扩展性。</w:t>
+      </w:r>
+    </w:p>
+    <w:p>
+      <w:pPr>
+        <w:pStyle w:val="BodyText"/>
+      </w:pPr>
+      <w:r>
+        <w:rPr>
+          <w:rFonts w:hint="eastAsia"/>
+        </w:rPr>
+        <w:t xml:space="preserve">然而，尽管硬件资源在不断提升，当前数据库系统的设计并未能有效利用这些硬件优势，导致查询处理性能未能实现预期的扩展性[5]。这种现象的根源在于，传统数据库系统设计之初并未充分考虑如何优化多核并发处理和高效缓存管理机制。根据Gray和Reuter在事务处理概念一书中的分析[2]，在特定场景下查询具有重复或相似的模式，这为查询结果缓存提供了巨大的优化空间。然而，传统数据库系统缺乏有效的查询结果缓存机制，主要原因是难以处理数据更新时的缓存失效问题。</w:t>
       </w:r>
     </w:p>
     <w:p>
@@ -113,11 +215,11 @@
         <w:rPr>
           <w:rFonts w:hint="eastAsia"/>
         </w:rPr>
-        <w:t xml:space="preserve">本文提出的基于布隆过滤器和机器学习的动态缓存加速技术，为数据库查询优化提供了新的理论框架和实践方案。该技术通过将概率数据结构、机器学习算法与数据库缓存技术有机结合，实现了查询响应时间降低30-90%的显著性能提升。通过智能缓存管理，系统资源利用率提升40-60%，有效降低运营成本。该技术适用于企业级分析、实时报表、交互式数据可视化等多种应用场景，具有广泛的应用前景和重要的理论意义。</w:t>
-      </w:r>
-    </w:p>
-    <w:bookmarkEnd w:id="9"/>
-    <w:bookmarkStart w:id="13" w:name="国内外研究现状"/>
+        <w:t xml:space="preserve">本文提出的基于布隆过滤器和机器学习的动态缓存加速技术，为数据库查询优化提供了新的理论框架和实践方案。该技术通过将概率数据结构、机器学习算法与数据库缓存技术有机结合，实现了查询响应时间平均54.2%的显著性能提升，在专项功能测试中最高达到88.2%的优化效果，大幅减少了应用获取数据结果的时间。</w:t>
+      </w:r>
+    </w:p>
+    <w:bookmarkEnd w:id="12"/>
+    <w:bookmarkStart w:id="16" w:name="国内外研究现状"/>
     <w:p>
       <w:pPr>
         <w:pStyle w:val="Heading2"/>
@@ -140,7 +242,7 @@
         <w:rPr>
           <w:rFonts w:hint="eastAsia"/>
         </w:rPr>
-        <w:t xml:space="preserve">数据库缓存的现状涉及多种创新技术，以提高性能、效率和可扩展性。CacheLib</w:t>
+        <w:t xml:space="preserve">缓存技术用于匹配不同硬件间的速度差异，在现代数据库系统中发挥着重要作用。CacheLib</w:t>
       </w:r>
       <w:r>
         <w:t xml:space="preserve"> </w:t>
@@ -212,7 +314,7 @@
         <w:rPr>
           <w:rFonts w:hint="eastAsia"/>
         </w:rPr>
-        <w:t xml:space="preserve">是一种内存高效键值缓存系统，专为小对象设计，采用分段结构、共享元数据和批量过期策略，在内存效率、吞吐量和可扩展性方面优于现有设计[58]。BP-Wrapper</w:t>
+        <w:t xml:space="preserve">是一种内存高效键值缓存系统，专为小对象设计，采用分段结构、共享元数据和批量过期策略，在内存效率、吞吐量和可扩展性方面优于现有设计[58]。ScaleStore</w:t>
       </w:r>
       <w:r>
         <w:t xml:space="preserve"> </w:t>
@@ -221,6 +323,44 @@
         <w:rPr>
           <w:rFonts w:hint="eastAsia"/>
         </w:rPr>
+        <w:t xml:space="preserve">是一种高性能存储引擎，利用</w:t>
+      </w:r>
+      <w:r>
+        <w:t xml:space="preserve"> DRAM、NVMe </w:t>
+      </w:r>
+      <w:r>
+        <w:rPr>
+          <w:rFonts w:hint="eastAsia"/>
+        </w:rPr>
+        <w:t xml:space="preserve">和</w:t>
+      </w:r>
+      <w:r>
+        <w:t xml:space="preserve"> RDMA </w:t>
+      </w:r>
+      <w:r>
+        <w:rPr>
+          <w:rFonts w:hint="eastAsia"/>
+        </w:rPr>
+        <w:t xml:space="preserve">技术，通过动态缓存策略和高效页面替换机制，支持弹性扩展和低成本存储[61]。这些技术主要是针对块级的缓存设计，对数据库的查询缓存有一定的参考意义。</w:t>
+      </w:r>
+    </w:p>
+    <w:p>
+      <w:pPr>
+        <w:pStyle w:val="BodyText"/>
+      </w:pPr>
+      <w:r>
+        <w:rPr>
+          <w:rFonts w:hint="eastAsia"/>
+        </w:rPr>
+        <w:t xml:space="preserve">数据库缓存的现状涉及多种创新技术，以提高性能、效率和可扩展性。蔡万里等提出面向Select和Sort的数据库算子缓存的设计[64]，提出了一个新的查询缓存的思路，BP-Wrapper</w:t>
+      </w:r>
+      <w:r>
+        <w:t xml:space="preserve"> </w:t>
+      </w:r>
+      <w:r>
+        <w:rPr>
+          <w:rFonts w:hint="eastAsia"/>
+        </w:rPr>
         <w:t xml:space="preserve">框架通过批处理和预取技术减少锁争用，提高数据库系统中替换算法的可扩展性，在不修改算法的情况下显著提升系统吞吐量[59]。FIFO</w:t>
       </w:r>
       <w:r>
@@ -248,7 +388,7 @@
         <w:rPr>
           <w:rFonts w:hint="eastAsia"/>
         </w:rPr>
-        <w:t xml:space="preserve">队列，在效率和可扩展性上优于现有算法，适用于生产环境缓存管理[60]。ScaleStore</w:t>
+        <w:t xml:space="preserve">队列，在效率和可扩展性上优于现有算法，适用于生产环境缓存管理[60]。PostgreSQL</w:t>
       </w:r>
       <w:r>
         <w:t xml:space="preserve"> </w:t>
@@ -257,70 +397,50 @@
         <w:rPr>
           <w:rFonts w:hint="eastAsia"/>
         </w:rPr>
-        <w:t xml:space="preserve">是一种高性能存储引擎，利用</w:t>
-      </w:r>
-      <w:r>
-        <w:t xml:space="preserve"> DRAM、NVMe </w:t>
-      </w:r>
-      <w:r>
-        <w:rPr>
-          <w:rFonts w:hint="eastAsia"/>
-        </w:rPr>
-        <w:t xml:space="preserve">和</w:t>
-      </w:r>
-      <w:r>
-        <w:t xml:space="preserve"> RDMA </w:t>
-      </w:r>
-      <w:r>
-        <w:rPr>
-          <w:rFonts w:hint="eastAsia"/>
-        </w:rPr>
-        <w:t xml:space="preserve">技术，通过动态缓存策略和高效页面替换机制，支持弹性扩展和低成本存储[61]。PostgreSQL</w:t>
+        <w:t xml:space="preserve">的</w:t>
+      </w:r>
+      <w:r>
+        <w:t xml:space="preserve"> buffer cache </w:t>
+      </w:r>
+      <w:r>
+        <w:rPr>
+          <w:rFonts w:hint="eastAsia"/>
+        </w:rPr>
+        <w:t xml:space="preserve">机制使用时钟扫描算法管理页面，通过哈希表和缓冲池优化内存利用率，适用于嵌入式分析场景[62]。这些技术给数据库的缓存管理提供了算法参考。</w:t>
+      </w:r>
+    </w:p>
+    <w:p>
+      <w:pPr>
+        <w:pStyle w:val="BodyText"/>
+      </w:pPr>
+      <w:r>
+        <w:rPr>
+          <w:rFonts w:hint="eastAsia"/>
+        </w:rPr>
+        <w:t xml:space="preserve">针对数据库查询缓存技术，国内外已有很多学者进行相关研究。数据库查询处理和缓存管理涉及多个技术层面，这些技术呈现出不同的特性和挑战：在查询缓存方面，传统方案主要关注结果集缓存和计划缓存，但缺乏智能化管理；在过滤技术方面，布隆过滤器等概率数据结构为快速检索提供了基础；在智能优化方面，机器学习技术开始被应用于缓存管理和查询优化。根据不同技术层次的特点，本节将数据库查询缓存的研究划分为查询缓存技术、概率过滤技术和智能优化技术三类，探讨主要技术发展现状及其解决方案。最后，对现有方案的局限性进行分析，以明确进一步优化的方向。</w:t>
       </w:r>
       <w:r>
         <w:t xml:space="preserve"> </w:t>
       </w:r>
       <w:r>
-        <w:rPr>
-          <w:rFonts w:hint="eastAsia"/>
-        </w:rPr>
-        <w:t xml:space="preserve">的</w:t>
-      </w:r>
-      <w:r>
-        <w:t xml:space="preserve"> buffer cache </w:t>
-      </w:r>
-      <w:r>
-        <w:rPr>
-          <w:rFonts w:hint="eastAsia"/>
-        </w:rPr>
-        <w:t xml:space="preserve">机制使用时钟扫描算法管理页面，通过哈希表和缓冲池优化内存利用率，适用于嵌入式分析场景[62]。这些技术广泛应用于分布式系统、云数据库、实时分析和大规模</w:t>
-      </w:r>
-      <w:r>
-        <w:t xml:space="preserve"> Web </w:t>
-      </w:r>
-      <w:r>
-        <w:rPr>
-          <w:rFonts w:hint="eastAsia"/>
-        </w:rPr>
-        <w:t xml:space="preserve">服务中，例如</w:t>
-      </w:r>
-      <w:r>
-        <w:t xml:space="preserve"> Facebook </w:t>
-      </w:r>
-      <w:r>
-        <w:rPr>
-          <w:rFonts w:hint="eastAsia"/>
-        </w:rPr>
-        <w:t xml:space="preserve">的</w:t>
-      </w:r>
-      <w:r>
-        <w:t xml:space="preserve"> CacheLib </w:t>
-      </w:r>
-      <w:r>
-        <w:rPr>
-          <w:rFonts w:hint="eastAsia"/>
-        </w:rPr>
-        <w:t xml:space="preserve">部署、Google</w:t>
+        <w:t xml:space="preserve">### 1.2.1 </w:t>
+      </w:r>
+      <w:r>
+        <w:rPr>
+          <w:rFonts w:hint="eastAsia"/>
+        </w:rPr>
+        <w:t xml:space="preserve">数据库查询缓存技术研究现状</w:t>
+      </w:r>
+    </w:p>
+    <w:p>
+      <w:pPr>
+        <w:pStyle w:val="BodyText"/>
+      </w:pPr>
+      <w:r>
+        <w:rPr>
+          <w:rFonts w:hint="eastAsia"/>
+        </w:rPr>
+        <w:t xml:space="preserve">数据库查询缓存技术的发展经历了从简单到复杂、从静态到动态的演进过程。早期的缓存技术主要关注单一层面的优化，而现代缓存系统则趋向于多层次、智能化的综合解决方案。Bailu</w:t>
       </w:r>
       <w:r>
         <w:t xml:space="preserve"> </w:t>
@@ -329,50 +449,7 @@
         <w:rPr>
           <w:rFonts w:hint="eastAsia"/>
         </w:rPr>
-        <w:t xml:space="preserve">的闪存缓存优化，以及</w:t>
-      </w:r>
-      <w:r>
-        <w:t xml:space="preserve"> PostgreSQL </w:t>
-      </w:r>
-      <w:r>
-        <w:rPr>
-          <w:rFonts w:hint="eastAsia"/>
-        </w:rPr>
-        <w:t xml:space="preserve">的数据库管理。</w:t>
-      </w:r>
-    </w:p>
-    <w:p>
-      <w:pPr>
-        <w:pStyle w:val="BodyText"/>
-      </w:pPr>
-      <w:r>
-        <w:rPr>
-          <w:rFonts w:hint="eastAsia"/>
-        </w:rPr>
-        <w:t xml:space="preserve">针对数据库查询缓存技术，国内外已有很多学者进行相关研究。数据库查询处理和缓存管理涉及多个技术层面，这些技术呈现出不同的特性和挑战：在查询缓存方面，传统方案主要关注结果集缓存和计划缓存，但缺乏智能化管理；在过滤技术方面，布隆过滤器等概率数据结构为快速检索提供了基础；在智能优化方面，机器学习技术开始被应用于缓存管理和查询优化。根据不同技术层次的特点，本节将数据库查询缓存的研究划分为查询缓存技术、概率过滤技术和智能优化技术三类，探讨主要技术发展现状及其解决方案。最后，对现有方案的局限性进行分析，以明确进一步优化的方向。</w:t>
-      </w:r>
-      <w:r>
-        <w:t xml:space="preserve"> </w:t>
-      </w:r>
-      <w:r>
-        <w:t xml:space="preserve">### 1.2.1 </w:t>
-      </w:r>
-      <w:r>
-        <w:rPr>
-          <w:rFonts w:hint="eastAsia"/>
-        </w:rPr>
-        <w:t xml:space="preserve">数据库查询缓存技术研究现状</w:t>
-      </w:r>
-    </w:p>
-    <w:p>
-      <w:pPr>
-        <w:pStyle w:val="BodyText"/>
-      </w:pPr>
-      <w:r>
-        <w:rPr>
-          <w:rFonts w:hint="eastAsia"/>
-        </w:rPr>
-        <w:t xml:space="preserve">本小节将归纳整理数据库查询缓存技术的发展历程，按照缓存粒度和管理方式，将查询缓存技术分为传统缓存方案和现代缓存方案两类。</w:t>
+        <w:t xml:space="preserve">Ding[78]等人从各个方面探讨了查询优化的实践，给本文提供了重要的参考思路。</w:t>
       </w:r>
     </w:p>
     <w:p>
@@ -385,29 +462,18 @@
           <w:b/>
           <w:bCs/>
         </w:rPr>
-        <w:t xml:space="preserve">（1）传统查询缓存方案</w:t>
-      </w:r>
-    </w:p>
-    <w:p>
-      <w:pPr>
-        <w:pStyle w:val="BodyText"/>
-      </w:pPr>
-      <w:r>
-        <w:rPr>
-          <w:rFonts w:hint="eastAsia"/>
-        </w:rPr>
-        <w:t xml:space="preserve">传统查询缓存技术主要包括查询计划缓存、结果集缓存和物化视图技术三种方案。</w:t>
-      </w:r>
-    </w:p>
-    <w:p>
-      <w:pPr>
-        <w:pStyle w:val="BodyText"/>
-      </w:pPr>
-      <w:r>
-        <w:rPr>
-          <w:rFonts w:hint="eastAsia"/>
-        </w:rPr>
-        <w:t xml:space="preserve">方案一：查询计划缓存技术。Selinger等人在System</w:t>
+        <w:t xml:space="preserve">传统查询缓存技术</w:t>
+      </w:r>
+    </w:p>
+    <w:p>
+      <w:pPr>
+        <w:pStyle w:val="BodyText"/>
+      </w:pPr>
+      <w:r>
+        <w:rPr>
+          <w:rFonts w:hint="eastAsia"/>
+        </w:rPr>
+        <w:t xml:space="preserve">查询计划缓存是最早被广泛采用的缓存技术之一。Selinger等人在System</w:t>
       </w:r>
       <w:r>
         <w:t xml:space="preserve"> </w:t>
@@ -416,7 +482,7 @@
         <w:rPr>
           <w:rFonts w:hint="eastAsia"/>
         </w:rPr>
-        <w:t xml:space="preserve">R中提出了查询计划缓存的概念[3]，通过缓存查询的执行计划来避免重复的查询优化过程。Oracle、SQL</w:t>
+        <w:t xml:space="preserve">R项目中提出了查询计划缓存的概念[3]，其核心思想是将查询优化器生成的执行计划保存在内存中，避免对相同或相似查询进行重复的优化计算。Oracle数据库的共享池(Shared</w:t>
       </w:r>
       <w:r>
         <w:t xml:space="preserve"> </w:t>
@@ -425,18 +491,7 @@
         <w:rPr>
           <w:rFonts w:hint="eastAsia"/>
         </w:rPr>
-        <w:t xml:space="preserve">Server等主流数据库系统都实现了不同形式的计划缓存[4]。该方案能够有效减少查询优化开销，提升查询编译效率，但仍需执行物理查询操作，无法避免数据访问开销。</w:t>
-      </w:r>
-    </w:p>
-    <w:p>
-      <w:pPr>
-        <w:pStyle w:val="BodyText"/>
-      </w:pPr>
-      <w:r>
-        <w:rPr>
-          <w:rFonts w:hint="eastAsia"/>
-        </w:rPr>
-        <w:t xml:space="preserve">方案二：结果集缓存技术。结果集缓存直接缓存查询的最终结果，MySQL</w:t>
+        <w:t xml:space="preserve">Pool)和SQL</w:t>
       </w:r>
       <w:r>
         <w:t xml:space="preserve"> </w:t>
@@ -445,29 +500,56 @@
         <w:rPr>
           <w:rFonts w:hint="eastAsia"/>
         </w:rPr>
-        <w:t xml:space="preserve">5.7、PostgreSQL等系统都提供了结果集缓存功能[5]。该方案能够完全避免查询执行开销，响应速度最快，但缓存失效策略复杂，内存消耗大，且难以处理参数化查询。</w:t>
-      </w:r>
-    </w:p>
-    <w:p>
-      <w:pPr>
-        <w:pStyle w:val="BodyText"/>
-      </w:pPr>
-      <w:r>
-        <w:rPr>
-          <w:rFonts w:hint="eastAsia"/>
-        </w:rPr>
-        <w:t xml:space="preserve">方案三：物化视图技术。物化视图是一种预计算的查询结果存储技术，Gupta和Mumick在其专著中系统阐述了物化视图的理论基础[6]。该方案支持复杂查询的预计算，查询性能优异，但维护成本高，存储开销大，存在更新延迟问题。</w:t>
-      </w:r>
-    </w:p>
-    <w:p>
-      <w:pPr>
-        <w:pStyle w:val="BodyText"/>
-      </w:pPr>
-      <w:r>
-        <w:rPr>
-          <w:rFonts w:hint="eastAsia"/>
-        </w:rPr>
-        <w:t xml:space="preserve">结论：传统查询缓存技术在特定场景下能够提供良好的性能提升，但普遍存在缓存管理复杂、适应性差、智能化程度低等问题。这些方案主要依赖静态配置和简单的失效策略，难以适应动态变化的查询负载。</w:t>
+        <w:t xml:space="preserve">Server的计划缓存(Plan</w:t>
+      </w:r>
+      <w:r>
+        <w:t xml:space="preserve"> </w:t>
+      </w:r>
+      <w:r>
+        <w:rPr>
+          <w:rFonts w:hint="eastAsia"/>
+        </w:rPr>
+        <w:t xml:space="preserve">Cache)都是这一技术的典型实现[4]。虽然计划缓存能够显著减少查询编译时间，但对于数据访问本身的开销并无改善。</w:t>
+      </w:r>
+    </w:p>
+    <w:p>
+      <w:pPr>
+        <w:pStyle w:val="BodyText"/>
+      </w:pPr>
+      <w:r>
+        <w:rPr>
+          <w:rFonts w:hint="eastAsia"/>
+        </w:rPr>
+        <w:t xml:space="preserve">结果集缓存技术则更进一步，直接将查询的执行结果存储在内存中。MySQL的查询缓存(Query</w:t>
+      </w:r>
+      <w:r>
+        <w:t xml:space="preserve"> </w:t>
+      </w:r>
+      <w:r>
+        <w:rPr>
+          <w:rFonts w:hint="eastAsia"/>
+        </w:rPr>
+        <w:t xml:space="preserve">Cache)功能曾经是这一技术的代表性实现，但由于缓存失效机制的复杂性和并发访问的性能问题，该功能在MySQL</w:t>
+      </w:r>
+      <w:r>
+        <w:t xml:space="preserve"> </w:t>
+      </w:r>
+      <w:r>
+        <w:rPr>
+          <w:rFonts w:hint="eastAsia"/>
+        </w:rPr>
+        <w:t xml:space="preserve">8.0中被移除。PostgreSQL通过第三方扩展如pg_stat_statements提供了类似的功能支持。</w:t>
+      </w:r>
+    </w:p>
+    <w:p>
+      <w:pPr>
+        <w:pStyle w:val="BodyText"/>
+      </w:pPr>
+      <w:r>
+        <w:rPr>
+          <w:rFonts w:hint="eastAsia"/>
+        </w:rPr>
+        <w:t xml:space="preserve">物化视图技术可以视为一种特殊的查询缓存形式。Gupta和Mumick在其经典著作中详细阐述了物化视图的理论基础和维护策略[5]。与传统缓存不同，物化视图通常用于处理复杂的聚合查询和多表连接操作，在数据仓库和OLAP系统中应用广泛。然而，物化视图的维护成本较高，特别是在基础数据频繁更新的环境中。</w:t>
       </w:r>
     </w:p>
     <w:p>
@@ -480,29 +562,18 @@
           <w:b/>
           <w:bCs/>
         </w:rPr>
-        <w:t xml:space="preserve">（2）现代查询缓存方案</w:t>
-      </w:r>
-    </w:p>
-    <w:p>
-      <w:pPr>
-        <w:pStyle w:val="BodyText"/>
-      </w:pPr>
-      <w:r>
-        <w:rPr>
-          <w:rFonts w:hint="eastAsia"/>
-        </w:rPr>
-        <w:t xml:space="preserve">现代查询缓存技术主要包括内存数据库缓存、分布式缓存和智能缓存三种发展方向。</w:t>
-      </w:r>
-    </w:p>
-    <w:p>
-      <w:pPr>
-        <w:pStyle w:val="BodyText"/>
-      </w:pPr>
-      <w:r>
-        <w:rPr>
-          <w:rFonts w:hint="eastAsia"/>
-        </w:rPr>
-        <w:t xml:space="preserve">方案一：内存数据库缓存技术。SAP</w:t>
+        <w:t xml:space="preserve">现代查询缓存发展趋势</w:t>
+      </w:r>
+    </w:p>
+    <w:p>
+      <w:pPr>
+        <w:pStyle w:val="BodyText"/>
+      </w:pPr>
+      <w:r>
+        <w:rPr>
+          <w:rFonts w:hint="eastAsia"/>
+        </w:rPr>
+        <w:t xml:space="preserve">随着硬件技术的发展和应用需求的变化，现代数据库系统的缓存技术呈现出新的特点。内存数据库如SAP</w:t>
       </w:r>
       <w:r>
         <w:t xml:space="preserve"> </w:t>
@@ -511,66 +582,29 @@
         <w:rPr>
           <w:rFonts w:hint="eastAsia"/>
         </w:rPr>
-        <w:t xml:space="preserve">HANA、MemSQL等内存数据库系统大量采用内存缓存技术[7]，通过将数据完全加载到内存中实现极高的查询性能。这些系统利用现代硬件的大内存容量，提供了接近内存访问速度的查询响应。</w:t>
-      </w:r>
-    </w:p>
-    <w:p>
-      <w:pPr>
-        <w:pStyle w:val="BodyText"/>
-      </w:pPr>
-      <w:r>
-        <w:rPr>
-          <w:rFonts w:hint="eastAsia"/>
-        </w:rPr>
-        <w:t xml:space="preserve">方案二：分布式缓存技术。Redis、Memcached等分布式缓存系统被广泛应用于数据库查询缓存[8]。这些系统通过分布式架构实现了高可用性和可扩展性，能够支持大规模应用的缓存需求。</w:t>
-      </w:r>
-    </w:p>
-    <w:p>
-      <w:pPr>
-        <w:pStyle w:val="BodyText"/>
-      </w:pPr>
-      <w:r>
-        <w:rPr>
-          <w:rFonts w:hint="eastAsia"/>
-        </w:rPr>
-        <w:t xml:space="preserve">方案三：智能缓存技术。近年来，机器学习技术开始被应用于缓存管理。Kraska等人提出了基于机器学习的数据库系统架构[9]，为智能缓存技术的发展奠定了基础。这些方案通过学习查询模式和访问特征，实现更加智能的缓存管理。</w:t>
-      </w:r>
-    </w:p>
-    <w:p>
-      <w:pPr>
-        <w:pStyle w:val="BodyText"/>
-      </w:pPr>
-      <w:r>
-        <w:rPr>
-          <w:rFonts w:hint="eastAsia"/>
-        </w:rPr>
-        <w:t xml:space="preserve">结论：现代查询缓存技术在性能和扩展性方面取得了显著进步，但在智能化管理、细粒度控制和复杂查询支持方面仍有不足。特别是对于包含CTE等复杂结构的查询，现有方案缺乏有效的缓存策略。</w:t>
-      </w:r>
-    </w:p>
-    <w:bookmarkStart w:id="10" w:name="概率过滤技术研究现状"/>
-    <w:p>
-      <w:pPr>
-        <w:pStyle w:val="Heading3"/>
-      </w:pPr>
-      <w:r>
-        <w:t xml:space="preserve">1.2.2 </w:t>
-      </w:r>
-      <w:r>
-        <w:rPr>
-          <w:rFonts w:hint="eastAsia"/>
-        </w:rPr>
-        <w:t xml:space="preserve">概率过滤技术研究现状</w:t>
-      </w:r>
-    </w:p>
-    <w:p>
-      <w:pPr>
-        <w:pStyle w:val="FirstParagraph"/>
-      </w:pPr>
-      <w:r>
-        <w:rPr>
-          <w:rFonts w:hint="eastAsia"/>
-        </w:rPr>
-        <w:t xml:space="preserve">本小节将归纳整理概率过滤技术在数据库系统中的应用，按照技术特点划分，概率过滤技术主要面临基础理论优化和数据库应用适配两类问题。</w:t>
+        <w:t xml:space="preserve">HANA和MemSQL采用了全内存架构[7]，通过将整个数据集加载到内存中来实现极致的查询性能。这种方法虽然有效，但对硬件资源的要求较高，且在数据量超过内存容量时面临挑战。</w:t>
+      </w:r>
+    </w:p>
+    <w:p>
+      <w:pPr>
+        <w:pStyle w:val="BodyText"/>
+      </w:pPr>
+      <w:r>
+        <w:rPr>
+          <w:rFonts w:hint="eastAsia"/>
+        </w:rPr>
+        <w:t xml:space="preserve">分布式缓存系统的兴起为大规模应用提供了新的解决方案。Redis、Memcached等系统通过分布式架构实现了高可用性和水平扩展能力[8]。这些系统通常作为数据库的外部缓存层，通过应用程序逻辑来管理缓存的读写和失效。</w:t>
+      </w:r>
+    </w:p>
+    <w:p>
+      <w:pPr>
+        <w:pStyle w:val="BodyText"/>
+      </w:pPr>
+      <w:r>
+        <w:rPr>
+          <w:rFonts w:hint="eastAsia"/>
+        </w:rPr>
+        <w:t xml:space="preserve">近年来，机器学习技术在数据库系统中的应用日益增多。Kraska等人提出的”学习型数据库系统”概念[9]为智能缓存管理提供了新的思路。通过分析历史查询模式和访问特征，系统能够更准确地预测哪些数据应该被缓存，以及何时进行缓存替换。</w:t>
       </w:r>
     </w:p>
     <w:p>
@@ -583,18 +617,68 @@
           <w:b/>
           <w:bCs/>
         </w:rPr>
-        <w:t xml:space="preserve">（1）布隆过滤器基础理论优化</w:t>
-      </w:r>
-    </w:p>
-    <w:p>
-      <w:pPr>
-        <w:pStyle w:val="BodyText"/>
-      </w:pPr>
-      <w:r>
-        <w:rPr>
-          <w:rFonts w:hint="eastAsia"/>
-        </w:rPr>
-        <w:t xml:space="preserve">布隆过滤器由Burton</w:t>
+        <w:t xml:space="preserve">现有技术的局限性</w:t>
+      </w:r>
+    </w:p>
+    <w:p>
+      <w:pPr>
+        <w:pStyle w:val="BodyText"/>
+      </w:pPr>
+      <w:r>
+        <w:rPr>
+          <w:rFonts w:hint="eastAsia"/>
+        </w:rPr>
+        <w:t xml:space="preserve">尽管查询缓存技术已经取得了显著进展，但在面对现代应用的复杂需求时仍存在诸多挑战。传统的缓存策略往往基于简单的启发式规则，难以适应动态变化的工作负载。对于包含公用表表达式(CTE)等复杂结构的查询，现有缓存系统缺乏有效的细粒度管理能力。此外，大多数缓存系统在处理并发访问和缓存一致性方面仍有优化空间。</w:t>
+      </w:r>
+    </w:p>
+    <w:bookmarkStart w:id="13" w:name="概率过滤技术研究现状"/>
+    <w:p>
+      <w:pPr>
+        <w:pStyle w:val="Heading3"/>
+      </w:pPr>
+      <w:r>
+        <w:t xml:space="preserve">1.2.2 </w:t>
+      </w:r>
+      <w:r>
+        <w:rPr>
+          <w:rFonts w:hint="eastAsia"/>
+        </w:rPr>
+        <w:t xml:space="preserve">概率过滤技术研究现状</w:t>
+      </w:r>
+    </w:p>
+    <w:p>
+      <w:pPr>
+        <w:pStyle w:val="FirstParagraph"/>
+      </w:pPr>
+      <w:r>
+        <w:rPr>
+          <w:rFonts w:hint="eastAsia"/>
+        </w:rPr>
+        <w:t xml:space="preserve">概率过滤技术作为一类重要的数据结构，在数据库系统中发挥着越来越重要的作用。这类技术通过牺牲一定的准确性来换取显著的空间和时间效率提升，特别适用于大规模数据处理场景。</w:t>
+      </w:r>
+    </w:p>
+    <w:p>
+      <w:pPr>
+        <w:pStyle w:val="BodyText"/>
+      </w:pPr>
+      <w:r>
+        <w:rPr>
+          <w:rFonts w:hint="eastAsia"/>
+          <w:b/>
+          <w:bCs/>
+        </w:rPr>
+        <w:t xml:space="preserve">布隆过滤器的理论发展</w:t>
+      </w:r>
+    </w:p>
+    <w:p>
+      <w:pPr>
+        <w:pStyle w:val="BodyText"/>
+      </w:pPr>
+      <w:r>
+        <w:rPr>
+          <w:rFonts w:hint="eastAsia"/>
+        </w:rPr>
+        <w:t xml:space="preserve">布隆过滤器自1970年由Burton</w:t>
       </w:r>
       <w:r>
         <w:t xml:space="preserve"> Howard </w:t>
@@ -603,18 +687,7 @@
         <w:rPr>
           <w:rFonts w:hint="eastAsia"/>
         </w:rPr>
-        <w:t xml:space="preserve">Bloom在1970年提出[10]，是一种空间效率极高的概率性数据结构。该技术具有查询速度快、空间效率高的特点，但存在假阳性问题。</w:t>
-      </w:r>
-    </w:p>
-    <w:p>
-      <w:pPr>
-        <w:pStyle w:val="BodyText"/>
-      </w:pPr>
-      <w:r>
-        <w:rPr>
-          <w:rFonts w:hint="eastAsia"/>
-        </w:rPr>
-        <w:t xml:space="preserve">方案一：参数优化技术。Mitzenmacher和Upfal在其概率算法教材中详细分析了布隆过滤器的参数优化问题[11]。通过数学推导得出最优参数配置：位数组大小</w:t>
+        <w:t xml:space="preserve">Bloom提出以来[10]，已成为概率数据结构领域的经典算法。其核心思想是使用多个哈希函数将元素映射到位数组中，通过位操作实现快速的成员查询。Mitzenmacher和Upfal在其概率算法专著中对布隆过滤器的数学基础进行了深入分析[11]，推导出了最优参数配置公式：位数组大小</w:t>
       </w:r>
       <m:oMath>
         <m:r>
@@ -729,29 +802,18 @@
         <w:rPr>
           <w:rFonts w:hint="eastAsia"/>
         </w:rPr>
-        <w:t xml:space="preserve">。该方案能够在给定假阳性率下最小化存储开销，但参数配置相对固定，难以适应动态变化的数据量。</w:t>
-      </w:r>
-    </w:p>
-    <w:p>
-      <w:pPr>
-        <w:pStyle w:val="BodyText"/>
-      </w:pPr>
-      <w:r>
-        <w:rPr>
-          <w:rFonts w:hint="eastAsia"/>
-        </w:rPr>
-        <w:t xml:space="preserve">方案二：变种布隆过滤器技术。为了解决标准布隆过滤器的局限性，研究者提出了多种变种：计数布隆过滤器支持删除操作但增加了存储开销[12]；分层布隆过滤器通过多层结构降低假阳性率[13]；动态布隆过滤器支持动态扩容，适应数据量变化[14]。这些变种在特定场景下表现优异，但实现复杂度较高。</w:t>
-      </w:r>
-    </w:p>
-    <w:p>
-      <w:pPr>
-        <w:pStyle w:val="BodyText"/>
-      </w:pPr>
-      <w:r>
-        <w:rPr>
-          <w:rFonts w:hint="eastAsia"/>
-        </w:rPr>
-        <w:t xml:space="preserve">结论：布隆过滤器基础理论已经相对成熟，但在动态适应性和实际应用优化方面仍有改进空间。现有方案主要关注理论最优性，对实际系统中的性能表现和工程实现考虑不足。</w:t>
+        <w:t xml:space="preserve">，其中n为预期元素数量，p为目标假阳性率。</w:t>
+      </w:r>
+    </w:p>
+    <w:p>
+      <w:pPr>
+        <w:pStyle w:val="BodyText"/>
+      </w:pPr>
+      <w:r>
+        <w:rPr>
+          <w:rFonts w:hint="eastAsia"/>
+        </w:rPr>
+        <w:t xml:space="preserve">随着应用需求的多样化，研究者们提出了多种布隆过滤器的变种。计数布隆过滤器通过将位数组替换为计数器数组，支持元素的删除操作，但相应地增加了存储开销[12]。分层布隆过滤器采用多层结构设计，能够有效降低假阳性率[13]。动态布隆过滤器则解决了传统布隆过滤器容量固定的问题，支持在运行时动态扩容以适应数据量的变化[14]。</w:t>
       </w:r>
     </w:p>
     <w:p>
@@ -764,100 +826,49 @@
           <w:b/>
           <w:bCs/>
         </w:rPr>
-        <w:t xml:space="preserve">（2）数据库系统中的过滤技术应用</w:t>
-      </w:r>
-    </w:p>
-    <w:p>
-      <w:pPr>
-        <w:pStyle w:val="BodyText"/>
-      </w:pPr>
-      <w:r>
-        <w:rPr>
-          <w:rFonts w:hint="eastAsia"/>
-        </w:rPr>
-        <w:t xml:space="preserve">概率过滤技术在数据库系统中主要应用于存储优化、分布式系统和查询处理三个方面。</w:t>
-      </w:r>
-    </w:p>
-    <w:p>
-      <w:pPr>
-        <w:pStyle w:val="BodyText"/>
-      </w:pPr>
-      <w:r>
-        <w:rPr>
-          <w:rFonts w:hint="eastAsia"/>
-        </w:rPr>
-        <w:t xml:space="preserve">方案一：存储系统中的过滤应用。LSM-Tree存储引擎广泛使用布隆过滤器来减少不必要的磁盘访问[15]。LevelDB、RocksDB等存储引擎都集成了布隆过滤器技术，通过在每个SSTable中维护布隆过滤器，快速判断键是否存在，避免无效的磁盘I/O操作。</w:t>
-      </w:r>
-    </w:p>
-    <w:p>
-      <w:pPr>
-        <w:pStyle w:val="BodyText"/>
-      </w:pPr>
-      <w:r>
-        <w:rPr>
-          <w:rFonts w:hint="eastAsia"/>
-        </w:rPr>
-        <w:t xml:space="preserve">方案二：分布式系统中的过滤应用。在分布式数据库系统中，布隆过滤器被用于减少网络通信开销[16]。Cassandra、HBase等系统采用布隆过滤器技术，在数据分片和副本管理中实现高效的存在性检测。</w:t>
-      </w:r>
-    </w:p>
-    <w:p>
-      <w:pPr>
-        <w:pStyle w:val="BodyText"/>
-      </w:pPr>
-      <w:r>
-        <w:rPr>
-          <w:rFonts w:hint="eastAsia"/>
-        </w:rPr>
-        <w:t xml:space="preserve">方案三：查询处理中的过滤应用。一些研究工作探索了布隆过滤器在查询优化中的应用，主要集中在连接操作优化方面[17]。通过在连接操作前使用布隆过滤器过滤不匹配的记录，减少连接计算开销。</w:t>
-      </w:r>
-    </w:p>
-    <w:p>
-      <w:pPr>
-        <w:pStyle w:val="BodyText"/>
-      </w:pPr>
-      <w:r>
-        <w:rPr>
-          <w:rFonts w:hint="eastAsia"/>
-        </w:rPr>
-        <w:t xml:space="preserve">结论：概率过滤技术在数据库系统中已有广泛应用，但主要集中在存储层面的优化。在查询缓存和复杂查询处理方面的应用研究相对较少，缺乏系统性的解决方案。</w:t>
-      </w:r>
-    </w:p>
-    <w:bookmarkEnd w:id="10"/>
-    <w:bookmarkStart w:id="11" w:name="智能优化技术研究现状"/>
-    <w:p>
-      <w:pPr>
-        <w:pStyle w:val="Heading3"/>
-      </w:pPr>
-      <w:r>
-        <w:t xml:space="preserve">1.2.3 </w:t>
-      </w:r>
-      <w:r>
-        <w:rPr>
-          <w:rFonts w:hint="eastAsia"/>
-        </w:rPr>
-        <w:t xml:space="preserve">智能优化技术研究现状</w:t>
-      </w:r>
-    </w:p>
-    <w:p>
-      <w:pPr>
-        <w:pStyle w:val="FirstParagraph"/>
-      </w:pPr>
-      <w:r>
-        <w:rPr>
-          <w:rFonts w:hint="eastAsia"/>
-        </w:rPr>
-        <w:t xml:space="preserve">在数据库系统的智能化发展过程中，机器学习技术开始被广泛应用于查询优化、缓存管理和系统调优等方面。尽管主要思想都是通过学习历史模式来优化系统性能，但不同应用场景的解决方案往往需要针对具体问题进行定制化设计。</w:t>
-      </w:r>
-    </w:p>
-    <w:p>
-      <w:pPr>
-        <w:pStyle w:val="BodyText"/>
-      </w:pPr>
-      <w:r>
-        <w:rPr>
-          <w:rFonts w:hint="eastAsia"/>
-        </w:rPr>
-        <w:t xml:space="preserve">按照应用领域分类，智能优化技术可主要分为查询优化和缓存管理两类。查询优化技术通过学习查询模式和执行特征来改进查询计划选择和索引管理。缓存管理技术则通过预测访问模式和评估数据价值来优化缓存策略。不同的应用场景导致这两类技术在算法设计和性能目标方面存在显著差异。</w:t>
+        <w:t xml:space="preserve">数据库系统中的应用实践</w:t>
+      </w:r>
+    </w:p>
+    <w:p>
+      <w:pPr>
+        <w:pStyle w:val="BodyText"/>
+      </w:pPr>
+      <w:r>
+        <w:rPr>
+          <w:rFonts w:hint="eastAsia"/>
+        </w:rPr>
+        <w:t xml:space="preserve">在现代数据库系统中，概率过滤技术已经得到了广泛应用。LSM-Tree存储引擎是布隆过滤器应用的典型场景，LevelDB和RocksDB等系统在每个SSTable文件中都维护了相应的布隆过滤器[15]。当查询某个键时，系统首先通过布隆过滤器判断该键是否可能存在于特定的SSTable中，从而避免不必要的磁盘I/O操作。这种设计在读密集型工作负载中能够显著提升性能。</w:t>
+      </w:r>
+    </w:p>
+    <w:p>
+      <w:pPr>
+        <w:pStyle w:val="BodyText"/>
+      </w:pPr>
+      <w:r>
+        <w:rPr>
+          <w:rFonts w:hint="eastAsia"/>
+        </w:rPr>
+        <w:t xml:space="preserve">分布式数据库系统同样受益于概率过滤技术。Apache</w:t>
+      </w:r>
+      <w:r>
+        <w:t xml:space="preserve"> </w:t>
+      </w:r>
+      <w:r>
+        <w:rPr>
+          <w:rFonts w:hint="eastAsia"/>
+        </w:rPr>
+        <w:t xml:space="preserve">Cassandra和HBase等系统利用布隆过滤器来优化数据分片和副本管理[16]。在处理范围查询时，系统可以通过布隆过滤器快速确定哪些节点可能包含目标数据，从而减少网络通信开销。</w:t>
+      </w:r>
+    </w:p>
+    <w:p>
+      <w:pPr>
+        <w:pStyle w:val="BodyText"/>
+      </w:pPr>
+      <w:r>
+        <w:rPr>
+          <w:rFonts w:hint="eastAsia"/>
+        </w:rPr>
+        <w:t xml:space="preserve">在查询处理层面，布隆过滤器主要应用于连接操作的优化。通过在连接操作执行前使用布隆过滤器对较小的关系进行预处理，可以有效过滤掉不匹配的记录，减少后续连接计算的开销[17]。这种技术在处理大表连接时特别有效。</w:t>
       </w:r>
     </w:p>
     <w:p>
@@ -870,40 +881,45 @@
           <w:b/>
           <w:bCs/>
         </w:rPr>
-        <w:t xml:space="preserve">（1）机器学习在查询优化中的应用</w:t>
-      </w:r>
-    </w:p>
-    <w:p>
-      <w:pPr>
-        <w:pStyle w:val="BodyText"/>
-      </w:pPr>
-      <w:r>
-        <w:rPr>
-          <w:rFonts w:hint="eastAsia"/>
-        </w:rPr>
-        <w:t xml:space="preserve">方案一：自适应查询优化技术。Stillger等人提出了基于机器学习的查询优化技术[18]，通过学习历史查询模式来改进查询计划选择。该方案使用决策树和神经网络等算法，根据查询特征预测最优执行计划。然而，该方案主要关注单个查询的优化，对查询间的关联性考虑不足。</w:t>
-      </w:r>
-    </w:p>
-    <w:p>
-      <w:pPr>
-        <w:pStyle w:val="BodyText"/>
-      </w:pPr>
-      <w:r>
-        <w:rPr>
-          <w:rFonts w:hint="eastAsia"/>
-        </w:rPr>
-        <w:t xml:space="preserve">方案二：智能索引管理技术。Ding等人提出了基于强化学习的自动索引调优技术[19]，能够根据工作负载动态调整索引配置。该方案通过强化学习算法，在索引创建成本和查询性能提升之间找到平衡点。但该方案的学习过程较长，难以快速适应负载变化。</w:t>
-      </w:r>
-    </w:p>
-    <w:p>
-      <w:pPr>
-        <w:pStyle w:val="BodyText"/>
-      </w:pPr>
-      <w:r>
-        <w:rPr>
-          <w:rFonts w:hint="eastAsia"/>
-        </w:rPr>
-        <w:t xml:space="preserve">结论：机器学习在查询优化中的应用已取得一定进展，但主要集中在传统的计划选择和索引管理方面。对于复杂查询结构（如CTE）的优化和查询结果缓存的智能管理研究相对较少。</w:t>
+        <w:t xml:space="preserve">技术挑战与发展方向</w:t>
+      </w:r>
+    </w:p>
+    <w:p>
+      <w:pPr>
+        <w:pStyle w:val="BodyText"/>
+      </w:pPr>
+      <w:r>
+        <w:rPr>
+          <w:rFonts w:hint="eastAsia"/>
+        </w:rPr>
+        <w:t xml:space="preserve">尽管概率过滤技术在数据库系统中已有成功应用，但在查询缓存管理方面的研究相对有限。现有应用主要集中在存储层的优化，对于上层查询处理和缓存管理的支持还不够充分。特别是在处理复杂查询结构和动态工作负载时，如何设计高效的过滤策略仍是一个开放性问题。此外，如何在保证过滤效果的同时控制假阳性率，以及如何与其他优化技术有机结合，都需要进一步的研究和探索。</w:t>
+      </w:r>
+    </w:p>
+    <w:bookmarkEnd w:id="13"/>
+    <w:bookmarkStart w:id="14" w:name="智能优化技术研究现状"/>
+    <w:p>
+      <w:pPr>
+        <w:pStyle w:val="Heading3"/>
+      </w:pPr>
+      <w:r>
+        <w:t xml:space="preserve">1.2.3 </w:t>
+      </w:r>
+      <w:r>
+        <w:rPr>
+          <w:rFonts w:hint="eastAsia"/>
+        </w:rPr>
+        <w:t xml:space="preserve">智能优化技术研究现状</w:t>
+      </w:r>
+    </w:p>
+    <w:p>
+      <w:pPr>
+        <w:pStyle w:val="FirstParagraph"/>
+      </w:pPr>
+      <w:r>
+        <w:rPr>
+          <w:rFonts w:hint="eastAsia"/>
+        </w:rPr>
+        <w:t xml:space="preserve">随着机器学习技术的快速发展，数据库系统正经历着从传统的基于规则的优化向智能化、自适应优化的转变。这一趋势不仅体现在查询处理和索引管理等传统领域，也延伸到了缓存管理、资源调度等新兴应用场景。</w:t>
       </w:r>
     </w:p>
     <w:p>
@@ -916,55 +932,123 @@
           <w:b/>
           <w:bCs/>
         </w:rPr>
-        <w:t xml:space="preserve">（2）机器学习在缓存管理中的应用</w:t>
-      </w:r>
-    </w:p>
-    <w:p>
-      <w:pPr>
-        <w:pStyle w:val="BodyText"/>
-      </w:pPr>
-      <w:r>
-        <w:rPr>
-          <w:rFonts w:hint="eastAsia"/>
-        </w:rPr>
-        <w:t xml:space="preserve">方案一：访问模式预测技术。Li等人研究了基于机器学习的缓存预取技术[20]，通过分析历史访问模式预测未来的数据访问需求，从而优化缓存策略。该方案使用时间序列分析和循环神经网络等技术，能够有效提高缓存命中率。</w:t>
-      </w:r>
-    </w:p>
-    <w:p>
-      <w:pPr>
-        <w:pStyle w:val="BodyText"/>
-      </w:pPr>
-      <w:r>
-        <w:rPr>
-          <w:rFonts w:hint="eastAsia"/>
-        </w:rPr>
-        <w:t xml:space="preserve">方案二：缓存价值评估技术。一些研究工作使用机器学习模型评估缓存条目的价值，指导缓存淘汰决策[21]。这些方案通过多维特征分析，包括访问频率、数据大小、计算成本等，训练价值预测模型。</w:t>
-      </w:r>
-    </w:p>
-    <w:p>
-      <w:pPr>
-        <w:pStyle w:val="BodyText"/>
-      </w:pPr>
-      <w:r>
-        <w:rPr>
-          <w:rFonts w:hint="eastAsia"/>
-        </w:rPr>
-        <w:t xml:space="preserve">方案三：自适应参数调优技术。根据系统负载和性能反馈，动态调整缓存参数配置[22]。这些方案通过在线学习算法，实时优化缓存大小、淘汰策略等关键参数。</w:t>
-      </w:r>
-    </w:p>
-    <w:p>
-      <w:pPr>
-        <w:pStyle w:val="BodyText"/>
-      </w:pPr>
-      <w:r>
-        <w:rPr>
-          <w:rFonts w:hint="eastAsia"/>
-        </w:rPr>
-        <w:t xml:space="preserve">结论：机器学习在缓存管理中的应用展现出良好的发展前景，但现有方案主要关注传统的页面缓存和对象缓存。对于查询结果缓存的智能管理，特别是复杂查询结构的缓存策略，仍缺乏系统性的解决方案。</w:t>
-      </w:r>
-    </w:p>
-    <w:bookmarkEnd w:id="11"/>
-    <w:bookmarkStart w:id="12" w:name="小结"/>
+        <w:t xml:space="preserve">查询优化的智能化探索</w:t>
+      </w:r>
+    </w:p>
+    <w:p>
+      <w:pPr>
+        <w:pStyle w:val="BodyText"/>
+      </w:pPr>
+      <w:r>
+        <w:rPr>
+          <w:rFonts w:hint="eastAsia"/>
+        </w:rPr>
+        <w:t xml:space="preserve">机器学习在查询优化领域的应用始于对传统基于成本的优化器的改进。Stillger等人较早地探索了使用机器学习技术来改进查询计划选择[18]，他们的工作表明，通过学习历史查询的执行特征，可以更准确地预测不同执行计划的性能表现。这种方法使用决策树和神经网络等算法，能够捕捉传统成本模型难以量化的复杂因素。Gladkykh</w:t>
+      </w:r>
+      <w:r>
+        <w:t xml:space="preserve"> </w:t>
+      </w:r>
+      <w:r>
+        <w:rPr>
+          <w:rFonts w:hint="eastAsia"/>
+        </w:rPr>
+        <w:t xml:space="preserve">T等人提出了一个基于检索增强生成（RAG）的Text-to-SQL框架[71]，其创新提出采用多角度嵌入与动态阈值检索方法，不仅存储SQL查询，还缓存其多种语义表示（如归一化问题、主句和实体），通过自动生成领域指令构建自然语言与数据库模式间的推理桥梁。</w:t>
+      </w:r>
+    </w:p>
+    <w:p>
+      <w:pPr>
+        <w:pStyle w:val="BodyText"/>
+      </w:pPr>
+      <w:r>
+        <w:rPr>
+          <w:rFonts w:hint="eastAsia"/>
+        </w:rPr>
+        <w:t xml:space="preserve">索引管理是另一个受益于智能优化技术的重要领域。Ding等人提出的基于强化学习的自动索引调优系统[19]代表了这一方向的重要进展。该系统能够根据工作负载的变化动态调整索引配置，在索引维护成本和查询性能提升之间寻找最优平衡点。然而，这类系统通常需要较长的学习周期才能达到稳定的性能表现。</w:t>
+      </w:r>
+    </w:p>
+    <w:p>
+      <w:pPr>
+        <w:pStyle w:val="BodyText"/>
+      </w:pPr>
+      <w:r>
+        <w:rPr>
+          <w:rFonts w:hint="eastAsia"/>
+          <w:b/>
+          <w:bCs/>
+        </w:rPr>
+        <w:t xml:space="preserve">缓存管理的智能化发展</w:t>
+      </w:r>
+    </w:p>
+    <w:p>
+      <w:pPr>
+        <w:pStyle w:val="BodyText"/>
+      </w:pPr>
+      <w:r>
+        <w:rPr>
+          <w:rFonts w:hint="eastAsia"/>
+        </w:rPr>
+        <w:t xml:space="preserve">在缓存管理领域，机器学习技术的应用主要集中在访问模式预测和缓存策略优化两个方面。Li等人的研究工作展示了如何利用时间序列分析和循环神经网络来预测数据访问模式[20]，从而实现更精准的缓存预取策略。这种方法能够显著提高缓存命中率，特别是在具有明显时间局部性的工作负载中。</w:t>
+      </w:r>
+    </w:p>
+    <w:p>
+      <w:pPr>
+        <w:pStyle w:val="BodyText"/>
+      </w:pPr>
+      <w:r>
+        <w:rPr>
+          <w:rFonts w:hint="eastAsia"/>
+        </w:rPr>
+        <w:t xml:space="preserve">缓存价值评估是智能缓存管理的另一个重要研究方向。相关研究通过构建多维特征模型，综合考虑访问频率、数据大小、计算成本等因素来评估缓存条目的价值[21]。这种方法为缓存淘汰决策提供了更科学的依据，能够在有限的缓存空间中最大化整体性能收益。</w:t>
+      </w:r>
+    </w:p>
+    <w:p>
+      <w:pPr>
+        <w:pStyle w:val="BodyText"/>
+      </w:pPr>
+      <w:r>
+        <w:rPr>
+          <w:rFonts w:hint="eastAsia"/>
+        </w:rPr>
+        <w:t xml:space="preserve">自适应参数调优技术则关注于缓存系统参数的动态优化[22]。通过在线学习算法，系统能够根据实时的负载变化和性能反馈来调整缓存大小、淘汰策略等关键参数，实现真正的自适应缓存管理。</w:t>
+      </w:r>
+    </w:p>
+    <w:p>
+      <w:pPr>
+        <w:pStyle w:val="BodyText"/>
+      </w:pPr>
+      <w:r>
+        <w:rPr>
+          <w:rFonts w:hint="eastAsia"/>
+          <w:b/>
+          <w:bCs/>
+        </w:rPr>
+        <w:t xml:space="preserve">技术发展的挑战与机遇</w:t>
+      </w:r>
+    </w:p>
+    <w:p>
+      <w:pPr>
+        <w:pStyle w:val="BodyText"/>
+      </w:pPr>
+      <w:r>
+        <w:rPr>
+          <w:rFonts w:hint="eastAsia"/>
+        </w:rPr>
+        <w:t xml:space="preserve">尽管智能优化技术在数据库系统中显示出巨大潜力，但仍面临诸多挑战。首先是模型的可解释性问题，传统的数据库管理员往往难以理解和调试基于机器学习的优化决策。其次是训练数据的质量和代表性问题，不同应用场景的工作负载特征差异很大，通用模型的效果往往有限。</w:t>
+      </w:r>
+    </w:p>
+    <w:p>
+      <w:pPr>
+        <w:pStyle w:val="BodyText"/>
+      </w:pPr>
+      <w:r>
+        <w:rPr>
+          <w:rFonts w:hint="eastAsia"/>
+        </w:rPr>
+        <w:t xml:space="preserve">在查询结果缓存的智能管理方面，现有研究相对较少，特别是对于包含复杂结构（如公用表表达式）的查询，如何设计有效的智能缓存策略仍是一个开放性问题。这为未来的研究提供了重要的发展方向和创新空间。</w:t>
+      </w:r>
+    </w:p>
+    <w:bookmarkEnd w:id="14"/>
+    <w:bookmarkStart w:id="15" w:name="小结"/>
     <w:p>
       <w:pPr>
         <w:pStyle w:val="Heading3"/>
@@ -1021,175 +1105,751 @@
           <w:rFonts w:hint="eastAsia"/>
         </w:rPr>
         <w:t xml:space="preserve">总的来说，数据库查询缓存技术的智能化、过滤机制的高效化以及复杂查询的细粒度缓存仍存在不少亟待解决的问题。只有通过深入研究并针对性地优化这些关键环节，才能有效提升数据库查询性能，满足现代高负载、复杂查询环境下对数据库系统的需求。</w:t>
-      </w:r>
-    </w:p>
-    <w:bookmarkEnd w:id="12"/>
-    <w:bookmarkEnd w:id="13"/>
-    <w:bookmarkStart w:id="14" w:name="本文研究内容"/>
-    <w:p>
-      <w:pPr>
-        <w:pStyle w:val="Heading2"/>
-      </w:pPr>
-      <w:r>
-        <w:t xml:space="preserve">1.3 </w:t>
-      </w:r>
-      <w:r>
-        <w:rPr>
-          <w:rFonts w:hint="eastAsia"/>
-        </w:rPr>
-        <w:t xml:space="preserve">本文研究内容</w:t>
-      </w:r>
-    </w:p>
-    <w:p>
-      <w:pPr>
-        <w:pStyle w:val="FirstParagraph"/>
-      </w:pPr>
-      <w:r>
-        <w:rPr>
-          <w:rFonts w:hint="eastAsia"/>
-        </w:rPr>
-        <w:t xml:space="preserve">数据库系统在现代应用环境下面临着更高的性能要求，尤其是在查询缓存效率和智能管理方面。目前的研究多集中于局部优化，缺乏系统性分析和全局性理论框架。为了解决这些问题，本文旨在从整体层面出发，针对数据库查询缓存性能的瓶颈进行深入研究，并提出一系列创新性的优化方案。本文的研究内容与创新点可以概括为以下几个方面：</w:t>
-      </w:r>
-    </w:p>
-    <w:p>
-      <w:pPr>
-        <w:pStyle w:val="BodyText"/>
-      </w:pPr>
-      <w:r>
-        <w:rPr>
-          <w:rFonts w:hint="eastAsia"/>
-        </w:rPr>
-        <w:t xml:space="preserve">研究内容一：本文提出基于布隆过滤器的动态缓存管理技术。针对数据库查询缓存的高效过滤需求，本文设计了多层次过滤架构，将缓存检索分为概率性过滤和精确匹配两个阶段。在概率性过滤阶段，采用优化的布隆过滤器实现快速的存在性检测，通过双重哈希技术和64位原子操作优化，将检测时间复杂度降低到O(k)；在精确匹配阶段，基于改进的MinHash算法生成查询结构签名，实现高效的缓存条目定位。该技术还支持复杂查询结构（如CTE）的细粒度缓存，通过语义分析和依赖关系分解，实现部分结果复用，显著提升复杂查询的执行效率。通过多维特征工程和机器学习模型，系统能够智能评估查询的缓存价值，实现自适应的缓存管理策略。</w:t>
-      </w:r>
-    </w:p>
-    <w:p>
-      <w:pPr>
-        <w:pStyle w:val="BodyText"/>
-      </w:pPr>
-      <w:r>
-        <w:rPr>
-          <w:rFonts w:hint="eastAsia"/>
-        </w:rPr>
-        <w:t xml:space="preserve">研究内容二：本文提出基于多策略融合的缓存更新与持久化技术。为了实现高效灵活的缓存管理，本文设计了多策略融合框架，将传统缓存策略（LRU、TTL）与机器学习策略有机结合，通过全局协调机制管理策略间的协作关系，避免决策冲突。在持久化方面，提出了多模式持久化方案，包括内存模式、WAL模式、物化视图模式和混合模式，根据数据特征和系统状态动态选择最优持久化策略。系统集成了神经网络预测模型和在线学习算法，能够根据查询访问模式和系统负载进行自适应优化。通过分层TTL管理、分段LRU优化和智能参数调优，该技术在保证数据一致性的同时，实现了缓存性能的显著提升。</w:t>
-      </w:r>
-    </w:p>
-    <w:p>
-      <w:pPr>
-        <w:pStyle w:val="BodyText"/>
-      </w:pPr>
-      <w:r>
-        <w:rPr>
-          <w:rFonts w:hint="eastAsia"/>
-        </w:rPr>
-        <w:t xml:space="preserve">研究内容三：本文构建了完整的智能缓存系统性能评估与优化框架。通过设计全面的实验方案，系统评估了布隆过滤器过滤技术、多策略融合缓存管理和CTE细粒度缓存的性能表现。实验涵盖了不同数据规模、查询复杂度和并发负载下的性能测试，重点分析了各技术方案对查询响应时间、缓存命中率、内存利用率和系统吞吐量的影响。通过与传统缓存方案的对比实验，验证了本文提出的技术在实际应用中的优化效果。实验结果表明，该系统能够将查询响应时间降低30-90%，系统资源利用率提升40-60%，为数据库查询性能优化提供了有效的解决方案和实践指导。</w:t>
-      </w:r>
-    </w:p>
-    <w:p>
-      <w:pPr>
-        <w:pStyle w:val="BodyText"/>
-      </w:pPr>
-      <w:r>
-        <w:rPr>
-          <w:rFonts w:hint="eastAsia"/>
-        </w:rPr>
-        <w:t xml:space="preserve">综上所述，本文通过对数据库查询缓存性能瓶颈的系统性分析，提出了高效的过滤机制、智能的管理策略和细粒度的缓存技术。这些创新性研究为数据库查询性能的提升提供了新的思路和方法，并为相关领域的应用优化和研究提供了理论依据和实践指导。</w:t>
-      </w:r>
-    </w:p>
-    <w:bookmarkEnd w:id="14"/>
-    <w:bookmarkStart w:id="15" w:name="论文组织结构"/>
-    <w:p>
-      <w:pPr>
-        <w:pStyle w:val="Heading2"/>
-      </w:pPr>
-      <w:r>
-        <w:t xml:space="preserve">1.4 </w:t>
-      </w:r>
-      <w:r>
-        <w:rPr>
-          <w:rFonts w:hint="eastAsia"/>
-        </w:rPr>
-        <w:t xml:space="preserve">论文组织结构</w:t>
-      </w:r>
-    </w:p>
-    <w:p>
-      <w:pPr>
-        <w:pStyle w:val="FirstParagraph"/>
-      </w:pPr>
-      <w:r>
-        <w:rPr>
-          <w:rFonts w:hint="eastAsia"/>
-        </w:rPr>
-        <w:t xml:space="preserve">本文主要研究数据库查询缓存的智能优化技术，共分为六个章节，具体的组织结构如下：</w:t>
-      </w:r>
-    </w:p>
-    <w:p>
-      <w:pPr>
-        <w:pStyle w:val="BodyText"/>
-      </w:pPr>
-      <w:r>
-        <w:rPr>
-          <w:rFonts w:hint="eastAsia"/>
-        </w:rPr>
-        <w:t xml:space="preserve">第一章：介绍了课题的研究背景与意义，对数据库查询缓存技术的相关工作进行了整理与分析，并说明了本文的研究内容与章节安排。</w:t>
-      </w:r>
-    </w:p>
-    <w:p>
-      <w:pPr>
-        <w:pStyle w:val="BodyText"/>
-      </w:pPr>
-      <w:r>
-        <w:rPr>
-          <w:rFonts w:hint="eastAsia"/>
-        </w:rPr>
-        <w:t xml:space="preserve">第二章：介绍了数据库查询处理流程与缓存管理机制，重点讨论了布隆过滤器的理论基础、机器学习在数据库中的应用以及CTE技术的原理与优化方法。</w:t>
-      </w:r>
-    </w:p>
-    <w:p>
-      <w:pPr>
-        <w:pStyle w:val="BodyText"/>
-      </w:pPr>
-      <w:r>
-        <w:rPr>
-          <w:rFonts w:hint="eastAsia"/>
-        </w:rPr>
-        <w:t xml:space="preserve">第三章：提出了基于布隆过滤器的动态缓存管理技术，详细介绍了多层次过滤架构的设计原理，包括优化的布隆过滤器实现、改进的MinHash签名生成算法、以及支持CTE等复杂查询结构的细粒度缓存策略，并探讨了机器学习特征工程在缓存价值评估中的应用。</w:t>
-      </w:r>
-    </w:p>
-    <w:p>
-      <w:pPr>
-        <w:pStyle w:val="BodyText"/>
-      </w:pPr>
-      <w:r>
-        <w:rPr>
-          <w:rFonts w:hint="eastAsia"/>
-        </w:rPr>
-        <w:t xml:space="preserve">第四章：提出了基于多策略融合的缓存更新与持久化技术，介绍了多策略协调机制的设计，包括传统策略与机器学习策略的融合框架、神经网络预测模型的实现、以及多模式持久化方案（内存、WAL、物化视图、混合模式）的动态选择策略，实现了智能化的缓存管理和数据持久化。</w:t>
-      </w:r>
-    </w:p>
-    <w:p>
-      <w:pPr>
-        <w:pStyle w:val="BodyText"/>
-      </w:pPr>
-      <w:r>
-        <w:rPr>
-          <w:rFonts w:hint="eastAsia"/>
-        </w:rPr>
-        <w:t xml:space="preserve">第五章：通过全面的实验评估了基于布隆过滤器的动态缓存管理技术和多策略融合的缓存更新技术的性能表现，重点分析了不同数据规模、查询复杂度和并发负载下的系统性能，验证了各技术方案在查询响应时间、缓存命中率、资源利用率等方面的优化效果，并与传统缓存方案进行了详细的对比分析。</w:t>
-      </w:r>
-    </w:p>
-    <w:p>
-      <w:pPr>
-        <w:pStyle w:val="BodyText"/>
-      </w:pPr>
-      <w:r>
-        <w:rPr>
-          <w:rFonts w:hint="eastAsia"/>
-        </w:rPr>
-        <w:t xml:space="preserve">第六章：对本文的工作进行总结，分析本文的贡献以及尚未解决的问题，同时对下一步工作进行展望。</w:t>
       </w:r>
     </w:p>
     <w:bookmarkEnd w:id="15"/>
     <w:bookmarkEnd w:id="16"/>
+    <w:bookmarkStart w:id="17" w:name="本文研究内容"/>
+    <w:p>
+      <w:pPr>
+        <w:pStyle w:val="Heading2"/>
+      </w:pPr>
+      <w:r>
+        <w:t xml:space="preserve">1.3 </w:t>
+      </w:r>
+      <w:r>
+        <w:rPr>
+          <w:rFonts w:hint="eastAsia"/>
+        </w:rPr>
+        <w:t xml:space="preserve">本文研究内容</w:t>
+      </w:r>
+    </w:p>
+    <w:p>
+      <w:pPr>
+        <w:pStyle w:val="FirstParagraph"/>
+      </w:pPr>
+      <w:r>
+        <w:rPr>
+          <w:rFonts w:hint="eastAsia"/>
+        </w:rPr>
+        <w:t xml:space="preserve">数据库系统在现代应用环境下面临着更高的性能要求，尤其是在查询缓存效率和智能管理方面。目前的研究多集中于局部优化，缺乏系统性分析和全局性理论框架。为了解决这些问题，本文旨在从整体层面出发，针对数据库查询缓存性能的瓶颈进行深入研究，并提出一系列创新性的优化方案。本文的研究内容与创新点可以概括为以下几个方面：</w:t>
+      </w:r>
+    </w:p>
+    <w:p>
+      <w:pPr>
+        <w:pStyle w:val="BodyText"/>
+      </w:pPr>
+      <w:r>
+        <w:rPr>
+          <w:rFonts w:hint="eastAsia"/>
+        </w:rPr>
+        <w:t xml:space="preserve">研究内容一：本文提出基于布隆过滤器的动态缓存管理技术。针对数据库查询缓存的高效过滤需求，本文设计了多层次过滤架构，将缓存检索分为概率性过滤和精确匹配两个阶段。在概率性过滤阶段，采用优化的布隆过滤器实现快速的存在性检测，通过双重哈希技术和高效位操作优化，将检测时间复杂度降低到O(k)；在精确匹配阶段，基于SQL语句标准化算法生成查询结构签名，实现高效的缓存条目定位。该技术还支持复杂查询结构（如CTE）的细粒度缓存，通过语义分析和依赖关系分解，实现部分结果复用，显著提升复杂查询的执行效率。通过多维特征工程和机器学习模型，系统能够智能评估查询的缓存价值，实现自适应的缓存管理策略。</w:t>
+      </w:r>
+    </w:p>
+    <w:p>
+      <w:pPr>
+        <w:pStyle w:val="BodyText"/>
+      </w:pPr>
+      <w:r>
+        <w:rPr>
+          <w:rFonts w:hint="eastAsia"/>
+        </w:rPr>
+        <w:t xml:space="preserve">研究内容二：本文提出基于多策略融合的智能缓存替换策略。为了实现高效灵活的缓存管理，本文设计了多策略融合框架，将传统缓存策略（LRU、TTL）与机器学习策略有机结合，通过全局协调机制管理策略间的协作关系，避免决策冲突。系统集成了线性回归预测模型和在线学习算法，能够根据查询访问模式和系统负载进行自适应优化。通过动态TTL计算、分层LRU优化和智能参数调优，该技术在保证数据一致性的同时，实现了缓存性能的显著提升。</w:t>
+      </w:r>
+    </w:p>
+    <w:p>
+      <w:pPr>
+        <w:pStyle w:val="SourceCode"/>
+      </w:pPr>
+      <w:r>
+        <w:rPr>
+          <w:rStyle w:val="VerbatimChar"/>
+        </w:rPr>
+        <w:t xml:space="preserve">graph TB</w:t>
+      </w:r>
+      <w:r>
+        <w:br/>
+      </w:r>
+      <w:r>
+        <w:rPr>
+          <w:rStyle w:val="VerbatimChar"/>
+        </w:rPr>
+        <w:t xml:space="preserve">    subgraph </w:t>
+      </w:r>
+      <w:r>
+        <w:rPr>
+          <w:rStyle w:val="VerbatimChar"/>
+          <w:rFonts w:hint="eastAsia"/>
+        </w:rPr>
+        <w:t xml:space="preserve">"本文技术方案整体架构"</w:t>
+      </w:r>
+      <w:r>
+        <w:br/>
+      </w:r>
+      <w:r>
+        <w:rPr>
+          <w:rStyle w:val="VerbatimChar"/>
+        </w:rPr>
+        <w:t xml:space="preserve">        subgraph </w:t>
+      </w:r>
+      <w:r>
+        <w:rPr>
+          <w:rStyle w:val="VerbatimChar"/>
+          <w:rFonts w:hint="eastAsia"/>
+        </w:rPr>
+        <w:t xml:space="preserve">"核心技术层"</w:t>
+      </w:r>
+      <w:r>
+        <w:br/>
+      </w:r>
+      <w:r>
+        <w:rPr>
+          <w:rStyle w:val="VerbatimChar"/>
+        </w:rPr>
+        <w:t xml:space="preserve">            </w:t>
+      </w:r>
+      <w:r>
+        <w:rPr>
+          <w:rStyle w:val="VerbatimChar"/>
+          <w:rFonts w:hint="eastAsia"/>
+        </w:rPr>
+        <w:t xml:space="preserve">A1[布隆过滤器优化技术]</w:t>
+      </w:r>
+      <w:r>
+        <w:br/>
+      </w:r>
+      <w:r>
+        <w:rPr>
+          <w:rStyle w:val="VerbatimChar"/>
+        </w:rPr>
+        <w:t xml:space="preserve">            </w:t>
+      </w:r>
+      <w:r>
+        <w:rPr>
+          <w:rStyle w:val="VerbatimChar"/>
+          <w:rFonts w:hint="eastAsia"/>
+        </w:rPr>
+        <w:t xml:space="preserve">A2[动态缓存管理]</w:t>
+      </w:r>
+      <w:r>
+        <w:br/>
+      </w:r>
+      <w:r>
+        <w:rPr>
+          <w:rStyle w:val="VerbatimChar"/>
+        </w:rPr>
+        <w:t xml:space="preserve">            </w:t>
+      </w:r>
+      <w:r>
+        <w:rPr>
+          <w:rStyle w:val="VerbatimChar"/>
+          <w:rFonts w:hint="eastAsia"/>
+        </w:rPr>
+        <w:t xml:space="preserve">A3[持久化存储]</w:t>
+      </w:r>
+      <w:r>
+        <w:br/>
+      </w:r>
+      <w:r>
+        <w:rPr>
+          <w:rStyle w:val="VerbatimChar"/>
+        </w:rPr>
+        <w:t xml:space="preserve">        end</w:t>
+      </w:r>
+      <w:r>
+        <w:br/>
+      </w:r>
+      <w:r>
+        <w:rPr>
+          <w:rStyle w:val="VerbatimChar"/>
+        </w:rPr>
+        <w:t xml:space="preserve">        </w:t>
+      </w:r>
+      <w:r>
+        <w:br/>
+      </w:r>
+      <w:r>
+        <w:rPr>
+          <w:rStyle w:val="VerbatimChar"/>
+        </w:rPr>
+        <w:t xml:space="preserve">        subgraph </w:t>
+      </w:r>
+      <w:r>
+        <w:rPr>
+          <w:rStyle w:val="VerbatimChar"/>
+          <w:rFonts w:hint="eastAsia"/>
+        </w:rPr>
+        <w:t xml:space="preserve">"系统架构层"</w:t>
+      </w:r>
+      <w:r>
+        <w:br/>
+      </w:r>
+      <w:r>
+        <w:rPr>
+          <w:rStyle w:val="VerbatimChar"/>
+        </w:rPr>
+        <w:t xml:space="preserve">            </w:t>
+      </w:r>
+      <w:r>
+        <w:rPr>
+          <w:rStyle w:val="VerbatimChar"/>
+          <w:rFonts w:hint="eastAsia"/>
+        </w:rPr>
+        <w:t xml:space="preserve">B1[查询解析与标准化&lt;br</w:t>
+      </w:r>
+      <w:r>
+        <w:rPr>
+          <w:rStyle w:val="VerbatimChar"/>
+        </w:rPr>
+        <w:t xml:space="preserve"> </w:t>
+      </w:r>
+      <w:r>
+        <w:rPr>
+          <w:rStyle w:val="VerbatimChar"/>
+          <w:rFonts w:hint="eastAsia"/>
+        </w:rPr>
+        <w:t xml:space="preserve">/&gt;多层过滤架构&lt;br/&gt;支持复杂查询&lt;br/&gt;CTE细粒度缓存]</w:t>
+      </w:r>
+      <w:r>
+        <w:br/>
+      </w:r>
+      <w:r>
+        <w:rPr>
+          <w:rStyle w:val="VerbatimChar"/>
+        </w:rPr>
+        <w:t xml:space="preserve">            </w:t>
+      </w:r>
+      <w:r>
+        <w:rPr>
+          <w:rStyle w:val="VerbatimChar"/>
+          <w:rFonts w:hint="eastAsia"/>
+        </w:rPr>
+        <w:t xml:space="preserve">B2[智能缓存策略]</w:t>
+      </w:r>
+      <w:r>
+        <w:br/>
+      </w:r>
+      <w:r>
+        <w:rPr>
+          <w:rStyle w:val="VerbatimChar"/>
+        </w:rPr>
+        <w:t xml:space="preserve">            </w:t>
+      </w:r>
+      <w:r>
+        <w:rPr>
+          <w:rStyle w:val="VerbatimChar"/>
+          <w:rFonts w:hint="eastAsia"/>
+        </w:rPr>
+        <w:t xml:space="preserve">B3[持久化存储管理]</w:t>
+      </w:r>
+      <w:r>
+        <w:br/>
+      </w:r>
+      <w:r>
+        <w:rPr>
+          <w:rStyle w:val="VerbatimChar"/>
+        </w:rPr>
+        <w:t xml:space="preserve">        end</w:t>
+      </w:r>
+      <w:r>
+        <w:br/>
+      </w:r>
+      <w:r>
+        <w:rPr>
+          <w:rStyle w:val="VerbatimChar"/>
+        </w:rPr>
+        <w:t xml:space="preserve">        </w:t>
+      </w:r>
+      <w:r>
+        <w:br/>
+      </w:r>
+      <w:r>
+        <w:rPr>
+          <w:rStyle w:val="VerbatimChar"/>
+        </w:rPr>
+        <w:t xml:space="preserve">        subgraph </w:t>
+      </w:r>
+      <w:r>
+        <w:rPr>
+          <w:rStyle w:val="VerbatimChar"/>
+          <w:rFonts w:hint="eastAsia"/>
+        </w:rPr>
+        <w:t xml:space="preserve">"应用效果层"</w:t>
+      </w:r>
+      <w:r>
+        <w:br/>
+      </w:r>
+      <w:r>
+        <w:rPr>
+          <w:rStyle w:val="VerbatimChar"/>
+        </w:rPr>
+        <w:t xml:space="preserve">            </w:t>
+      </w:r>
+      <w:r>
+        <w:rPr>
+          <w:rStyle w:val="VerbatimChar"/>
+          <w:rFonts w:hint="eastAsia"/>
+        </w:rPr>
+        <w:t xml:space="preserve">C1[查询响应时间降低]</w:t>
+      </w:r>
+      <w:r>
+        <w:br/>
+      </w:r>
+      <w:r>
+        <w:rPr>
+          <w:rStyle w:val="VerbatimChar"/>
+        </w:rPr>
+        <w:t xml:space="preserve">            </w:t>
+      </w:r>
+      <w:r>
+        <w:rPr>
+          <w:rStyle w:val="VerbatimChar"/>
+          <w:rFonts w:hint="eastAsia"/>
+        </w:rPr>
+        <w:t xml:space="preserve">C2[缓存命中率提升]</w:t>
+      </w:r>
+      <w:r>
+        <w:br/>
+      </w:r>
+      <w:r>
+        <w:rPr>
+          <w:rStyle w:val="VerbatimChar"/>
+        </w:rPr>
+        <w:t xml:space="preserve">            </w:t>
+      </w:r>
+      <w:r>
+        <w:rPr>
+          <w:rStyle w:val="VerbatimChar"/>
+          <w:rFonts w:hint="eastAsia"/>
+        </w:rPr>
+        <w:t xml:space="preserve">C3[支持重新加载&lt;br</w:t>
+      </w:r>
+      <w:r>
+        <w:rPr>
+          <w:rStyle w:val="VerbatimChar"/>
+        </w:rPr>
+        <w:t xml:space="preserve"> </w:t>
+      </w:r>
+      <w:r>
+        <w:rPr>
+          <w:rStyle w:val="VerbatimChar"/>
+          <w:rFonts w:hint="eastAsia"/>
+        </w:rPr>
+        <w:t xml:space="preserve">/&gt;缓存不丢失&lt;br</w:t>
+      </w:r>
+      <w:r>
+        <w:rPr>
+          <w:rStyle w:val="VerbatimChar"/>
+        </w:rPr>
+        <w:t xml:space="preserve"> </w:t>
+      </w:r>
+      <w:r>
+        <w:rPr>
+          <w:rStyle w:val="VerbatimChar"/>
+          <w:rFonts w:hint="eastAsia"/>
+        </w:rPr>
+        <w:t xml:space="preserve">/&gt;系统资源利用率提升]</w:t>
+      </w:r>
+      <w:r>
+        <w:br/>
+      </w:r>
+      <w:r>
+        <w:rPr>
+          <w:rStyle w:val="VerbatimChar"/>
+        </w:rPr>
+        <w:t xml:space="preserve">        end</w:t>
+      </w:r>
+      <w:r>
+        <w:br/>
+      </w:r>
+      <w:r>
+        <w:rPr>
+          <w:rStyle w:val="VerbatimChar"/>
+        </w:rPr>
+        <w:t xml:space="preserve">        </w:t>
+      </w:r>
+      <w:r>
+        <w:br/>
+      </w:r>
+      <w:r>
+        <w:rPr>
+          <w:rStyle w:val="VerbatimChar"/>
+        </w:rPr>
+        <w:t xml:space="preserve">        A1 --&gt; B1</w:t>
+      </w:r>
+      <w:r>
+        <w:br/>
+      </w:r>
+      <w:r>
+        <w:rPr>
+          <w:rStyle w:val="VerbatimChar"/>
+        </w:rPr>
+        <w:t xml:space="preserve">        A2 --&gt; B2</w:t>
+      </w:r>
+      <w:r>
+        <w:br/>
+      </w:r>
+      <w:r>
+        <w:rPr>
+          <w:rStyle w:val="VerbatimChar"/>
+        </w:rPr>
+        <w:t xml:space="preserve">        A3 --&gt; B3</w:t>
+      </w:r>
+      <w:r>
+        <w:br/>
+      </w:r>
+      <w:r>
+        <w:rPr>
+          <w:rStyle w:val="VerbatimChar"/>
+        </w:rPr>
+        <w:t xml:space="preserve">        </w:t>
+      </w:r>
+      <w:r>
+        <w:br/>
+      </w:r>
+      <w:r>
+        <w:rPr>
+          <w:rStyle w:val="VerbatimChar"/>
+        </w:rPr>
+        <w:t xml:space="preserve">        B1 --&gt; C1</w:t>
+      </w:r>
+      <w:r>
+        <w:br/>
+      </w:r>
+      <w:r>
+        <w:rPr>
+          <w:rStyle w:val="VerbatimChar"/>
+        </w:rPr>
+        <w:t xml:space="preserve">        B2 --&gt; C2</w:t>
+      </w:r>
+      <w:r>
+        <w:br/>
+      </w:r>
+      <w:r>
+        <w:rPr>
+          <w:rStyle w:val="VerbatimChar"/>
+        </w:rPr>
+        <w:t xml:space="preserve">        B3 --&gt; C3</w:t>
+      </w:r>
+      <w:r>
+        <w:br/>
+      </w:r>
+      <w:r>
+        <w:rPr>
+          <w:rStyle w:val="VerbatimChar"/>
+        </w:rPr>
+        <w:t xml:space="preserve">        </w:t>
+      </w:r>
+      <w:r>
+        <w:br/>
+      </w:r>
+      <w:r>
+        <w:rPr>
+          <w:rStyle w:val="VerbatimChar"/>
+        </w:rPr>
+        <w:t xml:space="preserve">        subgraph </w:t>
+      </w:r>
+      <w:r>
+        <w:rPr>
+          <w:rStyle w:val="VerbatimChar"/>
+          <w:rFonts w:hint="eastAsia"/>
+        </w:rPr>
+        <w:t xml:space="preserve">"技术创新点"</w:t>
+      </w:r>
+      <w:r>
+        <w:br/>
+      </w:r>
+      <w:r>
+        <w:rPr>
+          <w:rStyle w:val="VerbatimChar"/>
+        </w:rPr>
+        <w:t xml:space="preserve">            </w:t>
+      </w:r>
+      <w:r>
+        <w:rPr>
+          <w:rStyle w:val="VerbatimChar"/>
+          <w:rFonts w:hint="eastAsia"/>
+        </w:rPr>
+        <w:t xml:space="preserve">D1[SQL/CTE哈希优化&lt;br/&gt;64位原子操作&lt;br/&gt;CTE结构分解]</w:t>
+      </w:r>
+      <w:r>
+        <w:br/>
+      </w:r>
+      <w:r>
+        <w:rPr>
+          <w:rStyle w:val="VerbatimChar"/>
+        </w:rPr>
+        <w:t xml:space="preserve">            </w:t>
+      </w:r>
+      <w:r>
+        <w:rPr>
+          <w:rStyle w:val="VerbatimChar"/>
+          <w:rFonts w:hint="eastAsia"/>
+        </w:rPr>
+        <w:t xml:space="preserve">D2[在线学习算法&lt;br/&gt;自适应参数调优&lt;br/&gt;多策略融合]</w:t>
+      </w:r>
+      <w:r>
+        <w:br/>
+      </w:r>
+      <w:r>
+        <w:rPr>
+          <w:rStyle w:val="VerbatimChar"/>
+        </w:rPr>
+        <w:t xml:space="preserve">            </w:t>
+      </w:r>
+      <w:r>
+        <w:rPr>
+          <w:rStyle w:val="VerbatimChar"/>
+          <w:rFonts w:hint="eastAsia"/>
+        </w:rPr>
+        <w:t xml:space="preserve">D3[混合持久化策略&lt;br/&gt;跨进程缓存共享&lt;br/&gt;智能存储选择]</w:t>
+      </w:r>
+      <w:r>
+        <w:br/>
+      </w:r>
+      <w:r>
+        <w:rPr>
+          <w:rStyle w:val="VerbatimChar"/>
+        </w:rPr>
+        <w:t xml:space="preserve">        end</w:t>
+      </w:r>
+      <w:r>
+        <w:br/>
+      </w:r>
+      <w:r>
+        <w:rPr>
+          <w:rStyle w:val="VerbatimChar"/>
+        </w:rPr>
+        <w:t xml:space="preserve">        </w:t>
+      </w:r>
+      <w:r>
+        <w:br/>
+      </w:r>
+      <w:r>
+        <w:rPr>
+          <w:rStyle w:val="VerbatimChar"/>
+        </w:rPr>
+        <w:t xml:space="preserve">        A1 -.-&gt; D1</w:t>
+      </w:r>
+      <w:r>
+        <w:br/>
+      </w:r>
+      <w:r>
+        <w:rPr>
+          <w:rStyle w:val="VerbatimChar"/>
+        </w:rPr>
+        <w:t xml:space="preserve">        A2 -.-&gt; D2</w:t>
+      </w:r>
+      <w:r>
+        <w:br/>
+      </w:r>
+      <w:r>
+        <w:rPr>
+          <w:rStyle w:val="VerbatimChar"/>
+        </w:rPr>
+        <w:t xml:space="preserve">        A3 -.-&gt; D3</w:t>
+      </w:r>
+      <w:r>
+        <w:br/>
+      </w:r>
+      <w:r>
+        <w:rPr>
+          <w:rStyle w:val="VerbatimChar"/>
+        </w:rPr>
+        <w:t xml:space="preserve">    end</w:t>
+      </w:r>
+      <w:r>
+        <w:br/>
+      </w:r>
+      <w:r>
+        <w:rPr>
+          <w:rStyle w:val="VerbatimChar"/>
+        </w:rPr>
+        <w:t xml:space="preserve">    </w:t>
+      </w:r>
+      <w:r>
+        <w:br/>
+      </w:r>
+      <w:r>
+        <w:rPr>
+          <w:rStyle w:val="VerbatimChar"/>
+        </w:rPr>
+        <w:t xml:space="preserve">    style A1 fill:#e3f2fd</w:t>
+      </w:r>
+      <w:r>
+        <w:br/>
+      </w:r>
+      <w:r>
+        <w:rPr>
+          <w:rStyle w:val="VerbatimChar"/>
+        </w:rPr>
+        <w:t xml:space="preserve">    style A2 fill:#e8f5e8</w:t>
+      </w:r>
+      <w:r>
+        <w:br/>
+      </w:r>
+      <w:r>
+        <w:rPr>
+          <w:rStyle w:val="VerbatimChar"/>
+        </w:rPr>
+        <w:t xml:space="preserve">    style A3 fill:#fff3e0</w:t>
+      </w:r>
+      <w:r>
+        <w:br/>
+      </w:r>
+      <w:r>
+        <w:rPr>
+          <w:rStyle w:val="VerbatimChar"/>
+        </w:rPr>
+        <w:t xml:space="preserve">    style C1 fill:#ffebee</w:t>
+      </w:r>
+      <w:r>
+        <w:br/>
+      </w:r>
+      <w:r>
+        <w:rPr>
+          <w:rStyle w:val="VerbatimChar"/>
+        </w:rPr>
+        <w:t xml:space="preserve">    style C2 fill:#e0f2f1</w:t>
+      </w:r>
+      <w:r>
+        <w:br/>
+      </w:r>
+      <w:r>
+        <w:rPr>
+          <w:rStyle w:val="VerbatimChar"/>
+        </w:rPr>
+        <w:t xml:space="preserve">    style C3 fill:#fef7e0</w:t>
+      </w:r>
+    </w:p>
+    <w:p>
+      <w:pPr>
+        <w:pStyle w:val="FirstParagraph"/>
+      </w:pPr>
+      <w:r>
+        <w:rPr>
+          <w:rFonts w:hint="eastAsia"/>
+        </w:rPr>
+        <w:t xml:space="preserve">研究内容三：本文提出持久化存储技术，确保缓存数据的可靠性和高效访问。针对缓存数据可靠性和跨进程共享的技术挑战，本文设计了多模式持久化方案，包括内存模式、WAL模式、物化视图模式和混合模式，根据数据特征和系统状态动态选择最优持久化策略。同时，创新性地开发了基于文件系统的跨进程缓存共享机制，通过内存映射、一致性保证和性能优化等技术，彻底解决了多进程环境下缓存失效的技术难题，实现了264倍的平均加速比和99.61%的性能提升。该技术为整个智能缓存管理解决方案提供了强大的存储支撑。</w:t>
+      </w:r>
+    </w:p>
+    <w:p>
+      <w:pPr>
+        <w:pStyle w:val="BodyText"/>
+      </w:pPr>
+      <w:r>
+        <w:rPr>
+          <w:rFonts w:hint="eastAsia"/>
+        </w:rPr>
+        <w:t xml:space="preserve">综上所述，本文通过对数据库查询缓存性能瓶颈的系统性分析，提出了高效的过滤机制、智能的管理策略和细粒度的缓存技术。这些创新性研究为数据库查询性能的提升提供了新的思路和方法，并为相关领域的应用优化和研究提供了理论依据和实践指导。</w:t>
+      </w:r>
+    </w:p>
+    <w:bookmarkEnd w:id="17"/>
+    <w:bookmarkStart w:id="18" w:name="论文组织结构"/>
+    <w:p>
+      <w:pPr>
+        <w:pStyle w:val="Heading2"/>
+      </w:pPr>
+      <w:r>
+        <w:t xml:space="preserve">1.4 </w:t>
+      </w:r>
+      <w:r>
+        <w:rPr>
+          <w:rFonts w:hint="eastAsia"/>
+        </w:rPr>
+        <w:t xml:space="preserve">论文组织结构</w:t>
+      </w:r>
+    </w:p>
+    <w:p>
+      <w:pPr>
+        <w:pStyle w:val="FirstParagraph"/>
+      </w:pPr>
+      <w:r>
+        <w:rPr>
+          <w:rFonts w:hint="eastAsia"/>
+        </w:rPr>
+        <w:t xml:space="preserve">本文主要研究数据库查询缓存的智能优化技术，共分为七个章节，具体的组织结构如下：</w:t>
+      </w:r>
+    </w:p>
+    <w:p>
+      <w:pPr>
+        <w:pStyle w:val="BodyText"/>
+      </w:pPr>
+      <w:r>
+        <w:rPr>
+          <w:rFonts w:hint="eastAsia"/>
+        </w:rPr>
+        <w:t xml:space="preserve">第一章：介绍了课题的研究背景与意义，对数据库查询缓存技术的相关工作进行了整理与分析，并说明了本文的研究内容与章节安排。</w:t>
+      </w:r>
+    </w:p>
+    <w:p>
+      <w:pPr>
+        <w:pStyle w:val="BodyText"/>
+      </w:pPr>
+      <w:r>
+        <w:rPr>
+          <w:rFonts w:hint="eastAsia"/>
+        </w:rPr>
+        <w:t xml:space="preserve">第二章：介绍了数据库查询处理流程与缓存管理机制，重点讨论了布隆过滤器的理论基础、机器学习在数据库中的应用以及CTE技术的原理与优化方法。</w:t>
+      </w:r>
+    </w:p>
+    <w:p>
+      <w:pPr>
+        <w:pStyle w:val="BodyText"/>
+      </w:pPr>
+      <w:r>
+        <w:rPr>
+          <w:rFonts w:hint="eastAsia"/>
+        </w:rPr>
+        <w:t xml:space="preserve">第三章：提出了基于布隆过滤器的动态缓存管理技术，详细介绍了多层次过滤架构的设计原理，包括优化的布隆过滤器实现、改进的MinHash签名生成算法、以及支持CTE等复杂查询结构的细粒度缓存策略，并探讨了机器学习特征工程在缓存价值评估中的应用。</w:t>
+      </w:r>
+    </w:p>
+    <w:p>
+      <w:pPr>
+        <w:pStyle w:val="BodyText"/>
+      </w:pPr>
+      <w:r>
+        <w:rPr>
+          <w:rFonts w:hint="eastAsia"/>
+        </w:rPr>
+        <w:t xml:space="preserve">第四章：提出了基于多策略融合的智能缓存替换策略，介绍了多策略协调机制的设计，包括传统策略与机器学习策略的融合框架、神经网络预测模型的实现，以及LRU、TTL、混合策略和机器学习策略的具体实现，实现了智能化的缓存管理。</w:t>
+      </w:r>
+    </w:p>
+    <w:p>
+      <w:pPr>
+        <w:pStyle w:val="BodyText"/>
+      </w:pPr>
+      <w:r>
+        <w:rPr>
+          <w:rFonts w:hint="eastAsia"/>
+        </w:rPr>
+        <w:t xml:space="preserve">第五章：提出了持久化存储技术，详细介绍了多模式持久化方案（内存、WAL、物化视图、混合模式）的动态选择策略，以及跨进程缓存共享机制的设计与实现，确保了缓存数据的可靠性和高效访问。</w:t>
+      </w:r>
+    </w:p>
+    <w:p>
+      <w:pPr>
+        <w:pStyle w:val="BodyText"/>
+      </w:pPr>
+      <w:r>
+        <w:rPr>
+          <w:rFonts w:hint="eastAsia"/>
+        </w:rPr>
+        <w:t xml:space="preserve">第六章：通过全面的实验评估了基于布隆过滤器的动态缓存管理技术、智能缓存替换策略和持久化存储技术的性能表现，重点分析了不同数据规模、查询复杂度和并发负载下的系统性能，验证了各技术方案在查询响应时间、缓存命中率、资源利用率等方面的优化效果，并与传统缓存方案进行了详细的对比分析。</w:t>
+      </w:r>
+    </w:p>
+    <w:p>
+      <w:pPr>
+        <w:pStyle w:val="BodyText"/>
+      </w:pPr>
+      <w:r>
+        <w:rPr>
+          <w:rFonts w:hint="eastAsia"/>
+        </w:rPr>
+        <w:t xml:space="preserve">第七章：对本文的工作进行总结，分析本文的贡献以及尚未解决的问题，同时对下一步工作进行展望。</w:t>
+      </w:r>
+    </w:p>
+    <w:bookmarkEnd w:id="18"/>
+    <w:bookmarkEnd w:id="19"/>
     <w:sectPr>
       <w:footnotePr>
         <w:numRestart w:val="eachSect"/>
